--- a/QuickTerminal_Validation_Notes.docx
+++ b/QuickTerminal_Validation_Notes.docx
@@ -29,7 +29,7 @@
           <w:sz w:val="20"/>
           <w:szCs w:val="20"/>
         </w:rPr>
-        <w:t xml:space="preserve">QuickTerminal Quick Start Guide Version 1.3 (Draft). 22 items, all Open. Nothing below is confirmed product behaviour. Each item is marked in the review PDF and Word file with a VN tag next to the statement it relates to. Tags stay until the item is confirmed.</w:t>
+        <w:t xml:space="preserve">QuickTerminal Quick Start Guide Version 1.4 (Draft). 24 items: 4 verified by a supplied screenshot, 7 partly verified, 13 open. Items marked verified are confirmed only by the supplied screenshots, not by the product owner. Open and partly verified items carry a VN tag in the review PDF and Word file, next to the statement or at the top right of the screenshot they relate to. Tags stay until the item is confirmed.</w:t>
       </w:r>
     </w:p>
     <w:p>
@@ -74,7 +74,7 @@
           <w:sz w:val="18"/>
           <w:szCs w:val="18"/>
         </w:rPr>
-        <w:t xml:space="preserve">High priority: VN1, VN3, VN5, VN7, VN8, VN12, VN15, VN19. Resolve these first. The single most useful capture is V1 (the expanded Transactions and Reports menu) in the Screenshot Capture Checklist.</w:t>
+        <w:t xml:space="preserve">High priority: VN1, VN3, VN5, VN7, VN8, VN12, VN15, VN19. Resolve these first. The most useful remaining captures are V1b (the menu for a credit card and bank account user) and the PayTo pending and approved screens (V2, V3) in the Screenshot Capture Checklist.</w:t>
       </w:r>
     </w:p>
     <w:p>
@@ -103,7 +103,7 @@
         </w:numPr>
         <w:spacing w:after="100" w:before="0"/>
       </w:pPr>
-      <w:hyperlink w:history="1" r:id="rIdrfwpcexxw4tihaamqbp8v">
+      <w:hyperlink w:history="1" r:id="rIdbotnt4slhyrzf9zsj0kxn">
         <w:r>
           <w:rPr>
             <w:rFonts w:ascii="Arial" w:cs="Arial" w:eastAsia="Arial" w:hAnsi="Arial"/>
@@ -125,7 +125,7 @@
         </w:numPr>
         <w:spacing w:after="100" w:before="0"/>
       </w:pPr>
-      <w:hyperlink w:history="1" r:id="rIdbs-_x6zvso_ccyfakc2wj">
+      <w:hyperlink w:history="1" r:id="rId5pkjla2ta_3ixgred88tb">
         <w:r>
           <w:rPr>
             <w:rFonts w:ascii="Arial" w:cs="Arial" w:eastAsia="Arial" w:hAnsi="Arial"/>
@@ -147,7 +147,7 @@
         </w:numPr>
         <w:spacing w:after="100" w:before="0"/>
       </w:pPr>
-      <w:hyperlink w:history="1" r:id="rIdy7f5dvkhljc3wz2-ereqk">
+      <w:hyperlink w:history="1" r:id="rIdpzhnxovza9lm2bsfatnvo">
         <w:r>
           <w:rPr>
             <w:rFonts w:ascii="Arial" w:cs="Arial" w:eastAsia="Arial" w:hAnsi="Arial"/>
@@ -217,7 +217,7 @@
     </w:p>
     <w:tbl>
       <w:tblPr>
-        <w:tblW w:type="dxa" w:w="15400"/>
+        <w:tblW w:type="dxa" w:w="15530"/>
         <w:tblBorders>
           <w:top w:val="single" w:color="auto" w:sz="4"/>
           <w:left w:val="single" w:color="auto" w:sz="4"/>
@@ -233,11 +233,11 @@
         <w:gridCol w:w="800"/>
         <w:gridCol w:w="1750"/>
         <w:gridCol w:w="1350"/>
-        <w:gridCol w:w="3000"/>
-        <w:gridCol w:w="4000"/>
+        <w:gridCol w:w="2800"/>
+        <w:gridCol w:w="3900"/>
         <w:gridCol w:w="2300"/>
-        <w:gridCol w:w="900"/>
-        <w:gridCol w:w="620"/>
+        <w:gridCol w:w="850"/>
+        <w:gridCol w:w="1100"/>
       </w:tblGrid>
       <w:tr>
         <w:trPr>
@@ -382,7 +382,7 @@
         </w:tc>
         <w:tc>
           <w:tcPr>
-            <w:tcW w:type="dxa" w:w="3000"/>
+            <w:tcW w:type="dxa" w:w="2800"/>
             <w:tcBorders>
               <w:top w:val="single" w:color="DEDEE1" w:sz="4"/>
               <w:left w:val="single" w:color="DEDEE1" w:sz="4"/>
@@ -416,7 +416,7 @@
         </w:tc>
         <w:tc>
           <w:tcPr>
-            <w:tcW w:type="dxa" w:w="4000"/>
+            <w:tcW w:type="dxa" w:w="3900"/>
             <w:tcBorders>
               <w:top w:val="single" w:color="DEDEE1" w:sz="4"/>
               <w:left w:val="single" w:color="DEDEE1" w:sz="4"/>
@@ -484,7 +484,7 @@
         </w:tc>
         <w:tc>
           <w:tcPr>
-            <w:tcW w:type="dxa" w:w="900"/>
+            <w:tcW w:type="dxa" w:w="850"/>
             <w:tcBorders>
               <w:top w:val="single" w:color="DEDEE1" w:sz="4"/>
               <w:left w:val="single" w:color="DEDEE1" w:sz="4"/>
@@ -518,7 +518,7 @@
         </w:tc>
         <w:tc>
           <w:tcPr>
-            <w:tcW w:type="dxa" w:w="620"/>
+            <w:tcW w:type="dxa" w:w="1100"/>
             <w:tcBorders>
               <w:top w:val="single" w:color="DEDEE1" w:sz="4"/>
               <w:left w:val="single" w:color="DEDEE1" w:sz="4"/>
@@ -690,7 +690,7 @@
         </w:tc>
         <w:tc>
           <w:tcPr>
-            <w:tcW w:type="dxa" w:w="3000"/>
+            <w:tcW w:type="dxa" w:w="2800"/>
             <w:tcBorders>
               <w:top w:val="single" w:color="DEDEE1" w:sz="4"/>
               <w:left w:val="single" w:color="DEDEE1" w:sz="4"/>
@@ -723,34 +723,34 @@
         </w:tc>
         <w:tc>
           <w:tcPr>
-            <w:tcW w:type="dxa" w:w="4000"/>
-            <w:tcBorders>
-              <w:top w:val="single" w:color="DEDEE1" w:sz="4"/>
-              <w:left w:val="single" w:color="DEDEE1" w:sz="4"/>
-              <w:bottom w:val="single" w:color="DEDEE1" w:sz="4"/>
-              <w:right w:val="single" w:color="DEDEE1" w:sz="4"/>
-            </w:tcBorders>
-            <w:tcMar>
-              <w:top w:type="dxa" w:w="60"/>
-              <w:left w:type="dxa" w:w="90"/>
-              <w:bottom w:type="dxa" w:w="60"/>
-              <w:right w:type="dxa" w:w="90"/>
-            </w:tcMar>
-          </w:tcPr>
-          <w:p>
-            <w:pPr>
-              <w:spacing w:after="40" w:before="0"/>
-            </w:pPr>
-            <w:r>
-              <w:rPr>
-                <w:rFonts w:ascii="Arial" w:cs="Arial" w:eastAsia="Arial" w:hAnsi="Arial"/>
-                <w:b w:val="false"/>
-                <w:bCs w:val="false"/>
-                <w:color w:val="161619"/>
-                <w:sz w:val="16"/>
-                <w:szCs w:val="16"/>
-              </w:rPr>
-              <w:t xml:space="preserve">The official docs describe QuickPortal only. They never describe QuickTerminal as a product or say how it differs from QuickPortal. QuickTerminal appears only as a module name, a 'Transaction Source' value and a note on server-to-server notifications. Every supplied screenshot shows the QuickStream portal header, and the Transaction Details screenshot shows 'Transaction Source: QuickTerminal'.</w:t>
+            <w:tcW w:type="dxa" w:w="3900"/>
+            <w:tcBorders>
+              <w:top w:val="single" w:color="DEDEE1" w:sz="4"/>
+              <w:left w:val="single" w:color="DEDEE1" w:sz="4"/>
+              <w:bottom w:val="single" w:color="DEDEE1" w:sz="4"/>
+              <w:right w:val="single" w:color="DEDEE1" w:sz="4"/>
+            </w:tcBorders>
+            <w:tcMar>
+              <w:top w:type="dxa" w:w="60"/>
+              <w:left w:type="dxa" w:w="90"/>
+              <w:bottom w:type="dxa" w:w="60"/>
+              <w:right w:type="dxa" w:w="90"/>
+            </w:tcMar>
+          </w:tcPr>
+          <w:p>
+            <w:pPr>
+              <w:spacing w:after="40" w:before="0"/>
+            </w:pPr>
+            <w:r>
+              <w:rPr>
+                <w:rFonts w:ascii="Arial" w:cs="Arial" w:eastAsia="Arial" w:hAnsi="Arial"/>
+                <w:b w:val="false"/>
+                <w:bCs w:val="false"/>
+                <w:color w:val="161619"/>
+                <w:sz w:val="16"/>
+                <w:szCs w:val="16"/>
+              </w:rPr>
+              <w:t xml:space="preserve">The official docs describe QuickPortal only. They never describe QuickTerminal as a product or say how it differs from QuickPortal. QuickTerminal appears only as a module name, a 'Transaction Source' value and a note on server-to-server notifications. Every supplied screenshot shows the QuickStream portal header, and the Transaction Details screenshot shows 'Transaction Source: QuickTerminal'. Update 19 Oct 2026: the supplied PayTo payment and refund screenshots both show 'Transaction Source: QuickTerminal', which shows those two workflows were run as QuickTerminal. The PayTo screens were captured by a user who also sees Customers and Administration menus (VN23), and the Find Transactions menu includes Find Payment Files and Retry Failed Transactions, so the menu is not confined to QuickTerminal functions.</w:t>
             </w:r>
           </w:p>
         </w:tc>
@@ -789,7 +789,7 @@
         </w:tc>
         <w:tc>
           <w:tcPr>
-            <w:tcW w:type="dxa" w:w="900"/>
+            <w:tcW w:type="dxa" w:w="850"/>
             <w:tcBorders>
               <w:top w:val="single" w:color="DEDEE1" w:sz="4"/>
               <w:left w:val="single" w:color="DEDEE1" w:sz="4"/>
@@ -822,34 +822,34 @@
         </w:tc>
         <w:tc>
           <w:tcPr>
-            <w:tcW w:type="dxa" w:w="620"/>
-            <w:tcBorders>
-              <w:top w:val="single" w:color="DEDEE1" w:sz="4"/>
-              <w:left w:val="single" w:color="DEDEE1" w:sz="4"/>
-              <w:bottom w:val="single" w:color="DEDEE1" w:sz="4"/>
-              <w:right w:val="single" w:color="DEDEE1" w:sz="4"/>
-            </w:tcBorders>
-            <w:tcMar>
-              <w:top w:type="dxa" w:w="60"/>
-              <w:left w:type="dxa" w:w="90"/>
-              <w:bottom w:type="dxa" w:w="60"/>
-              <w:right w:type="dxa" w:w="90"/>
-            </w:tcMar>
-          </w:tcPr>
-          <w:p>
-            <w:pPr>
-              <w:spacing w:after="40" w:before="0"/>
-            </w:pPr>
-            <w:r>
-              <w:rPr>
-                <w:rFonts w:ascii="Arial" w:cs="Arial" w:eastAsia="Arial" w:hAnsi="Arial"/>
-                <w:b w:val="false"/>
-                <w:bCs w:val="false"/>
-                <w:color w:val="161619"/>
-                <w:sz w:val="16"/>
-                <w:szCs w:val="16"/>
-              </w:rPr>
-              <w:t xml:space="preserve">Open</w:t>
+            <w:tcW w:type="dxa" w:w="1100"/>
+            <w:tcBorders>
+              <w:top w:val="single" w:color="DEDEE1" w:sz="4"/>
+              <w:left w:val="single" w:color="DEDEE1" w:sz="4"/>
+              <w:bottom w:val="single" w:color="DEDEE1" w:sz="4"/>
+              <w:right w:val="single" w:color="DEDEE1" w:sz="4"/>
+            </w:tcBorders>
+            <w:tcMar>
+              <w:top w:type="dxa" w:w="60"/>
+              <w:left w:type="dxa" w:w="90"/>
+              <w:bottom w:type="dxa" w:w="60"/>
+              <w:right w:type="dxa" w:w="90"/>
+            </w:tcMar>
+          </w:tcPr>
+          <w:p>
+            <w:pPr>
+              <w:spacing w:after="40" w:before="0"/>
+            </w:pPr>
+            <w:r>
+              <w:rPr>
+                <w:rFonts w:ascii="Arial" w:cs="Arial" w:eastAsia="Arial" w:hAnsi="Arial"/>
+                <w:b w:val="false"/>
+                <w:bCs w:val="false"/>
+                <w:color w:val="161619"/>
+                <w:sz w:val="16"/>
+                <w:szCs w:val="16"/>
+              </w:rPr>
+              <w:t xml:space="preserve">Partly supported - owner confirmation needed</w:t>
             </w:r>
           </w:p>
         </w:tc>
@@ -993,7 +993,7 @@
         </w:tc>
         <w:tc>
           <w:tcPr>
-            <w:tcW w:type="dxa" w:w="3000"/>
+            <w:tcW w:type="dxa" w:w="2800"/>
             <w:tcBorders>
               <w:top w:val="single" w:color="DEDEE1" w:sz="4"/>
               <w:left w:val="single" w:color="DEDEE1" w:sz="4"/>
@@ -1026,34 +1026,34 @@
         </w:tc>
         <w:tc>
           <w:tcPr>
-            <w:tcW w:type="dxa" w:w="4000"/>
-            <w:tcBorders>
-              <w:top w:val="single" w:color="DEDEE1" w:sz="4"/>
-              <w:left w:val="single" w:color="DEDEE1" w:sz="4"/>
-              <w:bottom w:val="single" w:color="DEDEE1" w:sz="4"/>
-              <w:right w:val="single" w:color="DEDEE1" w:sz="4"/>
-            </w:tcBorders>
-            <w:tcMar>
-              <w:top w:type="dxa" w:w="60"/>
-              <w:left w:type="dxa" w:w="90"/>
-              <w:bottom w:type="dxa" w:w="60"/>
-              <w:right w:type="dxa" w:w="90"/>
-            </w:tcMar>
-          </w:tcPr>
-          <w:p>
-            <w:pPr>
-              <w:spacing w:after="40" w:before="0"/>
-            </w:pPr>
-            <w:r>
-              <w:rPr>
-                <w:rFonts w:ascii="Arial" w:cs="Arial" w:eastAsia="Arial" w:hAnsi="Arial"/>
-                <w:b w:val="false"/>
-                <w:bCs w:val="false"/>
-                <w:color w:val="161619"/>
-                <w:sz w:val="16"/>
-                <w:szCs w:val="16"/>
-              </w:rPr>
-              <w:t xml:space="preserve">The docs list 'Make a PayTo payment' under Transactions and reports but give no menu path or button label. The path shown follows the pattern of the credit card and bank account paths and is an assumption.</w:t>
+            <w:tcW w:type="dxa" w:w="3900"/>
+            <w:tcBorders>
+              <w:top w:val="single" w:color="DEDEE1" w:sz="4"/>
+              <w:left w:val="single" w:color="DEDEE1" w:sz="4"/>
+              <w:bottom w:val="single" w:color="DEDEE1" w:sz="4"/>
+              <w:right w:val="single" w:color="DEDEE1" w:sz="4"/>
+            </w:tcBorders>
+            <w:tcMar>
+              <w:top w:type="dxa" w:w="60"/>
+              <w:left w:type="dxa" w:w="90"/>
+              <w:bottom w:type="dxa" w:w="60"/>
+              <w:right w:type="dxa" w:w="90"/>
+            </w:tcMar>
+          </w:tcPr>
+          <w:p>
+            <w:pPr>
+              <w:spacing w:after="40" w:before="0"/>
+            </w:pPr>
+            <w:r>
+              <w:rPr>
+                <w:rFonts w:ascii="Arial" w:cs="Arial" w:eastAsia="Arial" w:hAnsi="Arial"/>
+                <w:b w:val="false"/>
+                <w:bCs w:val="false"/>
+                <w:color w:val="161619"/>
+                <w:sz w:val="16"/>
+                <w:szCs w:val="16"/>
+              </w:rPr>
+              <w:t xml:space="preserve">The docs list 'Make a PayTo payment' under Transactions and reports but give no menu path or button label. The path shown follows the pattern of the credit card and bank account paths and is an assumption. Verified: the supplied menu screenshot shows Make a Payment &gt; PayTo. The marker has been removed from the guide.</w:t>
             </w:r>
           </w:p>
         </w:tc>
@@ -1092,67 +1092,67 @@
         </w:tc>
         <w:tc>
           <w:tcPr>
-            <w:tcW w:type="dxa" w:w="900"/>
-            <w:tcBorders>
-              <w:top w:val="single" w:color="DEDEE1" w:sz="4"/>
-              <w:left w:val="single" w:color="DEDEE1" w:sz="4"/>
-              <w:bottom w:val="single" w:color="DEDEE1" w:sz="4"/>
-              <w:right w:val="single" w:color="DEDEE1" w:sz="4"/>
-            </w:tcBorders>
-            <w:tcMar>
-              <w:top w:type="dxa" w:w="60"/>
-              <w:left w:type="dxa" w:w="90"/>
-              <w:bottom w:type="dxa" w:w="60"/>
-              <w:right w:type="dxa" w:w="90"/>
-            </w:tcMar>
-          </w:tcPr>
-          <w:p>
-            <w:pPr>
-              <w:spacing w:after="40" w:before="0"/>
-            </w:pPr>
-            <w:r>
-              <w:rPr>
-                <w:rFonts w:ascii="Arial" w:cs="Arial" w:eastAsia="Arial" w:hAnsi="Arial"/>
-                <w:b w:val="false"/>
-                <w:bCs w:val="false"/>
-                <w:color w:val="161619"/>
-                <w:sz w:val="16"/>
-                <w:szCs w:val="16"/>
-              </w:rPr>
-              <w:t xml:space="preserve">none (scope or omission)</w:t>
-            </w:r>
-          </w:p>
-        </w:tc>
-        <w:tc>
-          <w:tcPr>
-            <w:tcW w:type="dxa" w:w="620"/>
-            <w:tcBorders>
-              <w:top w:val="single" w:color="DEDEE1" w:sz="4"/>
-              <w:left w:val="single" w:color="DEDEE1" w:sz="4"/>
-              <w:bottom w:val="single" w:color="DEDEE1" w:sz="4"/>
-              <w:right w:val="single" w:color="DEDEE1" w:sz="4"/>
-            </w:tcBorders>
-            <w:tcMar>
-              <w:top w:type="dxa" w:w="60"/>
-              <w:left w:type="dxa" w:w="90"/>
-              <w:bottom w:type="dxa" w:w="60"/>
-              <w:right w:type="dxa" w:w="90"/>
-            </w:tcMar>
-          </w:tcPr>
-          <w:p>
-            <w:pPr>
-              <w:spacing w:after="40" w:before="0"/>
-            </w:pPr>
-            <w:r>
-              <w:rPr>
-                <w:rFonts w:ascii="Arial" w:cs="Arial" w:eastAsia="Arial" w:hAnsi="Arial"/>
-                <w:b w:val="false"/>
-                <w:bCs w:val="false"/>
-                <w:color w:val="161619"/>
-                <w:sz w:val="16"/>
-                <w:szCs w:val="16"/>
-              </w:rPr>
-              <w:t xml:space="preserve">Open</w:t>
+            <w:tcW w:type="dxa" w:w="850"/>
+            <w:tcBorders>
+              <w:top w:val="single" w:color="DEDEE1" w:sz="4"/>
+              <w:left w:val="single" w:color="DEDEE1" w:sz="4"/>
+              <w:bottom w:val="single" w:color="DEDEE1" w:sz="4"/>
+              <w:right w:val="single" w:color="DEDEE1" w:sz="4"/>
+            </w:tcBorders>
+            <w:tcMar>
+              <w:top w:type="dxa" w:w="60"/>
+              <w:left w:type="dxa" w:w="90"/>
+              <w:bottom w:type="dxa" w:w="60"/>
+              <w:right w:type="dxa" w:w="90"/>
+            </w:tcMar>
+          </w:tcPr>
+          <w:p>
+            <w:pPr>
+              <w:spacing w:after="40" w:before="0"/>
+            </w:pPr>
+            <w:r>
+              <w:rPr>
+                <w:rFonts w:ascii="Arial" w:cs="Arial" w:eastAsia="Arial" w:hAnsi="Arial"/>
+                <w:b w:val="false"/>
+                <w:bCs w:val="false"/>
+                <w:color w:val="161619"/>
+                <w:sz w:val="16"/>
+                <w:szCs w:val="16"/>
+              </w:rPr>
+              <w:t xml:space="preserve">none (verified; marker removed)</w:t>
+            </w:r>
+          </w:p>
+        </w:tc>
+        <w:tc>
+          <w:tcPr>
+            <w:tcW w:type="dxa" w:w="1100"/>
+            <w:tcBorders>
+              <w:top w:val="single" w:color="DEDEE1" w:sz="4"/>
+              <w:left w:val="single" w:color="DEDEE1" w:sz="4"/>
+              <w:bottom w:val="single" w:color="DEDEE1" w:sz="4"/>
+              <w:right w:val="single" w:color="DEDEE1" w:sz="4"/>
+            </w:tcBorders>
+            <w:tcMar>
+              <w:top w:type="dxa" w:w="60"/>
+              <w:left w:type="dxa" w:w="90"/>
+              <w:bottom w:type="dxa" w:w="60"/>
+              <w:right w:type="dxa" w:w="90"/>
+            </w:tcMar>
+          </w:tcPr>
+          <w:p>
+            <w:pPr>
+              <w:spacing w:after="40" w:before="0"/>
+            </w:pPr>
+            <w:r>
+              <w:rPr>
+                <w:rFonts w:ascii="Arial" w:cs="Arial" w:eastAsia="Arial" w:hAnsi="Arial"/>
+                <w:b w:val="false"/>
+                <w:bCs w:val="false"/>
+                <w:color w:val="161619"/>
+                <w:sz w:val="16"/>
+                <w:szCs w:val="16"/>
+              </w:rPr>
+              <w:t xml:space="preserve">Verified by screenshot V1 (19 Oct 2026)</w:t>
             </w:r>
           </w:p>
         </w:tc>
@@ -1296,7 +1296,7 @@
         </w:tc>
         <w:tc>
           <w:tcPr>
-            <w:tcW w:type="dxa" w:w="3000"/>
+            <w:tcW w:type="dxa" w:w="2800"/>
             <w:tcBorders>
               <w:top w:val="single" w:color="DEDEE1" w:sz="4"/>
               <w:left w:val="single" w:color="DEDEE1" w:sz="4"/>
@@ -1329,34 +1329,34 @@
         </w:tc>
         <w:tc>
           <w:tcPr>
-            <w:tcW w:type="dxa" w:w="4000"/>
-            <w:tcBorders>
-              <w:top w:val="single" w:color="DEDEE1" w:sz="4"/>
-              <w:left w:val="single" w:color="DEDEE1" w:sz="4"/>
-              <w:bottom w:val="single" w:color="DEDEE1" w:sz="4"/>
-              <w:right w:val="single" w:color="DEDEE1" w:sz="4"/>
-            </w:tcBorders>
-            <w:tcMar>
-              <w:top w:type="dxa" w:w="60"/>
-              <w:left w:type="dxa" w:w="90"/>
-              <w:bottom w:type="dxa" w:w="60"/>
-              <w:right w:type="dxa" w:w="90"/>
-            </w:tcMar>
-          </w:tcPr>
-          <w:p>
-            <w:pPr>
-              <w:spacing w:after="40" w:before="0"/>
-            </w:pPr>
-            <w:r>
-              <w:rPr>
-                <w:rFonts w:ascii="Arial" w:cs="Arial" w:eastAsia="Arial" w:hAnsi="Arial"/>
-                <w:b w:val="false"/>
-                <w:bCs w:val="false"/>
-                <w:color w:val="161619"/>
-                <w:sz w:val="16"/>
-                <w:szCs w:val="16"/>
-              </w:rPr>
-              <w:t xml:space="preserve">Docs describe a one-time PayTo Agreement sent to the customer, a pending payment on Transaction Details, and the payment being attempted after approval. The docs do not give the PayTo payment status labels, the approval time limit, what the user sees if the customer declines or does not respond, or whether the page refreshes itself. The guide gives no settlement time. Whether PayTo settlement appears in settlement reports is tracked separately in VN22.</w:t>
+            <w:tcW w:type="dxa" w:w="3900"/>
+            <w:tcBorders>
+              <w:top w:val="single" w:color="DEDEE1" w:sz="4"/>
+              <w:left w:val="single" w:color="DEDEE1" w:sz="4"/>
+              <w:bottom w:val="single" w:color="DEDEE1" w:sz="4"/>
+              <w:right w:val="single" w:color="DEDEE1" w:sz="4"/>
+            </w:tcBorders>
+            <w:tcMar>
+              <w:top w:type="dxa" w:w="60"/>
+              <w:left w:type="dxa" w:w="90"/>
+              <w:bottom w:type="dxa" w:w="60"/>
+              <w:right w:type="dxa" w:w="90"/>
+            </w:tcMar>
+          </w:tcPr>
+          <w:p>
+            <w:pPr>
+              <w:spacing w:after="40" w:before="0"/>
+            </w:pPr>
+            <w:r>
+              <w:rPr>
+                <w:rFonts w:ascii="Arial" w:cs="Arial" w:eastAsia="Arial" w:hAnsi="Arial"/>
+                <w:b w:val="false"/>
+                <w:bCs w:val="false"/>
+                <w:color w:val="161619"/>
+                <w:sz w:val="16"/>
+                <w:szCs w:val="16"/>
+              </w:rPr>
+              <w:t xml:space="preserve">Docs describe a one-time PayTo Agreement sent to the customer, a pending payment on Transaction Details, and the payment being attempted after approval. The docs do not give the PayTo payment status labels, the approval time limit, what the user sees if the customer declines or does not respond, or whether the page refreshes itself. The guide gives no settlement time. Whether PayTo settlement appears in settlement reports is tracked separately in VN22. Update 19 Oct 2026: the supplied PayTo Transaction Details screenshot shows Status 'Declined' and Response 'Rejected (RJCT)'. No pending or approved screen has been captured, and the guide labels the screenshot as a declined example.</w:t>
             </w:r>
           </w:p>
         </w:tc>
@@ -1389,46 +1389,46 @@
                 <w:sz w:val="16"/>
                 <w:szCs w:val="16"/>
               </w:rPr>
-              <w:t xml:space="preserve">Confirm the status labels (pending, approved, declined, expired), the approval time limit, what happens on decline or no response, and The guide deliberately does not say that approval guarantees final settlement.</w:t>
-            </w:r>
-          </w:p>
-        </w:tc>
-        <w:tc>
-          <w:tcPr>
-            <w:tcW w:type="dxa" w:w="900"/>
-            <w:tcBorders>
-              <w:top w:val="single" w:color="DEDEE1" w:sz="4"/>
-              <w:left w:val="single" w:color="DEDEE1" w:sz="4"/>
-              <w:bottom w:val="single" w:color="DEDEE1" w:sz="4"/>
-              <w:right w:val="single" w:color="DEDEE1" w:sz="4"/>
-            </w:tcBorders>
-            <w:tcMar>
-              <w:top w:type="dxa" w:w="60"/>
-              <w:left w:type="dxa" w:w="90"/>
-              <w:bottom w:type="dxa" w:w="60"/>
-              <w:right w:type="dxa" w:w="90"/>
-            </w:tcMar>
-          </w:tcPr>
-          <w:p>
-            <w:pPr>
-              <w:spacing w:after="40" w:before="0"/>
-            </w:pPr>
-            <w:r>
-              <w:rPr>
-                <w:rFonts w:ascii="Arial" w:cs="Arial" w:eastAsia="Arial" w:hAnsi="Arial"/>
-                <w:b w:val="false"/>
-                <w:bCs w:val="false"/>
-                <w:color w:val="161619"/>
-                <w:sz w:val="16"/>
-                <w:szCs w:val="16"/>
-              </w:rPr>
-              <w:t xml:space="preserve">none (scope or omission)</w:t>
-            </w:r>
-          </w:p>
-        </w:tc>
-        <w:tc>
-          <w:tcPr>
-            <w:tcW w:type="dxa" w:w="620"/>
+              <w:t xml:space="preserve">Confirm the pending and approved status labels, the approval time limit, and what happens when the customer does not respond (captures V2 and V3 in the checklist). The guide deliberately does not say that approval guarantees final settlement.</w:t>
+            </w:r>
+          </w:p>
+        </w:tc>
+        <w:tc>
+          <w:tcPr>
+            <w:tcW w:type="dxa" w:w="850"/>
+            <w:tcBorders>
+              <w:top w:val="single" w:color="DEDEE1" w:sz="4"/>
+              <w:left w:val="single" w:color="DEDEE1" w:sz="4"/>
+              <w:bottom w:val="single" w:color="DEDEE1" w:sz="4"/>
+              <w:right w:val="single" w:color="DEDEE1" w:sz="4"/>
+            </w:tcBorders>
+            <w:tcMar>
+              <w:top w:type="dxa" w:w="60"/>
+              <w:left w:type="dxa" w:w="90"/>
+              <w:bottom w:type="dxa" w:w="60"/>
+              <w:right w:type="dxa" w:w="90"/>
+            </w:tcMar>
+          </w:tcPr>
+          <w:p>
+            <w:pPr>
+              <w:spacing w:after="40" w:before="0"/>
+            </w:pPr>
+            <w:r>
+              <w:rPr>
+                <w:rFonts w:ascii="Arial" w:cs="Arial" w:eastAsia="Arial" w:hAnsi="Arial"/>
+                <w:b w:val="false"/>
+                <w:bCs w:val="false"/>
+                <w:color w:val="161619"/>
+                <w:sz w:val="16"/>
+                <w:szCs w:val="16"/>
+              </w:rPr>
+              <w:t xml:space="preserve">8</w:t>
+            </w:r>
+          </w:p>
+        </w:tc>
+        <w:tc>
+          <w:tcPr>
+            <w:tcW w:type="dxa" w:w="1100"/>
             <w:tcBorders>
               <w:top w:val="single" w:color="DEDEE1" w:sz="4"/>
               <w:left w:val="single" w:color="DEDEE1" w:sz="4"/>
@@ -1599,67 +1599,67 @@
         </w:tc>
         <w:tc>
           <w:tcPr>
-            <w:tcW w:type="dxa" w:w="3000"/>
-            <w:tcBorders>
-              <w:top w:val="single" w:color="DEDEE1" w:sz="4"/>
-              <w:left w:val="single" w:color="DEDEE1" w:sz="4"/>
-              <w:bottom w:val="single" w:color="DEDEE1" w:sz="4"/>
-              <w:right w:val="single" w:color="DEDEE1" w:sz="4"/>
-            </w:tcBorders>
-            <w:tcMar>
-              <w:top w:type="dxa" w:w="60"/>
-              <w:left w:type="dxa" w:w="90"/>
-              <w:bottom w:type="dxa" w:w="60"/>
-              <w:right w:type="dxa" w:w="90"/>
-            </w:tcMar>
-          </w:tcPr>
-          <w:p>
-            <w:pPr>
-              <w:spacing w:after="40" w:before="0"/>
-            </w:pPr>
-            <w:r>
-              <w:rPr>
-                <w:rFonts w:ascii="Arial" w:cs="Arial" w:eastAsia="Arial" w:hAnsi="Arial"/>
-                <w:b w:val="false"/>
-                <w:bCs w:val="false"/>
-                <w:color w:val="161619"/>
-                <w:sz w:val="16"/>
-                <w:szCs w:val="16"/>
-              </w:rPr>
-              <w:t xml:space="preserve">Void and Refund are chosen from the transaction row or Transaction Details and then confirmed.</w:t>
-            </w:r>
-          </w:p>
-        </w:tc>
-        <w:tc>
-          <w:tcPr>
-            <w:tcW w:type="dxa" w:w="4000"/>
-            <w:tcBorders>
-              <w:top w:val="single" w:color="DEDEE1" w:sz="4"/>
-              <w:left w:val="single" w:color="DEDEE1" w:sz="4"/>
-              <w:bottom w:val="single" w:color="DEDEE1" w:sz="4"/>
-              <w:right w:val="single" w:color="DEDEE1" w:sz="4"/>
-            </w:tcBorders>
-            <w:tcMar>
-              <w:top w:type="dxa" w:w="60"/>
-              <w:left w:type="dxa" w:w="90"/>
-              <w:bottom w:type="dxa" w:w="60"/>
-              <w:right w:type="dxa" w:w="90"/>
-            </w:tcMar>
-          </w:tcPr>
-          <w:p>
-            <w:pPr>
-              <w:spacing w:after="40" w:before="0"/>
-            </w:pPr>
-            <w:r>
-              <w:rPr>
-                <w:rFonts w:ascii="Arial" w:cs="Arial" w:eastAsia="Arial" w:hAnsi="Arial"/>
-                <w:b w:val="false"/>
-                <w:bCs w:val="false"/>
-                <w:color w:val="161619"/>
-                <w:sz w:val="16"/>
-                <w:szCs w:val="16"/>
-              </w:rPr>
-              <w:t xml:space="preserve">Docs give the entry points (receipt number or the ... menu) and the purpose of each action, but no numbered steps, confirmation wording, button labels or whether a refund amount can be entered. The partial-refund rule appears only in REST API documentation, not in the Portal guide. The 'Void this transaction' button label is confirmed by the Transaction Details screenshot; the Refund label is not. The guide therefore says only 'follow the on-screen steps to confirm'.</w:t>
+            <w:tcW w:type="dxa" w:w="2800"/>
+            <w:tcBorders>
+              <w:top w:val="single" w:color="DEDEE1" w:sz="4"/>
+              <w:left w:val="single" w:color="DEDEE1" w:sz="4"/>
+              <w:bottom w:val="single" w:color="DEDEE1" w:sz="4"/>
+              <w:right w:val="single" w:color="DEDEE1" w:sz="4"/>
+            </w:tcBorders>
+            <w:tcMar>
+              <w:top w:type="dxa" w:w="60"/>
+              <w:left w:type="dxa" w:w="90"/>
+              <w:bottom w:type="dxa" w:w="60"/>
+              <w:right w:type="dxa" w:w="90"/>
+            </w:tcMar>
+          </w:tcPr>
+          <w:p>
+            <w:pPr>
+              <w:spacing w:after="40" w:before="0"/>
+            </w:pPr>
+            <w:r>
+              <w:rPr>
+                <w:rFonts w:ascii="Arial" w:cs="Arial" w:eastAsia="Arial" w:hAnsi="Arial"/>
+                <w:b w:val="false"/>
+                <w:bCs w:val="false"/>
+                <w:color w:val="161619"/>
+                <w:sz w:val="16"/>
+                <w:szCs w:val="16"/>
+              </w:rPr>
+              <w:t xml:space="preserve">Refund: from Transaction Details choose Refund this transaction, check the Refund Amount on the Refund Payment screen, then confirm on the Confirm Refund screen. Void: follow the on-screen steps.</w:t>
+            </w:r>
+          </w:p>
+        </w:tc>
+        <w:tc>
+          <w:tcPr>
+            <w:tcW w:type="dxa" w:w="3900"/>
+            <w:tcBorders>
+              <w:top w:val="single" w:color="DEDEE1" w:sz="4"/>
+              <w:left w:val="single" w:color="DEDEE1" w:sz="4"/>
+              <w:bottom w:val="single" w:color="DEDEE1" w:sz="4"/>
+              <w:right w:val="single" w:color="DEDEE1" w:sz="4"/>
+            </w:tcBorders>
+            <w:tcMar>
+              <w:top w:type="dxa" w:w="60"/>
+              <w:left w:type="dxa" w:w="90"/>
+              <w:bottom w:type="dxa" w:w="60"/>
+              <w:right w:type="dxa" w:w="90"/>
+            </w:tcMar>
+          </w:tcPr>
+          <w:p>
+            <w:pPr>
+              <w:spacing w:after="40" w:before="0"/>
+            </w:pPr>
+            <w:r>
+              <w:rPr>
+                <w:rFonts w:ascii="Arial" w:cs="Arial" w:eastAsia="Arial" w:hAnsi="Arial"/>
+                <w:b w:val="false"/>
+                <w:bCs w:val="false"/>
+                <w:color w:val="161619"/>
+                <w:sz w:val="16"/>
+                <w:szCs w:val="16"/>
+              </w:rPr>
+              <w:t xml:space="preserve">Docs give the entry points (receipt number or the ... menu) and the purpose of each action, but no numbered steps, confirmation wording, button labels or whether a refund amount can be entered. The partial-refund rule appears only in REST API documentation, not in the Portal guide. The 'Void this transaction' button label is confirmed by the Transaction Details screenshot; the Refund label is not. The guide therefore says only 'follow the on-screen steps to confirm'. Update 19 Oct 2026: the supplied screenshots confirm the card refund flow: Transaction Details (Refund this transaction) &gt; Refund Payment (Refund Amount pre-filled with the full amount, Comment, Back, Confirm) &gt; Confirm Refund (Back, Confirm) &gt; Transaction Details ('Refund was successful'). The Refund Amount box is editable, but whether a partial refund is allowed is not confirmed. Not captured: the void flow, the row '...' menu from the docs (the supplied search results show only the receipt number link), and whether Refund appears for bank account and PayTo payments.</w:t>
             </w:r>
           </w:p>
         </w:tc>
@@ -1692,73 +1692,73 @@
                 <w:sz w:val="16"/>
                 <w:szCs w:val="16"/>
               </w:rPr>
-              <w:t xml:space="preserve">Capture the real refund and void flows (S07, S08), confirm menu and button labels, whether a confirmation step exists, and whether a partial refund amount can be entered. Then rewrite steps 02-03.</w:t>
-            </w:r>
-          </w:p>
-        </w:tc>
-        <w:tc>
-          <w:tcPr>
-            <w:tcW w:type="dxa" w:w="900"/>
-            <w:tcBorders>
-              <w:top w:val="single" w:color="DEDEE1" w:sz="4"/>
-              <w:left w:val="single" w:color="DEDEE1" w:sz="4"/>
-              <w:bottom w:val="single" w:color="DEDEE1" w:sz="4"/>
-              <w:right w:val="single" w:color="DEDEE1" w:sz="4"/>
-            </w:tcBorders>
-            <w:tcMar>
-              <w:top w:type="dxa" w:w="60"/>
-              <w:left w:type="dxa" w:w="90"/>
-              <w:bottom w:type="dxa" w:w="60"/>
-              <w:right w:type="dxa" w:w="90"/>
-            </w:tcMar>
-          </w:tcPr>
-          <w:p>
-            <w:pPr>
-              <w:spacing w:after="40" w:before="0"/>
-            </w:pPr>
-            <w:r>
-              <w:rPr>
-                <w:rFonts w:ascii="Arial" w:cs="Arial" w:eastAsia="Arial" w:hAnsi="Arial"/>
-                <w:b w:val="false"/>
-                <w:bCs w:val="false"/>
-                <w:color w:val="161619"/>
-                <w:sz w:val="16"/>
-                <w:szCs w:val="16"/>
-              </w:rPr>
-              <w:t xml:space="preserve">none (scope or omission)</w:t>
-            </w:r>
-          </w:p>
-        </w:tc>
-        <w:tc>
-          <w:tcPr>
-            <w:tcW w:type="dxa" w:w="620"/>
-            <w:tcBorders>
-              <w:top w:val="single" w:color="DEDEE1" w:sz="4"/>
-              <w:left w:val="single" w:color="DEDEE1" w:sz="4"/>
-              <w:bottom w:val="single" w:color="DEDEE1" w:sz="4"/>
-              <w:right w:val="single" w:color="DEDEE1" w:sz="4"/>
-            </w:tcBorders>
-            <w:tcMar>
-              <w:top w:type="dxa" w:w="60"/>
-              <w:left w:type="dxa" w:w="90"/>
-              <w:bottom w:type="dxa" w:w="60"/>
-              <w:right w:type="dxa" w:w="90"/>
-            </w:tcMar>
-          </w:tcPr>
-          <w:p>
-            <w:pPr>
-              <w:spacing w:after="40" w:before="0"/>
-            </w:pPr>
-            <w:r>
-              <w:rPr>
-                <w:rFonts w:ascii="Arial" w:cs="Arial" w:eastAsia="Arial" w:hAnsi="Arial"/>
-                <w:b w:val="false"/>
-                <w:bCs w:val="false"/>
-                <w:color w:val="161619"/>
-                <w:sz w:val="16"/>
-                <w:szCs w:val="16"/>
-              </w:rPr>
-              <w:t xml:space="preserve">Open</w:t>
+              <w:t xml:space="preserve">Capture the void flow (checklist S08b), confirm whether a partial refund amount can be entered, and confirm refund availability for bank account and PayTo payments.</w:t>
+            </w:r>
+          </w:p>
+        </w:tc>
+        <w:tc>
+          <w:tcPr>
+            <w:tcW w:type="dxa" w:w="850"/>
+            <w:tcBorders>
+              <w:top w:val="single" w:color="DEDEE1" w:sz="4"/>
+              <w:left w:val="single" w:color="DEDEE1" w:sz="4"/>
+              <w:bottom w:val="single" w:color="DEDEE1" w:sz="4"/>
+              <w:right w:val="single" w:color="DEDEE1" w:sz="4"/>
+            </w:tcBorders>
+            <w:tcMar>
+              <w:top w:type="dxa" w:w="60"/>
+              <w:left w:type="dxa" w:w="90"/>
+              <w:bottom w:type="dxa" w:w="60"/>
+              <w:right w:type="dxa" w:w="90"/>
+            </w:tcMar>
+          </w:tcPr>
+          <w:p>
+            <w:pPr>
+              <w:spacing w:after="40" w:before="0"/>
+            </w:pPr>
+            <w:r>
+              <w:rPr>
+                <w:rFonts w:ascii="Arial" w:cs="Arial" w:eastAsia="Arial" w:hAnsi="Arial"/>
+                <w:b w:val="false"/>
+                <w:bCs w:val="false"/>
+                <w:color w:val="161619"/>
+                <w:sz w:val="16"/>
+                <w:szCs w:val="16"/>
+              </w:rPr>
+              <w:t xml:space="preserve">12</w:t>
+            </w:r>
+          </w:p>
+        </w:tc>
+        <w:tc>
+          <w:tcPr>
+            <w:tcW w:type="dxa" w:w="1100"/>
+            <w:tcBorders>
+              <w:top w:val="single" w:color="DEDEE1" w:sz="4"/>
+              <w:left w:val="single" w:color="DEDEE1" w:sz="4"/>
+              <w:bottom w:val="single" w:color="DEDEE1" w:sz="4"/>
+              <w:right w:val="single" w:color="DEDEE1" w:sz="4"/>
+            </w:tcBorders>
+            <w:tcMar>
+              <w:top w:type="dxa" w:w="60"/>
+              <w:left w:type="dxa" w:w="90"/>
+              <w:bottom w:type="dxa" w:w="60"/>
+              <w:right w:type="dxa" w:w="90"/>
+            </w:tcMar>
+          </w:tcPr>
+          <w:p>
+            <w:pPr>
+              <w:spacing w:after="40" w:before="0"/>
+            </w:pPr>
+            <w:r>
+              <w:rPr>
+                <w:rFonts w:ascii="Arial" w:cs="Arial" w:eastAsia="Arial" w:hAnsi="Arial"/>
+                <w:b w:val="false"/>
+                <w:bCs w:val="false"/>
+                <w:color w:val="161619"/>
+                <w:sz w:val="16"/>
+                <w:szCs w:val="16"/>
+              </w:rPr>
+              <w:t xml:space="preserve">Partly verified</w:t>
             </w:r>
           </w:p>
         </w:tc>
@@ -1863,7 +1863,7 @@
                 <w:sz w:val="16"/>
                 <w:szCs w:val="16"/>
               </w:rPr>
-              <w:t xml:space="preserve">Refund or void — p. 11-12</w:t>
+              <w:t xml:space="preserve">Refund or void — p. 11, 13</w:t>
             </w:r>
           </w:p>
         </w:tc>
@@ -1902,67 +1902,67 @@
         </w:tc>
         <w:tc>
           <w:tcPr>
-            <w:tcW w:type="dxa" w:w="3000"/>
-            <w:tcBorders>
-              <w:top w:val="single" w:color="DEDEE1" w:sz="4"/>
-              <w:left w:val="single" w:color="DEDEE1" w:sz="4"/>
-              <w:bottom w:val="single" w:color="DEDEE1" w:sz="4"/>
-              <w:right w:val="single" w:color="DEDEE1" w:sz="4"/>
-            </w:tcBorders>
-            <w:tcMar>
-              <w:top w:type="dxa" w:w="60"/>
-              <w:left w:type="dxa" w:w="90"/>
-              <w:bottom w:type="dxa" w:w="60"/>
-              <w:right w:type="dxa" w:w="90"/>
-            </w:tcMar>
-          </w:tcPr>
-          <w:p>
-            <w:pPr>
-              <w:spacing w:after="40" w:before="0"/>
-            </w:pPr>
-            <w:r>
-              <w:rPr>
-                <w:rFonts w:ascii="Arial" w:cs="Arial" w:eastAsia="Arial" w:hAnsi="Arial"/>
-                <w:b w:val="false"/>
-                <w:bCs w:val="false"/>
-                <w:color w:val="161619"/>
-                <w:sz w:val="16"/>
-                <w:szCs w:val="16"/>
-              </w:rPr>
-              <w:t xml:space="preserve">A refund is recorded as a separate transaction with a negative amount; a successful refund request does not mean the funds are immediately available to the customer; a void changes the original transaction.</w:t>
-            </w:r>
-          </w:p>
-        </w:tc>
-        <w:tc>
-          <w:tcPr>
-            <w:tcW w:type="dxa" w:w="4000"/>
-            <w:tcBorders>
-              <w:top w:val="single" w:color="DEDEE1" w:sz="4"/>
-              <w:left w:val="single" w:color="DEDEE1" w:sz="4"/>
-              <w:bottom w:val="single" w:color="DEDEE1" w:sz="4"/>
-              <w:right w:val="single" w:color="DEDEE1" w:sz="4"/>
-            </w:tcBorders>
-            <w:tcMar>
-              <w:top w:type="dxa" w:w="60"/>
-              <w:left w:type="dxa" w:w="90"/>
-              <w:bottom w:type="dxa" w:w="60"/>
-              <w:right w:type="dxa" w:w="90"/>
-            </w:tcMar>
-          </w:tcPr>
-          <w:p>
-            <w:pPr>
-              <w:spacing w:after="40" w:before="0"/>
-            </w:pPr>
-            <w:r>
-              <w:rPr>
-                <w:rFonts w:ascii="Arial" w:cs="Arial" w:eastAsia="Arial" w:hAnsi="Arial"/>
-                <w:b w:val="false"/>
-                <w:bCs w:val="false"/>
-                <w:color w:val="161619"/>
-                <w:sz w:val="16"/>
-                <w:szCs w:val="16"/>
-              </w:rPr>
-              <w:t xml:space="preserve">Docs state that refunds appear as negative values in search results. They do not list the status wording after a refund or void (they name 'Voided' only for cancelled suspected-fraud payments), and do not say when a refund completes. Public search results mention a CANCELLED status for bank account voids in the REST API documentation, which is not Portal documentation. The cautionary wording about funds not being immediately available is deliberately conservative: the docs give no refund timing and no status wording, so the guide does not refer to a completed status.</w:t>
+            <w:tcW w:type="dxa" w:w="2800"/>
+            <w:tcBorders>
+              <w:top w:val="single" w:color="DEDEE1" w:sz="4"/>
+              <w:left w:val="single" w:color="DEDEE1" w:sz="4"/>
+              <w:bottom w:val="single" w:color="DEDEE1" w:sz="4"/>
+              <w:right w:val="single" w:color="DEDEE1" w:sz="4"/>
+            </w:tcBorders>
+            <w:tcMar>
+              <w:top w:type="dxa" w:w="60"/>
+              <w:left w:type="dxa" w:w="90"/>
+              <w:bottom w:type="dxa" w:w="60"/>
+              <w:right w:type="dxa" w:w="90"/>
+            </w:tcMar>
+          </w:tcPr>
+          <w:p>
+            <w:pPr>
+              <w:spacing w:after="40" w:before="0"/>
+            </w:pPr>
+            <w:r>
+              <w:rPr>
+                <w:rFonts w:ascii="Arial" w:cs="Arial" w:eastAsia="Arial" w:hAnsi="Arial"/>
+                <w:b w:val="false"/>
+                <w:bCs w:val="false"/>
+                <w:color w:val="161619"/>
+                <w:sz w:val="16"/>
+                <w:szCs w:val="16"/>
+              </w:rPr>
+              <w:t xml:space="preserve">A refund is recorded as a separate transaction with a negative amount; a successful refund request does not mean the funds are immediately available to the customer; after a void, check the Status of the transaction.</w:t>
+            </w:r>
+          </w:p>
+        </w:tc>
+        <w:tc>
+          <w:tcPr>
+            <w:tcW w:type="dxa" w:w="3900"/>
+            <w:tcBorders>
+              <w:top w:val="single" w:color="DEDEE1" w:sz="4"/>
+              <w:left w:val="single" w:color="DEDEE1" w:sz="4"/>
+              <w:bottom w:val="single" w:color="DEDEE1" w:sz="4"/>
+              <w:right w:val="single" w:color="DEDEE1" w:sz="4"/>
+            </w:tcBorders>
+            <w:tcMar>
+              <w:top w:type="dxa" w:w="60"/>
+              <w:left w:type="dxa" w:w="90"/>
+              <w:bottom w:type="dxa" w:w="60"/>
+              <w:right w:type="dxa" w:w="90"/>
+            </w:tcMar>
+          </w:tcPr>
+          <w:p>
+            <w:pPr>
+              <w:spacing w:after="40" w:before="0"/>
+            </w:pPr>
+            <w:r>
+              <w:rPr>
+                <w:rFonts w:ascii="Arial" w:cs="Arial" w:eastAsia="Arial" w:hAnsi="Arial"/>
+                <w:b w:val="false"/>
+                <w:bCs w:val="false"/>
+                <w:color w:val="161619"/>
+                <w:sz w:val="16"/>
+                <w:szCs w:val="16"/>
+              </w:rPr>
+              <w:t xml:space="preserve">Docs state that refunds appear as negative values in search results. They do not list the status wording after a refund or void (they name 'Voided' only for cancelled suspected-fraud payments), and do not say when a refund completes. Public search results mention a CANCELLED status for bank account voids in the REST API documentation, which is not Portal documentation. The cautionary wording about funds not being immediately available is deliberately conservative: the docs give no refund timing and no status wording, so the guide does not refer to a completed status. Update 19 Oct 2026: the supplied refund result confirms a separate transaction with Total Amount AUD -44.00, Status 'Approved', the message 'Refund was successful', and the original transaction listed under Related Transactions. Still unconfirmed: what a void looks like afterwards, refund timing, and bank account and PayTo refunds.</w:t>
             </w:r>
           </w:p>
         </w:tc>
@@ -2001,67 +2001,67 @@
         </w:tc>
         <w:tc>
           <w:tcPr>
-            <w:tcW w:type="dxa" w:w="900"/>
-            <w:tcBorders>
-              <w:top w:val="single" w:color="DEDEE1" w:sz="4"/>
-              <w:left w:val="single" w:color="DEDEE1" w:sz="4"/>
-              <w:bottom w:val="single" w:color="DEDEE1" w:sz="4"/>
-              <w:right w:val="single" w:color="DEDEE1" w:sz="4"/>
-            </w:tcBorders>
-            <w:tcMar>
-              <w:top w:type="dxa" w:w="60"/>
-              <w:left w:type="dxa" w:w="90"/>
-              <w:bottom w:type="dxa" w:w="60"/>
-              <w:right w:type="dxa" w:w="90"/>
-            </w:tcMar>
-          </w:tcPr>
-          <w:p>
-            <w:pPr>
-              <w:spacing w:after="40" w:before="0"/>
-            </w:pPr>
-            <w:r>
-              <w:rPr>
-                <w:rFonts w:ascii="Arial" w:cs="Arial" w:eastAsia="Arial" w:hAnsi="Arial"/>
-                <w:b w:val="false"/>
-                <w:bCs w:val="false"/>
-                <w:color w:val="161619"/>
-                <w:sz w:val="16"/>
-                <w:szCs w:val="16"/>
-              </w:rPr>
-              <w:t xml:space="preserve">none (scope or omission)</w:t>
-            </w:r>
-          </w:p>
-        </w:tc>
-        <w:tc>
-          <w:tcPr>
-            <w:tcW w:type="dxa" w:w="620"/>
-            <w:tcBorders>
-              <w:top w:val="single" w:color="DEDEE1" w:sz="4"/>
-              <w:left w:val="single" w:color="DEDEE1" w:sz="4"/>
-              <w:bottom w:val="single" w:color="DEDEE1" w:sz="4"/>
-              <w:right w:val="single" w:color="DEDEE1" w:sz="4"/>
-            </w:tcBorders>
-            <w:tcMar>
-              <w:top w:type="dxa" w:w="60"/>
-              <w:left w:type="dxa" w:w="90"/>
-              <w:bottom w:type="dxa" w:w="60"/>
-              <w:right w:type="dxa" w:w="90"/>
-            </w:tcMar>
-          </w:tcPr>
-          <w:p>
-            <w:pPr>
-              <w:spacing w:after="40" w:before="0"/>
-            </w:pPr>
-            <w:r>
-              <w:rPr>
-                <w:rFonts w:ascii="Arial" w:cs="Arial" w:eastAsia="Arial" w:hAnsi="Arial"/>
-                <w:b w:val="false"/>
-                <w:bCs w:val="false"/>
-                <w:color w:val="161619"/>
-                <w:sz w:val="16"/>
-                <w:szCs w:val="16"/>
-              </w:rPr>
-              <w:t xml:space="preserve">Open</w:t>
+            <w:tcW w:type="dxa" w:w="850"/>
+            <w:tcBorders>
+              <w:top w:val="single" w:color="DEDEE1" w:sz="4"/>
+              <w:left w:val="single" w:color="DEDEE1" w:sz="4"/>
+              <w:bottom w:val="single" w:color="DEDEE1" w:sz="4"/>
+              <w:right w:val="single" w:color="DEDEE1" w:sz="4"/>
+            </w:tcBorders>
+            <w:tcMar>
+              <w:top w:type="dxa" w:w="60"/>
+              <w:left w:type="dxa" w:w="90"/>
+              <w:bottom w:type="dxa" w:w="60"/>
+              <w:right w:type="dxa" w:w="90"/>
+            </w:tcMar>
+          </w:tcPr>
+          <w:p>
+            <w:pPr>
+              <w:spacing w:after="40" w:before="0"/>
+            </w:pPr>
+            <w:r>
+              <w:rPr>
+                <w:rFonts w:ascii="Arial" w:cs="Arial" w:eastAsia="Arial" w:hAnsi="Arial"/>
+                <w:b w:val="false"/>
+                <w:bCs w:val="false"/>
+                <w:color w:val="161619"/>
+                <w:sz w:val="16"/>
+                <w:szCs w:val="16"/>
+              </w:rPr>
+              <w:t xml:space="preserve">11, 13</w:t>
+            </w:r>
+          </w:p>
+        </w:tc>
+        <w:tc>
+          <w:tcPr>
+            <w:tcW w:type="dxa" w:w="1100"/>
+            <w:tcBorders>
+              <w:top w:val="single" w:color="DEDEE1" w:sz="4"/>
+              <w:left w:val="single" w:color="DEDEE1" w:sz="4"/>
+              <w:bottom w:val="single" w:color="DEDEE1" w:sz="4"/>
+              <w:right w:val="single" w:color="DEDEE1" w:sz="4"/>
+            </w:tcBorders>
+            <w:tcMar>
+              <w:top w:type="dxa" w:w="60"/>
+              <w:left w:type="dxa" w:w="90"/>
+              <w:bottom w:type="dxa" w:w="60"/>
+              <w:right w:type="dxa" w:w="90"/>
+            </w:tcMar>
+          </w:tcPr>
+          <w:p>
+            <w:pPr>
+              <w:spacing w:after="40" w:before="0"/>
+            </w:pPr>
+            <w:r>
+              <w:rPr>
+                <w:rFonts w:ascii="Arial" w:cs="Arial" w:eastAsia="Arial" w:hAnsi="Arial"/>
+                <w:b w:val="false"/>
+                <w:bCs w:val="false"/>
+                <w:color w:val="161619"/>
+                <w:sz w:val="16"/>
+                <w:szCs w:val="16"/>
+              </w:rPr>
+              <w:t xml:space="preserve">Partly verified</w:t>
             </w:r>
           </w:p>
         </w:tc>
@@ -2205,7 +2205,7 @@
         </w:tc>
         <w:tc>
           <w:tcPr>
-            <w:tcW w:type="dxa" w:w="3000"/>
+            <w:tcW w:type="dxa" w:w="2800"/>
             <w:tcBorders>
               <w:top w:val="single" w:color="DEDEE1" w:sz="4"/>
               <w:left w:val="single" w:color="DEDEE1" w:sz="4"/>
@@ -2238,7 +2238,7 @@
         </w:tc>
         <w:tc>
           <w:tcPr>
-            <w:tcW w:type="dxa" w:w="4000"/>
+            <w:tcW w:type="dxa" w:w="3900"/>
             <w:tcBorders>
               <w:top w:val="single" w:color="DEDEE1" w:sz="4"/>
               <w:left w:val="single" w:color="DEDEE1" w:sz="4"/>
@@ -2304,40 +2304,40 @@
         </w:tc>
         <w:tc>
           <w:tcPr>
-            <w:tcW w:type="dxa" w:w="900"/>
-            <w:tcBorders>
-              <w:top w:val="single" w:color="DEDEE1" w:sz="4"/>
-              <w:left w:val="single" w:color="DEDEE1" w:sz="4"/>
-              <w:bottom w:val="single" w:color="DEDEE1" w:sz="4"/>
-              <w:right w:val="single" w:color="DEDEE1" w:sz="4"/>
-            </w:tcBorders>
-            <w:tcMar>
-              <w:top w:type="dxa" w:w="60"/>
-              <w:left w:type="dxa" w:w="90"/>
-              <w:bottom w:type="dxa" w:w="60"/>
-              <w:right w:type="dxa" w:w="90"/>
-            </w:tcMar>
-          </w:tcPr>
-          <w:p>
-            <w:pPr>
-              <w:spacing w:after="40" w:before="0"/>
-            </w:pPr>
-            <w:r>
-              <w:rPr>
-                <w:rFonts w:ascii="Arial" w:cs="Arial" w:eastAsia="Arial" w:hAnsi="Arial"/>
-                <w:b w:val="false"/>
-                <w:bCs w:val="false"/>
-                <w:color w:val="161619"/>
-                <w:sz w:val="16"/>
-                <w:szCs w:val="16"/>
-              </w:rPr>
-              <w:t xml:space="preserve">none (scope or omission)</w:t>
-            </w:r>
-          </w:p>
-        </w:tc>
-        <w:tc>
-          <w:tcPr>
-            <w:tcW w:type="dxa" w:w="620"/>
+            <w:tcW w:type="dxa" w:w="850"/>
+            <w:tcBorders>
+              <w:top w:val="single" w:color="DEDEE1" w:sz="4"/>
+              <w:left w:val="single" w:color="DEDEE1" w:sz="4"/>
+              <w:bottom w:val="single" w:color="DEDEE1" w:sz="4"/>
+              <w:right w:val="single" w:color="DEDEE1" w:sz="4"/>
+            </w:tcBorders>
+            <w:tcMar>
+              <w:top w:type="dxa" w:w="60"/>
+              <w:left w:type="dxa" w:w="90"/>
+              <w:bottom w:type="dxa" w:w="60"/>
+              <w:right w:type="dxa" w:w="90"/>
+            </w:tcMar>
+          </w:tcPr>
+          <w:p>
+            <w:pPr>
+              <w:spacing w:after="40" w:before="0"/>
+            </w:pPr>
+            <w:r>
+              <w:rPr>
+                <w:rFonts w:ascii="Arial" w:cs="Arial" w:eastAsia="Arial" w:hAnsi="Arial"/>
+                <w:b w:val="false"/>
+                <w:bCs w:val="false"/>
+                <w:color w:val="161619"/>
+                <w:sz w:val="16"/>
+                <w:szCs w:val="16"/>
+              </w:rPr>
+              <w:t xml:space="preserve">6</w:t>
+            </w:r>
+          </w:p>
+        </w:tc>
+        <w:tc>
+          <w:tcPr>
+            <w:tcW w:type="dxa" w:w="1100"/>
             <w:tcBorders>
               <w:top w:val="single" w:color="DEDEE1" w:sz="4"/>
               <w:left w:val="single" w:color="DEDEE1" w:sz="4"/>
@@ -2469,7 +2469,7 @@
                 <w:sz w:val="16"/>
                 <w:szCs w:val="16"/>
               </w:rPr>
-              <w:t xml:space="preserve">Export transactions — p. 13</w:t>
+              <w:t xml:space="preserve">Export transactions — p. 14</w:t>
             </w:r>
           </w:p>
         </w:tc>
@@ -2508,7 +2508,7 @@
         </w:tc>
         <w:tc>
           <w:tcPr>
-            <w:tcW w:type="dxa" w:w="3000"/>
+            <w:tcW w:type="dxa" w:w="2800"/>
             <w:tcBorders>
               <w:top w:val="single" w:color="DEDEE1" w:sz="4"/>
               <w:left w:val="single" w:color="DEDEE1" w:sz="4"/>
@@ -2541,34 +2541,34 @@
         </w:tc>
         <w:tc>
           <w:tcPr>
-            <w:tcW w:type="dxa" w:w="4000"/>
-            <w:tcBorders>
-              <w:top w:val="single" w:color="DEDEE1" w:sz="4"/>
-              <w:left w:val="single" w:color="DEDEE1" w:sz="4"/>
-              <w:bottom w:val="single" w:color="DEDEE1" w:sz="4"/>
-              <w:right w:val="single" w:color="DEDEE1" w:sz="4"/>
-            </w:tcBorders>
-            <w:tcMar>
-              <w:top w:type="dxa" w:w="60"/>
-              <w:left w:type="dxa" w:w="90"/>
-              <w:bottom w:type="dxa" w:w="60"/>
-              <w:right w:type="dxa" w:w="90"/>
-            </w:tcMar>
-          </w:tcPr>
-          <w:p>
-            <w:pPr>
-              <w:spacing w:after="40" w:before="0"/>
-            </w:pPr>
-            <w:r>
-              <w:rPr>
-                <w:rFonts w:ascii="Arial" w:cs="Arial" w:eastAsia="Arial" w:hAnsi="Arial"/>
-                <w:b w:val="false"/>
-                <w:bCs w:val="false"/>
-                <w:color w:val="161619"/>
-                <w:sz w:val="16"/>
-                <w:szCs w:val="16"/>
-              </w:rPr>
-              <w:t xml:space="preserve">From the v3 guide. The official docs give 'Transactions and Reports -&gt; Export Transactions' and the supplied screenshot is titled 'Export Transactions'. The two paths conflict and the guide uses the v3 path.</w:t>
+            <w:tcW w:type="dxa" w:w="3900"/>
+            <w:tcBorders>
+              <w:top w:val="single" w:color="DEDEE1" w:sz="4"/>
+              <w:left w:val="single" w:color="DEDEE1" w:sz="4"/>
+              <w:bottom w:val="single" w:color="DEDEE1" w:sz="4"/>
+              <w:right w:val="single" w:color="DEDEE1" w:sz="4"/>
+            </w:tcBorders>
+            <w:tcMar>
+              <w:top w:type="dxa" w:w="60"/>
+              <w:left w:type="dxa" w:w="90"/>
+              <w:bottom w:type="dxa" w:w="60"/>
+              <w:right w:type="dxa" w:w="90"/>
+            </w:tcMar>
+          </w:tcPr>
+          <w:p>
+            <w:pPr>
+              <w:spacing w:after="40" w:before="0"/>
+            </w:pPr>
+            <w:r>
+              <w:rPr>
+                <w:rFonts w:ascii="Arial" w:cs="Arial" w:eastAsia="Arial" w:hAnsi="Arial"/>
+                <w:b w:val="false"/>
+                <w:bCs w:val="false"/>
+                <w:color w:val="161619"/>
+                <w:sz w:val="16"/>
+                <w:szCs w:val="16"/>
+              </w:rPr>
+              <w:t xml:space="preserve">From the v3 guide. The official docs give 'Transactions and Reports -&gt; Export Transactions' and the supplied screenshot is titled 'Export Transactions'. The two paths conflict and the guide uses the v3 path. Verified: the supplied menu shows Find Transactions &gt; Export Transaction Reports, which matches the guide. The marker has been removed from the guide.</w:t>
             </w:r>
           </w:p>
         </w:tc>
@@ -2607,67 +2607,67 @@
         </w:tc>
         <w:tc>
           <w:tcPr>
-            <w:tcW w:type="dxa" w:w="900"/>
-            <w:tcBorders>
-              <w:top w:val="single" w:color="DEDEE1" w:sz="4"/>
-              <w:left w:val="single" w:color="DEDEE1" w:sz="4"/>
-              <w:bottom w:val="single" w:color="DEDEE1" w:sz="4"/>
-              <w:right w:val="single" w:color="DEDEE1" w:sz="4"/>
-            </w:tcBorders>
-            <w:tcMar>
-              <w:top w:type="dxa" w:w="60"/>
-              <w:left w:type="dxa" w:w="90"/>
-              <w:bottom w:type="dxa" w:w="60"/>
-              <w:right w:type="dxa" w:w="90"/>
-            </w:tcMar>
-          </w:tcPr>
-          <w:p>
-            <w:pPr>
-              <w:spacing w:after="40" w:before="0"/>
-            </w:pPr>
-            <w:r>
-              <w:rPr>
-                <w:rFonts w:ascii="Arial" w:cs="Arial" w:eastAsia="Arial" w:hAnsi="Arial"/>
-                <w:b w:val="false"/>
-                <w:bCs w:val="false"/>
-                <w:color w:val="161619"/>
-                <w:sz w:val="16"/>
-                <w:szCs w:val="16"/>
-              </w:rPr>
-              <w:t xml:space="preserve">none (scope or omission)</w:t>
-            </w:r>
-          </w:p>
-        </w:tc>
-        <w:tc>
-          <w:tcPr>
-            <w:tcW w:type="dxa" w:w="620"/>
-            <w:tcBorders>
-              <w:top w:val="single" w:color="DEDEE1" w:sz="4"/>
-              <w:left w:val="single" w:color="DEDEE1" w:sz="4"/>
-              <w:bottom w:val="single" w:color="DEDEE1" w:sz="4"/>
-              <w:right w:val="single" w:color="DEDEE1" w:sz="4"/>
-            </w:tcBorders>
-            <w:tcMar>
-              <w:top w:type="dxa" w:w="60"/>
-              <w:left w:type="dxa" w:w="90"/>
-              <w:bottom w:type="dxa" w:w="60"/>
-              <w:right w:type="dxa" w:w="90"/>
-            </w:tcMar>
-          </w:tcPr>
-          <w:p>
-            <w:pPr>
-              <w:spacing w:after="40" w:before="0"/>
-            </w:pPr>
-            <w:r>
-              <w:rPr>
-                <w:rFonts w:ascii="Arial" w:cs="Arial" w:eastAsia="Arial" w:hAnsi="Arial"/>
-                <w:b w:val="false"/>
-                <w:bCs w:val="false"/>
-                <w:color w:val="161619"/>
-                <w:sz w:val="16"/>
-                <w:szCs w:val="16"/>
-              </w:rPr>
-              <w:t xml:space="preserve">Open</w:t>
+            <w:tcW w:type="dxa" w:w="850"/>
+            <w:tcBorders>
+              <w:top w:val="single" w:color="DEDEE1" w:sz="4"/>
+              <w:left w:val="single" w:color="DEDEE1" w:sz="4"/>
+              <w:bottom w:val="single" w:color="DEDEE1" w:sz="4"/>
+              <w:right w:val="single" w:color="DEDEE1" w:sz="4"/>
+            </w:tcBorders>
+            <w:tcMar>
+              <w:top w:type="dxa" w:w="60"/>
+              <w:left w:type="dxa" w:w="90"/>
+              <w:bottom w:type="dxa" w:w="60"/>
+              <w:right w:type="dxa" w:w="90"/>
+            </w:tcMar>
+          </w:tcPr>
+          <w:p>
+            <w:pPr>
+              <w:spacing w:after="40" w:before="0"/>
+            </w:pPr>
+            <w:r>
+              <w:rPr>
+                <w:rFonts w:ascii="Arial" w:cs="Arial" w:eastAsia="Arial" w:hAnsi="Arial"/>
+                <w:b w:val="false"/>
+                <w:bCs w:val="false"/>
+                <w:color w:val="161619"/>
+                <w:sz w:val="16"/>
+                <w:szCs w:val="16"/>
+              </w:rPr>
+              <w:t xml:space="preserve">none (verified; marker removed)</w:t>
+            </w:r>
+          </w:p>
+        </w:tc>
+        <w:tc>
+          <w:tcPr>
+            <w:tcW w:type="dxa" w:w="1100"/>
+            <w:tcBorders>
+              <w:top w:val="single" w:color="DEDEE1" w:sz="4"/>
+              <w:left w:val="single" w:color="DEDEE1" w:sz="4"/>
+              <w:bottom w:val="single" w:color="DEDEE1" w:sz="4"/>
+              <w:right w:val="single" w:color="DEDEE1" w:sz="4"/>
+            </w:tcBorders>
+            <w:tcMar>
+              <w:top w:type="dxa" w:w="60"/>
+              <w:left w:type="dxa" w:w="90"/>
+              <w:bottom w:type="dxa" w:w="60"/>
+              <w:right w:type="dxa" w:w="90"/>
+            </w:tcMar>
+          </w:tcPr>
+          <w:p>
+            <w:pPr>
+              <w:spacing w:after="40" w:before="0"/>
+            </w:pPr>
+            <w:r>
+              <w:rPr>
+                <w:rFonts w:ascii="Arial" w:cs="Arial" w:eastAsia="Arial" w:hAnsi="Arial"/>
+                <w:b w:val="false"/>
+                <w:bCs w:val="false"/>
+                <w:color w:val="161619"/>
+                <w:sz w:val="16"/>
+                <w:szCs w:val="16"/>
+              </w:rPr>
+              <w:t xml:space="preserve">Verified by screenshot V1 (19 Oct 2026)</w:t>
             </w:r>
           </w:p>
         </w:tc>
@@ -2811,7 +2811,7 @@
         </w:tc>
         <w:tc>
           <w:tcPr>
-            <w:tcW w:type="dxa" w:w="3000"/>
+            <w:tcW w:type="dxa" w:w="2800"/>
             <w:tcBorders>
               <w:top w:val="single" w:color="DEDEE1" w:sz="4"/>
               <w:left w:val="single" w:color="DEDEE1" w:sz="4"/>
@@ -2844,7 +2844,7 @@
         </w:tc>
         <w:tc>
           <w:tcPr>
-            <w:tcW w:type="dxa" w:w="4000"/>
+            <w:tcW w:type="dxa" w:w="3900"/>
             <w:tcBorders>
               <w:top w:val="single" w:color="DEDEE1" w:sz="4"/>
               <w:left w:val="single" w:color="DEDEE1" w:sz="4"/>
@@ -2910,7 +2910,7 @@
         </w:tc>
         <w:tc>
           <w:tcPr>
-            <w:tcW w:type="dxa" w:w="900"/>
+            <w:tcW w:type="dxa" w:w="850"/>
             <w:tcBorders>
               <w:top w:val="single" w:color="DEDEE1" w:sz="4"/>
               <w:left w:val="single" w:color="DEDEE1" w:sz="4"/>
@@ -2943,7 +2943,7 @@
         </w:tc>
         <w:tc>
           <w:tcPr>
-            <w:tcW w:type="dxa" w:w="620"/>
+            <w:tcW w:type="dxa" w:w="1100"/>
             <w:tcBorders>
               <w:top w:val="single" w:color="DEDEE1" w:sz="4"/>
               <w:left w:val="single" w:color="DEDEE1" w:sz="4"/>
@@ -3075,7 +3075,7 @@
                 <w:sz w:val="16"/>
                 <w:szCs w:val="16"/>
               </w:rPr>
-              <w:t xml:space="preserve">Make a payment, Find, Refund — p. 3, 5, 9, 11</w:t>
+              <w:t xml:space="preserve">Make a payment, Find, Refund — p. 3, 5</w:t>
             </w:r>
           </w:p>
         </w:tc>
@@ -3114,67 +3114,67 @@
         </w:tc>
         <w:tc>
           <w:tcPr>
-            <w:tcW w:type="dxa" w:w="3000"/>
-            <w:tcBorders>
-              <w:top w:val="single" w:color="DEDEE1" w:sz="4"/>
-              <w:left w:val="single" w:color="DEDEE1" w:sz="4"/>
-              <w:bottom w:val="single" w:color="DEDEE1" w:sz="4"/>
-              <w:right w:val="single" w:color="DEDEE1" w:sz="4"/>
-            </w:tcBorders>
-            <w:tcMar>
-              <w:top w:type="dxa" w:w="60"/>
-              <w:left w:type="dxa" w:w="90"/>
-              <w:bottom w:type="dxa" w:w="60"/>
-              <w:right w:type="dxa" w:w="90"/>
-            </w:tcMar>
-          </w:tcPr>
-          <w:p>
-            <w:pPr>
-              <w:spacing w:after="40" w:before="0"/>
-            </w:pPr>
-            <w:r>
-              <w:rPr>
-                <w:rFonts w:ascii="Arial" w:cs="Arial" w:eastAsia="Arial" w:hAnsi="Arial"/>
-                <w:b w:val="false"/>
-                <w:bCs w:val="false"/>
-                <w:color w:val="161619"/>
-                <w:sz w:val="16"/>
-                <w:szCs w:val="16"/>
-              </w:rPr>
-              <w:t xml:space="preserve">Menu paths: Transactions and Reports &gt; Make a Payment &gt; Credit Card / Bank Account; Transactions and Reports &gt; Find Transactions &gt; Recent Transactions / Find or Refund a Transaction.</w:t>
-            </w:r>
-          </w:p>
-        </w:tc>
-        <w:tc>
-          <w:tcPr>
-            <w:tcW w:type="dxa" w:w="4000"/>
-            <w:tcBorders>
-              <w:top w:val="single" w:color="DEDEE1" w:sz="4"/>
-              <w:left w:val="single" w:color="DEDEE1" w:sz="4"/>
-              <w:bottom w:val="single" w:color="DEDEE1" w:sz="4"/>
-              <w:right w:val="single" w:color="DEDEE1" w:sz="4"/>
-            </w:tcBorders>
-            <w:tcMar>
-              <w:top w:type="dxa" w:w="60"/>
-              <w:left w:type="dxa" w:w="90"/>
-              <w:bottom w:type="dxa" w:w="60"/>
-              <w:right w:type="dxa" w:w="90"/>
-            </w:tcMar>
-          </w:tcPr>
-          <w:p>
-            <w:pPr>
-              <w:spacing w:after="40" w:before="0"/>
-            </w:pPr>
-            <w:r>
-              <w:rPr>
-                <w:rFonts w:ascii="Arial" w:cs="Arial" w:eastAsia="Arial" w:hAnsi="Arial"/>
-                <w:b w:val="false"/>
-                <w:bCs w:val="false"/>
-                <w:color w:val="161619"/>
-                <w:sz w:val="16"/>
-                <w:szCs w:val="16"/>
-              </w:rPr>
-              <w:t xml:space="preserve">Taken from the supplied v3 guide. The official docs list these functions under the 'Transactions and reports' tab but do not show a 'Make a Payment' or 'Find Transactions' submenu label.</w:t>
+            <w:tcW w:type="dxa" w:w="2800"/>
+            <w:tcBorders>
+              <w:top w:val="single" w:color="DEDEE1" w:sz="4"/>
+              <w:left w:val="single" w:color="DEDEE1" w:sz="4"/>
+              <w:bottom w:val="single" w:color="DEDEE1" w:sz="4"/>
+              <w:right w:val="single" w:color="DEDEE1" w:sz="4"/>
+            </w:tcBorders>
+            <w:tcMar>
+              <w:top w:type="dxa" w:w="60"/>
+              <w:left w:type="dxa" w:w="90"/>
+              <w:bottom w:type="dxa" w:w="60"/>
+              <w:right w:type="dxa" w:w="90"/>
+            </w:tcMar>
+          </w:tcPr>
+          <w:p>
+            <w:pPr>
+              <w:spacing w:after="40" w:before="0"/>
+            </w:pPr>
+            <w:r>
+              <w:rPr>
+                <w:rFonts w:ascii="Arial" w:cs="Arial" w:eastAsia="Arial" w:hAnsi="Arial"/>
+                <w:b w:val="false"/>
+                <w:bCs w:val="false"/>
+                <w:color w:val="161619"/>
+                <w:sz w:val="16"/>
+                <w:szCs w:val="16"/>
+              </w:rPr>
+              <w:t xml:space="preserve">Menu paths: Transactions and Reports &gt; Make a Payment &gt; Credit Card / Bank Account.</w:t>
+            </w:r>
+          </w:p>
+        </w:tc>
+        <w:tc>
+          <w:tcPr>
+            <w:tcW w:type="dxa" w:w="3900"/>
+            <w:tcBorders>
+              <w:top w:val="single" w:color="DEDEE1" w:sz="4"/>
+              <w:left w:val="single" w:color="DEDEE1" w:sz="4"/>
+              <w:bottom w:val="single" w:color="DEDEE1" w:sz="4"/>
+              <w:right w:val="single" w:color="DEDEE1" w:sz="4"/>
+            </w:tcBorders>
+            <w:tcMar>
+              <w:top w:type="dxa" w:w="60"/>
+              <w:left w:type="dxa" w:w="90"/>
+              <w:bottom w:type="dxa" w:w="60"/>
+              <w:right w:type="dxa" w:w="90"/>
+            </w:tcMar>
+          </w:tcPr>
+          <w:p>
+            <w:pPr>
+              <w:spacing w:after="40" w:before="0"/>
+            </w:pPr>
+            <w:r>
+              <w:rPr>
+                <w:rFonts w:ascii="Arial" w:cs="Arial" w:eastAsia="Arial" w:hAnsi="Arial"/>
+                <w:b w:val="false"/>
+                <w:bCs w:val="false"/>
+                <w:color w:val="161619"/>
+                <w:sz w:val="16"/>
+                <w:szCs w:val="16"/>
+              </w:rPr>
+              <w:t xml:space="preserve">Taken from the supplied v3 guide. The official docs list these functions under the 'Transactions and reports' tab but do not show a 'Make a Payment' or 'Find Transactions' submenu label. Update 19 Oct 2026: screenshot V1 (menu expanded) confirms Find Transactions &gt; Recent Transactions and Find or Refund a Transaction. That user's Make a Payment menu lists only PayTo and Existing Customer, so the Credit Card and Bank Account paths are still unconfirmed.</w:t>
             </w:r>
           </w:p>
         </w:tc>
@@ -3207,73 +3207,73 @@
                 <w:sz w:val="16"/>
                 <w:szCs w:val="16"/>
               </w:rPr>
-              <w:t xml:space="preserve">Confirm the exact menu labels and nesting on a live QuickTerminal user. Screenshot V1 (menu expanded) will settle this and VN3, VN14 and VN15 together.</w:t>
-            </w:r>
-          </w:p>
-        </w:tc>
-        <w:tc>
-          <w:tcPr>
-            <w:tcW w:type="dxa" w:w="900"/>
-            <w:tcBorders>
-              <w:top w:val="single" w:color="DEDEE1" w:sz="4"/>
-              <w:left w:val="single" w:color="DEDEE1" w:sz="4"/>
-              <w:bottom w:val="single" w:color="DEDEE1" w:sz="4"/>
-              <w:right w:val="single" w:color="DEDEE1" w:sz="4"/>
-            </w:tcBorders>
-            <w:tcMar>
-              <w:top w:type="dxa" w:w="60"/>
-              <w:left w:type="dxa" w:w="90"/>
-              <w:bottom w:type="dxa" w:w="60"/>
-              <w:right w:type="dxa" w:w="90"/>
-            </w:tcMar>
-          </w:tcPr>
-          <w:p>
-            <w:pPr>
-              <w:spacing w:after="40" w:before="0"/>
-            </w:pPr>
-            <w:r>
-              <w:rPr>
-                <w:rFonts w:ascii="Arial" w:cs="Arial" w:eastAsia="Arial" w:hAnsi="Arial"/>
-                <w:b w:val="false"/>
-                <w:bCs w:val="false"/>
-                <w:color w:val="161619"/>
-                <w:sz w:val="16"/>
-                <w:szCs w:val="16"/>
-              </w:rPr>
-              <w:t xml:space="preserve">none (scope or omission)</w:t>
-            </w:r>
-          </w:p>
-        </w:tc>
-        <w:tc>
-          <w:tcPr>
-            <w:tcW w:type="dxa" w:w="620"/>
-            <w:tcBorders>
-              <w:top w:val="single" w:color="DEDEE1" w:sz="4"/>
-              <w:left w:val="single" w:color="DEDEE1" w:sz="4"/>
-              <w:bottom w:val="single" w:color="DEDEE1" w:sz="4"/>
-              <w:right w:val="single" w:color="DEDEE1" w:sz="4"/>
-            </w:tcBorders>
-            <w:tcMar>
-              <w:top w:type="dxa" w:w="60"/>
-              <w:left w:type="dxa" w:w="90"/>
-              <w:bottom w:type="dxa" w:w="60"/>
-              <w:right w:type="dxa" w:w="90"/>
-            </w:tcMar>
-          </w:tcPr>
-          <w:p>
-            <w:pPr>
-              <w:spacing w:after="40" w:before="0"/>
-            </w:pPr>
-            <w:r>
-              <w:rPr>
-                <w:rFonts w:ascii="Arial" w:cs="Arial" w:eastAsia="Arial" w:hAnsi="Arial"/>
-                <w:b w:val="false"/>
-                <w:bCs w:val="false"/>
-                <w:color w:val="161619"/>
-                <w:sz w:val="16"/>
-                <w:szCs w:val="16"/>
-              </w:rPr>
-              <w:t xml:space="preserve">Open</w:t>
+              <w:t xml:space="preserve">Capture the menu (V1) again as a user who has credit card and bank account enabled and confirm the Make a Payment &gt; Credit Card and Bank Account labels.</w:t>
+            </w:r>
+          </w:p>
+        </w:tc>
+        <w:tc>
+          <w:tcPr>
+            <w:tcW w:type="dxa" w:w="850"/>
+            <w:tcBorders>
+              <w:top w:val="single" w:color="DEDEE1" w:sz="4"/>
+              <w:left w:val="single" w:color="DEDEE1" w:sz="4"/>
+              <w:bottom w:val="single" w:color="DEDEE1" w:sz="4"/>
+              <w:right w:val="single" w:color="DEDEE1" w:sz="4"/>
+            </w:tcBorders>
+            <w:tcMar>
+              <w:top w:type="dxa" w:w="60"/>
+              <w:left w:type="dxa" w:w="90"/>
+              <w:bottom w:type="dxa" w:w="60"/>
+              <w:right w:type="dxa" w:w="90"/>
+            </w:tcMar>
+          </w:tcPr>
+          <w:p>
+            <w:pPr>
+              <w:spacing w:after="40" w:before="0"/>
+            </w:pPr>
+            <w:r>
+              <w:rPr>
+                <w:rFonts w:ascii="Arial" w:cs="Arial" w:eastAsia="Arial" w:hAnsi="Arial"/>
+                <w:b w:val="false"/>
+                <w:bCs w:val="false"/>
+                <w:color w:val="161619"/>
+                <w:sz w:val="16"/>
+                <w:szCs w:val="16"/>
+              </w:rPr>
+              <w:t xml:space="preserve">3, 5</w:t>
+            </w:r>
+          </w:p>
+        </w:tc>
+        <w:tc>
+          <w:tcPr>
+            <w:tcW w:type="dxa" w:w="1100"/>
+            <w:tcBorders>
+              <w:top w:val="single" w:color="DEDEE1" w:sz="4"/>
+              <w:left w:val="single" w:color="DEDEE1" w:sz="4"/>
+              <w:bottom w:val="single" w:color="DEDEE1" w:sz="4"/>
+              <w:right w:val="single" w:color="DEDEE1" w:sz="4"/>
+            </w:tcBorders>
+            <w:tcMar>
+              <w:top w:type="dxa" w:w="60"/>
+              <w:left w:type="dxa" w:w="90"/>
+              <w:bottom w:type="dxa" w:w="60"/>
+              <w:right w:type="dxa" w:w="90"/>
+            </w:tcMar>
+          </w:tcPr>
+          <w:p>
+            <w:pPr>
+              <w:spacing w:after="40" w:before="0"/>
+            </w:pPr>
+            <w:r>
+              <w:rPr>
+                <w:rFonts w:ascii="Arial" w:cs="Arial" w:eastAsia="Arial" w:hAnsi="Arial"/>
+                <w:b w:val="false"/>
+                <w:bCs w:val="false"/>
+                <w:color w:val="161619"/>
+                <w:sz w:val="16"/>
+                <w:szCs w:val="16"/>
+              </w:rPr>
+              <w:t xml:space="preserve">Partly verified</w:t>
             </w:r>
           </w:p>
         </w:tc>
@@ -3417,67 +3417,67 @@
         </w:tc>
         <w:tc>
           <w:tcPr>
-            <w:tcW w:type="dxa" w:w="3000"/>
-            <w:tcBorders>
-              <w:top w:val="single" w:color="DEDEE1" w:sz="4"/>
-              <w:left w:val="single" w:color="DEDEE1" w:sz="4"/>
-              <w:bottom w:val="single" w:color="DEDEE1" w:sz="4"/>
-              <w:right w:val="single" w:color="DEDEE1" w:sz="4"/>
-            </w:tcBorders>
-            <w:tcMar>
-              <w:top w:type="dxa" w:w="60"/>
-              <w:left w:type="dxa" w:w="90"/>
-              <w:bottom w:type="dxa" w:w="60"/>
-              <w:right w:type="dxa" w:w="90"/>
-            </w:tcMar>
-          </w:tcPr>
-          <w:p>
-            <w:pPr>
-              <w:spacing w:after="40" w:before="0"/>
-            </w:pPr>
-            <w:r>
-              <w:rPr>
-                <w:rFonts w:ascii="Arial" w:cs="Arial" w:eastAsia="Arial" w:hAnsi="Arial"/>
-                <w:b w:val="false"/>
-                <w:bCs w:val="false"/>
-                <w:color w:val="161619"/>
-                <w:sz w:val="16"/>
-                <w:szCs w:val="16"/>
-              </w:rPr>
-              <w:t xml:space="preserve">PayTo field names (Payer Name, Payer Type, Payer ID, Payer Reference, Payment Method, Business, Payee Reference, Payment Amount, End to End ID, Remittance Information, Purpose, Description).</w:t>
-            </w:r>
-          </w:p>
-        </w:tc>
-        <w:tc>
-          <w:tcPr>
-            <w:tcW w:type="dxa" w:w="4000"/>
-            <w:tcBorders>
-              <w:top w:val="single" w:color="DEDEE1" w:sz="4"/>
-              <w:left w:val="single" w:color="DEDEE1" w:sz="4"/>
-              <w:bottom w:val="single" w:color="DEDEE1" w:sz="4"/>
-              <w:right w:val="single" w:color="DEDEE1" w:sz="4"/>
-            </w:tcBorders>
-            <w:tcMar>
-              <w:top w:type="dxa" w:w="60"/>
-              <w:left w:type="dxa" w:w="90"/>
-              <w:bottom w:type="dxa" w:w="60"/>
-              <w:right w:type="dxa" w:w="90"/>
-            </w:tcMar>
-          </w:tcPr>
-          <w:p>
-            <w:pPr>
-              <w:spacing w:after="40" w:before="0"/>
-            </w:pPr>
-            <w:r>
-              <w:rPr>
-                <w:rFonts w:ascii="Arial" w:cs="Arial" w:eastAsia="Arial" w:hAnsi="Arial"/>
-                <w:b w:val="false"/>
-                <w:bCs w:val="false"/>
-                <w:color w:val="161619"/>
-                <w:sz w:val="16"/>
-                <w:szCs w:val="16"/>
-              </w:rPr>
-              <w:t xml:space="preserve">Docs 'Make a PayTo payment' lists these fields for QuickPortal. The docs do not say which are mandatory, and describe 'Payer ID' only as a CRN. No PayTo screenshot is available.</w:t>
+            <w:tcW w:type="dxa" w:w="2800"/>
+            <w:tcBorders>
+              <w:top w:val="single" w:color="DEDEE1" w:sz="4"/>
+              <w:left w:val="single" w:color="DEDEE1" w:sz="4"/>
+              <w:bottom w:val="single" w:color="DEDEE1" w:sz="4"/>
+              <w:right w:val="single" w:color="DEDEE1" w:sz="4"/>
+            </w:tcBorders>
+            <w:tcMar>
+              <w:top w:type="dxa" w:w="60"/>
+              <w:left w:type="dxa" w:w="90"/>
+              <w:bottom w:type="dxa" w:w="60"/>
+              <w:right w:type="dxa" w:w="90"/>
+            </w:tcMar>
+          </w:tcPr>
+          <w:p>
+            <w:pPr>
+              <w:spacing w:after="40" w:before="0"/>
+            </w:pPr>
+            <w:r>
+              <w:rPr>
+                <w:rFonts w:ascii="Arial" w:cs="Arial" w:eastAsia="Arial" w:hAnsi="Arial"/>
+                <w:b w:val="false"/>
+                <w:bCs w:val="false"/>
+                <w:color w:val="161619"/>
+                <w:sz w:val="16"/>
+                <w:szCs w:val="16"/>
+              </w:rPr>
+              <w:t xml:space="preserve">PayTo field names and which fields are required (Payer Name, Payer Type, Payer ID (CRN), Payer Reference, Payment Method, PayID, PayID Type, Business, Payee Reference, Payment Amount, End to End ID, Remittance Information, Purpose, Description).</w:t>
+            </w:r>
+          </w:p>
+        </w:tc>
+        <w:tc>
+          <w:tcPr>
+            <w:tcW w:type="dxa" w:w="3900"/>
+            <w:tcBorders>
+              <w:top w:val="single" w:color="DEDEE1" w:sz="4"/>
+              <w:left w:val="single" w:color="DEDEE1" w:sz="4"/>
+              <w:bottom w:val="single" w:color="DEDEE1" w:sz="4"/>
+              <w:right w:val="single" w:color="DEDEE1" w:sz="4"/>
+            </w:tcBorders>
+            <w:tcMar>
+              <w:top w:type="dxa" w:w="60"/>
+              <w:left w:type="dxa" w:w="90"/>
+              <w:bottom w:type="dxa" w:w="60"/>
+              <w:right w:type="dxa" w:w="90"/>
+            </w:tcMar>
+          </w:tcPr>
+          <w:p>
+            <w:pPr>
+              <w:spacing w:after="40" w:before="0"/>
+            </w:pPr>
+            <w:r>
+              <w:rPr>
+                <w:rFonts w:ascii="Arial" w:cs="Arial" w:eastAsia="Arial" w:hAnsi="Arial"/>
+                <w:b w:val="false"/>
+                <w:bCs w:val="false"/>
+                <w:color w:val="161619"/>
+                <w:sz w:val="16"/>
+                <w:szCs w:val="16"/>
+              </w:rPr>
+              <w:t xml:space="preserve">Docs 'Make a PayTo payment' lists these fields for QuickPortal. The docs do not say which are mandatory, and describe 'Payer ID' only as a CRN. No PayTo screenshot is available. Update 19 Oct 2026: the supplied Party Details, Payment Details and Review and Submit screenshots confirm these labels, the required-field markers (Payer Name, Payer ID, Business, PayID, Payment Amount, Purpose, Description) and the PayID Type options (Email, Phone, ABN, Organisation Name). The screen for the BSB/Account Number payment method was not captured, so its fields are not described.</w:t>
             </w:r>
           </w:p>
         </w:tc>
@@ -3510,73 +3510,73 @@
                 <w:sz w:val="16"/>
                 <w:szCs w:val="16"/>
               </w:rPr>
-              <w:t xml:space="preserve">Confirm exact labels against the live screen, which fields are required, and the Payer Type options. Update step wording once screenshots S02 and S03 are supplied.</w:t>
-            </w:r>
-          </w:p>
-        </w:tc>
-        <w:tc>
-          <w:tcPr>
-            <w:tcW w:type="dxa" w:w="900"/>
-            <w:tcBorders>
-              <w:top w:val="single" w:color="DEDEE1" w:sz="4"/>
-              <w:left w:val="single" w:color="DEDEE1" w:sz="4"/>
-              <w:bottom w:val="single" w:color="DEDEE1" w:sz="4"/>
-              <w:right w:val="single" w:color="DEDEE1" w:sz="4"/>
-            </w:tcBorders>
-            <w:tcMar>
-              <w:top w:type="dxa" w:w="60"/>
-              <w:left w:type="dxa" w:w="90"/>
-              <w:bottom w:type="dxa" w:w="60"/>
-              <w:right w:type="dxa" w:w="90"/>
-            </w:tcMar>
-          </w:tcPr>
-          <w:p>
-            <w:pPr>
-              <w:spacing w:after="40" w:before="0"/>
-            </w:pPr>
-            <w:r>
-              <w:rPr>
-                <w:rFonts w:ascii="Arial" w:cs="Arial" w:eastAsia="Arial" w:hAnsi="Arial"/>
-                <w:b w:val="false"/>
-                <w:bCs w:val="false"/>
-                <w:color w:val="161619"/>
-                <w:sz w:val="16"/>
-                <w:szCs w:val="16"/>
-              </w:rPr>
-              <w:t xml:space="preserve">none (scope or omission)</w:t>
-            </w:r>
-          </w:p>
-        </w:tc>
-        <w:tc>
-          <w:tcPr>
-            <w:tcW w:type="dxa" w:w="620"/>
-            <w:tcBorders>
-              <w:top w:val="single" w:color="DEDEE1" w:sz="4"/>
-              <w:left w:val="single" w:color="DEDEE1" w:sz="4"/>
-              <w:bottom w:val="single" w:color="DEDEE1" w:sz="4"/>
-              <w:right w:val="single" w:color="DEDEE1" w:sz="4"/>
-            </w:tcBorders>
-            <w:tcMar>
-              <w:top w:type="dxa" w:w="60"/>
-              <w:left w:type="dxa" w:w="90"/>
-              <w:bottom w:type="dxa" w:w="60"/>
-              <w:right w:type="dxa" w:w="90"/>
-            </w:tcMar>
-          </w:tcPr>
-          <w:p>
-            <w:pPr>
-              <w:spacing w:after="40" w:before="0"/>
-            </w:pPr>
-            <w:r>
-              <w:rPr>
-                <w:rFonts w:ascii="Arial" w:cs="Arial" w:eastAsia="Arial" w:hAnsi="Arial"/>
-                <w:b w:val="false"/>
-                <w:bCs w:val="false"/>
-                <w:color w:val="161619"/>
-                <w:sz w:val="16"/>
-                <w:szCs w:val="16"/>
-              </w:rPr>
-              <w:t xml:space="preserve">Open</w:t>
+              <w:t xml:space="preserve">Capture the Party Details screen with BSB/Account Number selected, then describe or remove the marker on the Payer Account Details line (page 7).</w:t>
+            </w:r>
+          </w:p>
+        </w:tc>
+        <w:tc>
+          <w:tcPr>
+            <w:tcW w:type="dxa" w:w="850"/>
+            <w:tcBorders>
+              <w:top w:val="single" w:color="DEDEE1" w:sz="4"/>
+              <w:left w:val="single" w:color="DEDEE1" w:sz="4"/>
+              <w:bottom w:val="single" w:color="DEDEE1" w:sz="4"/>
+              <w:right w:val="single" w:color="DEDEE1" w:sz="4"/>
+            </w:tcBorders>
+            <w:tcMar>
+              <w:top w:type="dxa" w:w="60"/>
+              <w:left w:type="dxa" w:w="90"/>
+              <w:bottom w:type="dxa" w:w="60"/>
+              <w:right w:type="dxa" w:w="90"/>
+            </w:tcMar>
+          </w:tcPr>
+          <w:p>
+            <w:pPr>
+              <w:spacing w:after="40" w:before="0"/>
+            </w:pPr>
+            <w:r>
+              <w:rPr>
+                <w:rFonts w:ascii="Arial" w:cs="Arial" w:eastAsia="Arial" w:hAnsi="Arial"/>
+                <w:b w:val="false"/>
+                <w:bCs w:val="false"/>
+                <w:color w:val="161619"/>
+                <w:sz w:val="16"/>
+                <w:szCs w:val="16"/>
+              </w:rPr>
+              <w:t xml:space="preserve">7</w:t>
+            </w:r>
+          </w:p>
+        </w:tc>
+        <w:tc>
+          <w:tcPr>
+            <w:tcW w:type="dxa" w:w="1100"/>
+            <w:tcBorders>
+              <w:top w:val="single" w:color="DEDEE1" w:sz="4"/>
+              <w:left w:val="single" w:color="DEDEE1" w:sz="4"/>
+              <w:bottom w:val="single" w:color="DEDEE1" w:sz="4"/>
+              <w:right w:val="single" w:color="DEDEE1" w:sz="4"/>
+            </w:tcBorders>
+            <w:tcMar>
+              <w:top w:type="dxa" w:w="60"/>
+              <w:left w:type="dxa" w:w="90"/>
+              <w:bottom w:type="dxa" w:w="60"/>
+              <w:right w:type="dxa" w:w="90"/>
+            </w:tcMar>
+          </w:tcPr>
+          <w:p>
+            <w:pPr>
+              <w:spacing w:after="40" w:before="0"/>
+            </w:pPr>
+            <w:r>
+              <w:rPr>
+                <w:rFonts w:ascii="Arial" w:cs="Arial" w:eastAsia="Arial" w:hAnsi="Arial"/>
+                <w:b w:val="false"/>
+                <w:bCs w:val="false"/>
+                <w:color w:val="161619"/>
+                <w:sz w:val="16"/>
+                <w:szCs w:val="16"/>
+              </w:rPr>
+              <w:t xml:space="preserve">Partly verified</w:t>
             </w:r>
           </w:p>
         </w:tc>
@@ -3720,7 +3720,7 @@
         </w:tc>
         <w:tc>
           <w:tcPr>
-            <w:tcW w:type="dxa" w:w="3000"/>
+            <w:tcW w:type="dxa" w:w="2800"/>
             <w:tcBorders>
               <w:top w:val="single" w:color="DEDEE1" w:sz="4"/>
               <w:left w:val="single" w:color="DEDEE1" w:sz="4"/>
@@ -3753,7 +3753,7 @@
         </w:tc>
         <w:tc>
           <w:tcPr>
-            <w:tcW w:type="dxa" w:w="4000"/>
+            <w:tcW w:type="dxa" w:w="3900"/>
             <w:tcBorders>
               <w:top w:val="single" w:color="DEDEE1" w:sz="4"/>
               <w:left w:val="single" w:color="DEDEE1" w:sz="4"/>
@@ -3819,40 +3819,40 @@
         </w:tc>
         <w:tc>
           <w:tcPr>
-            <w:tcW w:type="dxa" w:w="900"/>
-            <w:tcBorders>
-              <w:top w:val="single" w:color="DEDEE1" w:sz="4"/>
-              <w:left w:val="single" w:color="DEDEE1" w:sz="4"/>
-              <w:bottom w:val="single" w:color="DEDEE1" w:sz="4"/>
-              <w:right w:val="single" w:color="DEDEE1" w:sz="4"/>
-            </w:tcBorders>
-            <w:tcMar>
-              <w:top w:type="dxa" w:w="60"/>
-              <w:left w:type="dxa" w:w="90"/>
-              <w:bottom w:type="dxa" w:w="60"/>
-              <w:right w:type="dxa" w:w="90"/>
-            </w:tcMar>
-          </w:tcPr>
-          <w:p>
-            <w:pPr>
-              <w:spacing w:after="40" w:before="0"/>
-            </w:pPr>
-            <w:r>
-              <w:rPr>
-                <w:rFonts w:ascii="Arial" w:cs="Arial" w:eastAsia="Arial" w:hAnsi="Arial"/>
-                <w:b w:val="false"/>
-                <w:bCs w:val="false"/>
-                <w:color w:val="161619"/>
-                <w:sz w:val="16"/>
-                <w:szCs w:val="16"/>
-              </w:rPr>
-              <w:t xml:space="preserve">none (scope or omission)</w:t>
-            </w:r>
-          </w:p>
-        </w:tc>
-        <w:tc>
-          <w:tcPr>
-            <w:tcW w:type="dxa" w:w="620"/>
+            <w:tcW w:type="dxa" w:w="850"/>
+            <w:tcBorders>
+              <w:top w:val="single" w:color="DEDEE1" w:sz="4"/>
+              <w:left w:val="single" w:color="DEDEE1" w:sz="4"/>
+              <w:bottom w:val="single" w:color="DEDEE1" w:sz="4"/>
+              <w:right w:val="single" w:color="DEDEE1" w:sz="4"/>
+            </w:tcBorders>
+            <w:tcMar>
+              <w:top w:type="dxa" w:w="60"/>
+              <w:left w:type="dxa" w:w="90"/>
+              <w:bottom w:type="dxa" w:w="60"/>
+              <w:right w:type="dxa" w:w="90"/>
+            </w:tcMar>
+          </w:tcPr>
+          <w:p>
+            <w:pPr>
+              <w:spacing w:after="40" w:before="0"/>
+            </w:pPr>
+            <w:r>
+              <w:rPr>
+                <w:rFonts w:ascii="Arial" w:cs="Arial" w:eastAsia="Arial" w:hAnsi="Arial"/>
+                <w:b w:val="false"/>
+                <w:bCs w:val="false"/>
+                <w:color w:val="161619"/>
+                <w:sz w:val="16"/>
+                <w:szCs w:val="16"/>
+              </w:rPr>
+              <w:t xml:space="preserve">11</w:t>
+            </w:r>
+          </w:p>
+        </w:tc>
+        <w:tc>
+          <w:tcPr>
+            <w:tcW w:type="dxa" w:w="1100"/>
             <w:tcBorders>
               <w:top w:val="single" w:color="DEDEE1" w:sz="4"/>
               <w:left w:val="single" w:color="DEDEE1" w:sz="4"/>
@@ -4023,7 +4023,7 @@
         </w:tc>
         <w:tc>
           <w:tcPr>
-            <w:tcW w:type="dxa" w:w="3000"/>
+            <w:tcW w:type="dxa" w:w="2800"/>
             <w:tcBorders>
               <w:top w:val="single" w:color="DEDEE1" w:sz="4"/>
               <w:left w:val="single" w:color="DEDEE1" w:sz="4"/>
@@ -4056,34 +4056,34 @@
         </w:tc>
         <w:tc>
           <w:tcPr>
-            <w:tcW w:type="dxa" w:w="4000"/>
-            <w:tcBorders>
-              <w:top w:val="single" w:color="DEDEE1" w:sz="4"/>
-              <w:left w:val="single" w:color="DEDEE1" w:sz="4"/>
-              <w:bottom w:val="single" w:color="DEDEE1" w:sz="4"/>
-              <w:right w:val="single" w:color="DEDEE1" w:sz="4"/>
-            </w:tcBorders>
-            <w:tcMar>
-              <w:top w:type="dxa" w:w="60"/>
-              <w:left w:type="dxa" w:w="90"/>
-              <w:bottom w:type="dxa" w:w="60"/>
-              <w:right w:type="dxa" w:w="90"/>
-            </w:tcMar>
-          </w:tcPr>
-          <w:p>
-            <w:pPr>
-              <w:spacing w:after="40" w:before="0"/>
-            </w:pPr>
-            <w:r>
-              <w:rPr>
-                <w:rFonts w:ascii="Arial" w:cs="Arial" w:eastAsia="Arial" w:hAnsi="Arial"/>
-                <w:b w:val="false"/>
-                <w:bCs w:val="false"/>
-                <w:color w:val="161619"/>
-                <w:sz w:val="16"/>
-                <w:szCs w:val="16"/>
-              </w:rPr>
-              <w:t xml:space="preserve">Docs describe a void as stopping the transaction from being included in settlement, and give the timing rules, but not the cut-off times in the Portal guide, and do not define 'eligible' beyond those rules. The guide no longer says no money is exchanged. The settlement page gives card cut-offs of 6pm AEST for Westpac settlement accounts (different for other accounts) and 4pm AEST on banking days for bank account payments. The guide intentionally states no times.</w:t>
+            <w:tcW w:type="dxa" w:w="3900"/>
+            <w:tcBorders>
+              <w:top w:val="single" w:color="DEDEE1" w:sz="4"/>
+              <w:left w:val="single" w:color="DEDEE1" w:sz="4"/>
+              <w:bottom w:val="single" w:color="DEDEE1" w:sz="4"/>
+              <w:right w:val="single" w:color="DEDEE1" w:sz="4"/>
+            </w:tcBorders>
+            <w:tcMar>
+              <w:top w:type="dxa" w:w="60"/>
+              <w:left w:type="dxa" w:w="90"/>
+              <w:bottom w:type="dxa" w:w="60"/>
+              <w:right w:type="dxa" w:w="90"/>
+            </w:tcMar>
+          </w:tcPr>
+          <w:p>
+            <w:pPr>
+              <w:spacing w:after="40" w:before="0"/>
+            </w:pPr>
+            <w:r>
+              <w:rPr>
+                <w:rFonts w:ascii="Arial" w:cs="Arial" w:eastAsia="Arial" w:hAnsi="Arial"/>
+                <w:b w:val="false"/>
+                <w:bCs w:val="false"/>
+                <w:color w:val="161619"/>
+                <w:sz w:val="16"/>
+                <w:szCs w:val="16"/>
+              </w:rPr>
+              <w:t xml:space="preserve">Docs describe a void as stopping the transaction from being included in settlement, and give the timing rules, but not the cut-off times in the Portal guide, and do not define 'eligible' beyond those rules. The guide no longer says no money is exchanged. The settlement page gives card cut-offs of 6pm AEST for Westpac settlement accounts (different for other accounts) and 4pm AEST on banking days for bank account payments. The guide intentionally states no times. Update 19 Oct 2026: the supplied screenshots show Void this transaction on a same-day card payment and Refund this transaction on an older card payment, which is consistent with the docs but does not prove the cut-off times.</w:t>
             </w:r>
           </w:p>
         </w:tc>
@@ -4122,40 +4122,40 @@
         </w:tc>
         <w:tc>
           <w:tcPr>
-            <w:tcW w:type="dxa" w:w="900"/>
-            <w:tcBorders>
-              <w:top w:val="single" w:color="DEDEE1" w:sz="4"/>
-              <w:left w:val="single" w:color="DEDEE1" w:sz="4"/>
-              <w:bottom w:val="single" w:color="DEDEE1" w:sz="4"/>
-              <w:right w:val="single" w:color="DEDEE1" w:sz="4"/>
-            </w:tcBorders>
-            <w:tcMar>
-              <w:top w:type="dxa" w:w="60"/>
-              <w:left w:type="dxa" w:w="90"/>
-              <w:bottom w:type="dxa" w:w="60"/>
-              <w:right w:type="dxa" w:w="90"/>
-            </w:tcMar>
-          </w:tcPr>
-          <w:p>
-            <w:pPr>
-              <w:spacing w:after="40" w:before="0"/>
-            </w:pPr>
-            <w:r>
-              <w:rPr>
-                <w:rFonts w:ascii="Arial" w:cs="Arial" w:eastAsia="Arial" w:hAnsi="Arial"/>
-                <w:b w:val="false"/>
-                <w:bCs w:val="false"/>
-                <w:color w:val="161619"/>
-                <w:sz w:val="16"/>
-                <w:szCs w:val="16"/>
-              </w:rPr>
-              <w:t xml:space="preserve">none (scope or omission)</w:t>
-            </w:r>
-          </w:p>
-        </w:tc>
-        <w:tc>
-          <w:tcPr>
-            <w:tcW w:type="dxa" w:w="620"/>
+            <w:tcW w:type="dxa" w:w="850"/>
+            <w:tcBorders>
+              <w:top w:val="single" w:color="DEDEE1" w:sz="4"/>
+              <w:left w:val="single" w:color="DEDEE1" w:sz="4"/>
+              <w:bottom w:val="single" w:color="DEDEE1" w:sz="4"/>
+              <w:right w:val="single" w:color="DEDEE1" w:sz="4"/>
+            </w:tcBorders>
+            <w:tcMar>
+              <w:top w:type="dxa" w:w="60"/>
+              <w:left w:type="dxa" w:w="90"/>
+              <w:bottom w:type="dxa" w:w="60"/>
+              <w:right w:type="dxa" w:w="90"/>
+            </w:tcMar>
+          </w:tcPr>
+          <w:p>
+            <w:pPr>
+              <w:spacing w:after="40" w:before="0"/>
+            </w:pPr>
+            <w:r>
+              <w:rPr>
+                <w:rFonts w:ascii="Arial" w:cs="Arial" w:eastAsia="Arial" w:hAnsi="Arial"/>
+                <w:b w:val="false"/>
+                <w:bCs w:val="false"/>
+                <w:color w:val="161619"/>
+                <w:sz w:val="16"/>
+                <w:szCs w:val="16"/>
+              </w:rPr>
+              <w:t xml:space="preserve">11</w:t>
+            </w:r>
+          </w:p>
+        </w:tc>
+        <w:tc>
+          <w:tcPr>
+            <w:tcW w:type="dxa" w:w="1100"/>
             <w:tcBorders>
               <w:top w:val="single" w:color="DEDEE1" w:sz="4"/>
               <w:left w:val="single" w:color="DEDEE1" w:sz="4"/>
@@ -4326,7 +4326,7 @@
         </w:tc>
         <w:tc>
           <w:tcPr>
-            <w:tcW w:type="dxa" w:w="3000"/>
+            <w:tcW w:type="dxa" w:w="2800"/>
             <w:tcBorders>
               <w:top w:val="single" w:color="DEDEE1" w:sz="4"/>
               <w:left w:val="single" w:color="DEDEE1" w:sz="4"/>
@@ -4359,34 +4359,34 @@
         </w:tc>
         <w:tc>
           <w:tcPr>
-            <w:tcW w:type="dxa" w:w="4000"/>
-            <w:tcBorders>
-              <w:top w:val="single" w:color="DEDEE1" w:sz="4"/>
-              <w:left w:val="single" w:color="DEDEE1" w:sz="4"/>
-              <w:bottom w:val="single" w:color="DEDEE1" w:sz="4"/>
-              <w:right w:val="single" w:color="DEDEE1" w:sz="4"/>
-            </w:tcBorders>
-            <w:tcMar>
-              <w:top w:type="dxa" w:w="60"/>
-              <w:left w:type="dxa" w:w="90"/>
-              <w:bottom w:type="dxa" w:w="60"/>
-              <w:right w:type="dxa" w:w="90"/>
-            </w:tcMar>
-          </w:tcPr>
-          <w:p>
-            <w:pPr>
-              <w:spacing w:after="40" w:before="0"/>
-            </w:pPr>
-            <w:r>
-              <w:rPr>
-                <w:rFonts w:ascii="Arial" w:cs="Arial" w:eastAsia="Arial" w:hAnsi="Arial"/>
-                <w:b w:val="false"/>
-                <w:bCs w:val="false"/>
-                <w:color w:val="161619"/>
-                <w:sz w:val="16"/>
-                <w:szCs w:val="16"/>
-              </w:rPr>
-              <w:t xml:space="preserve">Docs say roles are assigned by an administrator but do not list which role allows refund, void or PayTo. Public search snippets mention a 'Refund' user role, which is not verified here.</w:t>
+            <w:tcW w:type="dxa" w:w="3900"/>
+            <w:tcBorders>
+              <w:top w:val="single" w:color="DEDEE1" w:sz="4"/>
+              <w:left w:val="single" w:color="DEDEE1" w:sz="4"/>
+              <w:bottom w:val="single" w:color="DEDEE1" w:sz="4"/>
+              <w:right w:val="single" w:color="DEDEE1" w:sz="4"/>
+            </w:tcBorders>
+            <w:tcMar>
+              <w:top w:type="dxa" w:w="60"/>
+              <w:left w:type="dxa" w:w="90"/>
+              <w:bottom w:type="dxa" w:w="60"/>
+              <w:right w:type="dxa" w:w="90"/>
+            </w:tcMar>
+          </w:tcPr>
+          <w:p>
+            <w:pPr>
+              <w:spacing w:after="40" w:before="0"/>
+            </w:pPr>
+            <w:r>
+              <w:rPr>
+                <w:rFonts w:ascii="Arial" w:cs="Arial" w:eastAsia="Arial" w:hAnsi="Arial"/>
+                <w:b w:val="false"/>
+                <w:bCs w:val="false"/>
+                <w:color w:val="161619"/>
+                <w:sz w:val="16"/>
+                <w:szCs w:val="16"/>
+              </w:rPr>
+              <w:t xml:space="preserve">Docs say roles are assigned by an administrator but do not list which role allows refund, void or PayTo. Public search snippets mention a 'Refund' user role, which is not verified here. Update 19 Oct 2026: the PayTo screens show a user with Customers and Administration menus; the permission or role names are still unknown.</w:t>
             </w:r>
           </w:p>
         </w:tc>
@@ -4425,40 +4425,40 @@
         </w:tc>
         <w:tc>
           <w:tcPr>
-            <w:tcW w:type="dxa" w:w="900"/>
-            <w:tcBorders>
-              <w:top w:val="single" w:color="DEDEE1" w:sz="4"/>
-              <w:left w:val="single" w:color="DEDEE1" w:sz="4"/>
-              <w:bottom w:val="single" w:color="DEDEE1" w:sz="4"/>
-              <w:right w:val="single" w:color="DEDEE1" w:sz="4"/>
-            </w:tcBorders>
-            <w:tcMar>
-              <w:top w:type="dxa" w:w="60"/>
-              <w:left w:type="dxa" w:w="90"/>
-              <w:bottom w:type="dxa" w:w="60"/>
-              <w:right w:type="dxa" w:w="90"/>
-            </w:tcMar>
-          </w:tcPr>
-          <w:p>
-            <w:pPr>
-              <w:spacing w:after="40" w:before="0"/>
-            </w:pPr>
-            <w:r>
-              <w:rPr>
-                <w:rFonts w:ascii="Arial" w:cs="Arial" w:eastAsia="Arial" w:hAnsi="Arial"/>
-                <w:b w:val="false"/>
-                <w:bCs w:val="false"/>
-                <w:color w:val="161619"/>
-                <w:sz w:val="16"/>
-                <w:szCs w:val="16"/>
-              </w:rPr>
-              <w:t xml:space="preserve">none (scope or omission)</w:t>
-            </w:r>
-          </w:p>
-        </w:tc>
-        <w:tc>
-          <w:tcPr>
-            <w:tcW w:type="dxa" w:w="620"/>
+            <w:tcW w:type="dxa" w:w="850"/>
+            <w:tcBorders>
+              <w:top w:val="single" w:color="DEDEE1" w:sz="4"/>
+              <w:left w:val="single" w:color="DEDEE1" w:sz="4"/>
+              <w:bottom w:val="single" w:color="DEDEE1" w:sz="4"/>
+              <w:right w:val="single" w:color="DEDEE1" w:sz="4"/>
+            </w:tcBorders>
+            <w:tcMar>
+              <w:top w:type="dxa" w:w="60"/>
+              <w:left w:type="dxa" w:w="90"/>
+              <w:bottom w:type="dxa" w:w="60"/>
+              <w:right w:type="dxa" w:w="90"/>
+            </w:tcMar>
+          </w:tcPr>
+          <w:p>
+            <w:pPr>
+              <w:spacing w:after="40" w:before="0"/>
+            </w:pPr>
+            <w:r>
+              <w:rPr>
+                <w:rFonts w:ascii="Arial" w:cs="Arial" w:eastAsia="Arial" w:hAnsi="Arial"/>
+                <w:b w:val="false"/>
+                <w:bCs w:val="false"/>
+                <w:color w:val="161619"/>
+                <w:sz w:val="16"/>
+                <w:szCs w:val="16"/>
+              </w:rPr>
+              <w:t xml:space="preserve">7, 10, 11</w:t>
+            </w:r>
+          </w:p>
+        </w:tc>
+        <w:tc>
+          <w:tcPr>
+            <w:tcW w:type="dxa" w:w="1100"/>
             <w:tcBorders>
               <w:top w:val="single" w:color="DEDEE1" w:sz="4"/>
               <w:left w:val="single" w:color="DEDEE1" w:sz="4"/>
@@ -4590,7 +4590,7 @@
                 <w:sz w:val="16"/>
                 <w:szCs w:val="16"/>
               </w:rPr>
-              <w:t xml:space="preserve">Settlement and facility reports — p. 14-16</w:t>
+              <w:t xml:space="preserve">Settlement and facility reports — p. 15-17</w:t>
             </w:r>
           </w:p>
         </w:tc>
@@ -4629,7 +4629,7 @@
         </w:tc>
         <w:tc>
           <w:tcPr>
-            <w:tcW w:type="dxa" w:w="3000"/>
+            <w:tcW w:type="dxa" w:w="2800"/>
             <w:tcBorders>
               <w:top w:val="single" w:color="DEDEE1" w:sz="4"/>
               <w:left w:val="single" w:color="DEDEE1" w:sz="4"/>
@@ -4662,34 +4662,34 @@
         </w:tc>
         <w:tc>
           <w:tcPr>
-            <w:tcW w:type="dxa" w:w="4000"/>
-            <w:tcBorders>
-              <w:top w:val="single" w:color="DEDEE1" w:sz="4"/>
-              <w:left w:val="single" w:color="DEDEE1" w:sz="4"/>
-              <w:bottom w:val="single" w:color="DEDEE1" w:sz="4"/>
-              <w:right w:val="single" w:color="DEDEE1" w:sz="4"/>
-            </w:tcBorders>
-            <w:tcMar>
-              <w:top w:type="dxa" w:w="60"/>
-              <w:left w:type="dxa" w:w="90"/>
-              <w:bottom w:type="dxa" w:w="60"/>
-              <w:right w:type="dxa" w:w="90"/>
-            </w:tcMar>
-          </w:tcPr>
-          <w:p>
-            <w:pPr>
-              <w:spacing w:after="40" w:before="0"/>
-            </w:pPr>
-            <w:r>
-              <w:rPr>
-                <w:rFonts w:ascii="Arial" w:cs="Arial" w:eastAsia="Arial" w:hAnsi="Arial"/>
-                <w:b w:val="false"/>
-                <w:bCs w:val="false"/>
-                <w:color w:val="161619"/>
-                <w:sz w:val="16"/>
-                <w:szCs w:val="16"/>
-              </w:rPr>
-              <w:t xml:space="preserve">From the v3 guide. The docs list Daily, Weekly and Monthly settlement and Facility reports under Transactions and reports with no 'Reports' submenu label.</w:t>
+            <w:tcW w:type="dxa" w:w="3900"/>
+            <w:tcBorders>
+              <w:top w:val="single" w:color="DEDEE1" w:sz="4"/>
+              <w:left w:val="single" w:color="DEDEE1" w:sz="4"/>
+              <w:bottom w:val="single" w:color="DEDEE1" w:sz="4"/>
+              <w:right w:val="single" w:color="DEDEE1" w:sz="4"/>
+            </w:tcBorders>
+            <w:tcMar>
+              <w:top w:type="dxa" w:w="60"/>
+              <w:left w:type="dxa" w:w="90"/>
+              <w:bottom w:type="dxa" w:w="60"/>
+              <w:right w:type="dxa" w:w="90"/>
+            </w:tcMar>
+          </w:tcPr>
+          <w:p>
+            <w:pPr>
+              <w:spacing w:after="40" w:before="0"/>
+            </w:pPr>
+            <w:r>
+              <w:rPr>
+                <w:rFonts w:ascii="Arial" w:cs="Arial" w:eastAsia="Arial" w:hAnsi="Arial"/>
+                <w:b w:val="false"/>
+                <w:bCs w:val="false"/>
+                <w:color w:val="161619"/>
+                <w:sz w:val="16"/>
+                <w:szCs w:val="16"/>
+              </w:rPr>
+              <w:t xml:space="preserve">From the v3 guide. The docs list Daily, Weekly and Monthly settlement and Facility reports under Transactions and reports with no 'Reports' submenu label. Verified: the supplied menu shows Reports &gt; Daily Settlement, Weekly Settlement and Facility Reports. The markers have been removed from the guide.</w:t>
             </w:r>
           </w:p>
         </w:tc>
@@ -4728,67 +4728,67 @@
         </w:tc>
         <w:tc>
           <w:tcPr>
-            <w:tcW w:type="dxa" w:w="900"/>
-            <w:tcBorders>
-              <w:top w:val="single" w:color="DEDEE1" w:sz="4"/>
-              <w:left w:val="single" w:color="DEDEE1" w:sz="4"/>
-              <w:bottom w:val="single" w:color="DEDEE1" w:sz="4"/>
-              <w:right w:val="single" w:color="DEDEE1" w:sz="4"/>
-            </w:tcBorders>
-            <w:tcMar>
-              <w:top w:type="dxa" w:w="60"/>
-              <w:left w:type="dxa" w:w="90"/>
-              <w:bottom w:type="dxa" w:w="60"/>
-              <w:right w:type="dxa" w:w="90"/>
-            </w:tcMar>
-          </w:tcPr>
-          <w:p>
-            <w:pPr>
-              <w:spacing w:after="40" w:before="0"/>
-            </w:pPr>
-            <w:r>
-              <w:rPr>
-                <w:rFonts w:ascii="Arial" w:cs="Arial" w:eastAsia="Arial" w:hAnsi="Arial"/>
-                <w:b w:val="false"/>
-                <w:bCs w:val="false"/>
-                <w:color w:val="161619"/>
-                <w:sz w:val="16"/>
-                <w:szCs w:val="16"/>
-              </w:rPr>
-              <w:t xml:space="preserve">none (scope or omission)</w:t>
-            </w:r>
-          </w:p>
-        </w:tc>
-        <w:tc>
-          <w:tcPr>
-            <w:tcW w:type="dxa" w:w="620"/>
-            <w:tcBorders>
-              <w:top w:val="single" w:color="DEDEE1" w:sz="4"/>
-              <w:left w:val="single" w:color="DEDEE1" w:sz="4"/>
-              <w:bottom w:val="single" w:color="DEDEE1" w:sz="4"/>
-              <w:right w:val="single" w:color="DEDEE1" w:sz="4"/>
-            </w:tcBorders>
-            <w:tcMar>
-              <w:top w:type="dxa" w:w="60"/>
-              <w:left w:type="dxa" w:w="90"/>
-              <w:bottom w:type="dxa" w:w="60"/>
-              <w:right w:type="dxa" w:w="90"/>
-            </w:tcMar>
-          </w:tcPr>
-          <w:p>
-            <w:pPr>
-              <w:spacing w:after="40" w:before="0"/>
-            </w:pPr>
-            <w:r>
-              <w:rPr>
-                <w:rFonts w:ascii="Arial" w:cs="Arial" w:eastAsia="Arial" w:hAnsi="Arial"/>
-                <w:b w:val="false"/>
-                <w:bCs w:val="false"/>
-                <w:color w:val="161619"/>
-                <w:sz w:val="16"/>
-                <w:szCs w:val="16"/>
-              </w:rPr>
-              <w:t xml:space="preserve">Open</w:t>
+            <w:tcW w:type="dxa" w:w="850"/>
+            <w:tcBorders>
+              <w:top w:val="single" w:color="DEDEE1" w:sz="4"/>
+              <w:left w:val="single" w:color="DEDEE1" w:sz="4"/>
+              <w:bottom w:val="single" w:color="DEDEE1" w:sz="4"/>
+              <w:right w:val="single" w:color="DEDEE1" w:sz="4"/>
+            </w:tcBorders>
+            <w:tcMar>
+              <w:top w:type="dxa" w:w="60"/>
+              <w:left w:type="dxa" w:w="90"/>
+              <w:bottom w:type="dxa" w:w="60"/>
+              <w:right w:type="dxa" w:w="90"/>
+            </w:tcMar>
+          </w:tcPr>
+          <w:p>
+            <w:pPr>
+              <w:spacing w:after="40" w:before="0"/>
+            </w:pPr>
+            <w:r>
+              <w:rPr>
+                <w:rFonts w:ascii="Arial" w:cs="Arial" w:eastAsia="Arial" w:hAnsi="Arial"/>
+                <w:b w:val="false"/>
+                <w:bCs w:val="false"/>
+                <w:color w:val="161619"/>
+                <w:sz w:val="16"/>
+                <w:szCs w:val="16"/>
+              </w:rPr>
+              <w:t xml:space="preserve">none (verified; marker removed)</w:t>
+            </w:r>
+          </w:p>
+        </w:tc>
+        <w:tc>
+          <w:tcPr>
+            <w:tcW w:type="dxa" w:w="1100"/>
+            <w:tcBorders>
+              <w:top w:val="single" w:color="DEDEE1" w:sz="4"/>
+              <w:left w:val="single" w:color="DEDEE1" w:sz="4"/>
+              <w:bottom w:val="single" w:color="DEDEE1" w:sz="4"/>
+              <w:right w:val="single" w:color="DEDEE1" w:sz="4"/>
+            </w:tcBorders>
+            <w:tcMar>
+              <w:top w:type="dxa" w:w="60"/>
+              <w:left w:type="dxa" w:w="90"/>
+              <w:bottom w:type="dxa" w:w="60"/>
+              <w:right w:type="dxa" w:w="90"/>
+            </w:tcMar>
+          </w:tcPr>
+          <w:p>
+            <w:pPr>
+              <w:spacing w:after="40" w:before="0"/>
+            </w:pPr>
+            <w:r>
+              <w:rPr>
+                <w:rFonts w:ascii="Arial" w:cs="Arial" w:eastAsia="Arial" w:hAnsi="Arial"/>
+                <w:b w:val="false"/>
+                <w:bCs w:val="false"/>
+                <w:color w:val="161619"/>
+                <w:sz w:val="16"/>
+                <w:szCs w:val="16"/>
+              </w:rPr>
+              <w:t xml:space="preserve">Verified by screenshot V1 (19 Oct 2026)</w:t>
             </w:r>
           </w:p>
         </w:tc>
@@ -4932,7 +4932,7 @@
         </w:tc>
         <w:tc>
           <w:tcPr>
-            <w:tcW w:type="dxa" w:w="3000"/>
+            <w:tcW w:type="dxa" w:w="2800"/>
             <w:tcBorders>
               <w:top w:val="single" w:color="DEDEE1" w:sz="4"/>
               <w:left w:val="single" w:color="DEDEE1" w:sz="4"/>
@@ -4965,34 +4965,34 @@
         </w:tc>
         <w:tc>
           <w:tcPr>
-            <w:tcW w:type="dxa" w:w="4000"/>
-            <w:tcBorders>
-              <w:top w:val="single" w:color="DEDEE1" w:sz="4"/>
-              <w:left w:val="single" w:color="DEDEE1" w:sz="4"/>
-              <w:bottom w:val="single" w:color="DEDEE1" w:sz="4"/>
-              <w:right w:val="single" w:color="DEDEE1" w:sz="4"/>
-            </w:tcBorders>
-            <w:tcMar>
-              <w:top w:type="dxa" w:w="60"/>
-              <w:left w:type="dxa" w:w="90"/>
-              <w:bottom w:type="dxa" w:w="60"/>
-              <w:right w:type="dxa" w:w="90"/>
-            </w:tcMar>
-          </w:tcPr>
-          <w:p>
-            <w:pPr>
-              <w:spacing w:after="40" w:before="0"/>
-            </w:pPr>
-            <w:r>
-              <w:rPr>
-                <w:rFonts w:ascii="Arial" w:cs="Arial" w:eastAsia="Arial" w:hAnsi="Arial"/>
-                <w:b w:val="false"/>
-                <w:bCs w:val="false"/>
-                <w:color w:val="161619"/>
-                <w:sz w:val="16"/>
-                <w:szCs w:val="16"/>
-              </w:rPr>
-              <w:t xml:space="preserve">Docs use 'PayTo Agreement', 'Payer' and 'customer' interchangeably. The live labels are not known.</w:t>
+            <w:tcW w:type="dxa" w:w="3900"/>
+            <w:tcBorders>
+              <w:top w:val="single" w:color="DEDEE1" w:sz="4"/>
+              <w:left w:val="single" w:color="DEDEE1" w:sz="4"/>
+              <w:bottom w:val="single" w:color="DEDEE1" w:sz="4"/>
+              <w:right w:val="single" w:color="DEDEE1" w:sz="4"/>
+            </w:tcBorders>
+            <w:tcMar>
+              <w:top w:type="dxa" w:w="60"/>
+              <w:left w:type="dxa" w:w="90"/>
+              <w:bottom w:type="dxa" w:w="60"/>
+              <w:right w:type="dxa" w:w="90"/>
+            </w:tcMar>
+          </w:tcPr>
+          <w:p>
+            <w:pPr>
+              <w:spacing w:after="40" w:before="0"/>
+            </w:pPr>
+            <w:r>
+              <w:rPr>
+                <w:rFonts w:ascii="Arial" w:cs="Arial" w:eastAsia="Arial" w:hAnsi="Arial"/>
+                <w:b w:val="false"/>
+                <w:bCs w:val="false"/>
+                <w:color w:val="161619"/>
+                <w:sz w:val="16"/>
+                <w:szCs w:val="16"/>
+              </w:rPr>
+              <w:t xml:space="preserve">Docs use 'PayTo Agreement', 'Payer' and 'customer' interchangeably. The live labels are not known. Verified: the supplied screens use Payer, Payee, PayTo Agreement and 'your customer'. The marker has been removed from the guide.</w:t>
             </w:r>
           </w:p>
         </w:tc>
@@ -5031,67 +5031,67 @@
         </w:tc>
         <w:tc>
           <w:tcPr>
-            <w:tcW w:type="dxa" w:w="900"/>
-            <w:tcBorders>
-              <w:top w:val="single" w:color="DEDEE1" w:sz="4"/>
-              <w:left w:val="single" w:color="DEDEE1" w:sz="4"/>
-              <w:bottom w:val="single" w:color="DEDEE1" w:sz="4"/>
-              <w:right w:val="single" w:color="DEDEE1" w:sz="4"/>
-            </w:tcBorders>
-            <w:tcMar>
-              <w:top w:type="dxa" w:w="60"/>
-              <w:left w:type="dxa" w:w="90"/>
-              <w:bottom w:type="dxa" w:w="60"/>
-              <w:right w:type="dxa" w:w="90"/>
-            </w:tcMar>
-          </w:tcPr>
-          <w:p>
-            <w:pPr>
-              <w:spacing w:after="40" w:before="0"/>
-            </w:pPr>
-            <w:r>
-              <w:rPr>
-                <w:rFonts w:ascii="Arial" w:cs="Arial" w:eastAsia="Arial" w:hAnsi="Arial"/>
-                <w:b w:val="false"/>
-                <w:bCs w:val="false"/>
-                <w:color w:val="161619"/>
-                <w:sz w:val="16"/>
-                <w:szCs w:val="16"/>
-              </w:rPr>
-              <w:t xml:space="preserve">none (scope or omission)</w:t>
-            </w:r>
-          </w:p>
-        </w:tc>
-        <w:tc>
-          <w:tcPr>
-            <w:tcW w:type="dxa" w:w="620"/>
-            <w:tcBorders>
-              <w:top w:val="single" w:color="DEDEE1" w:sz="4"/>
-              <w:left w:val="single" w:color="DEDEE1" w:sz="4"/>
-              <w:bottom w:val="single" w:color="DEDEE1" w:sz="4"/>
-              <w:right w:val="single" w:color="DEDEE1" w:sz="4"/>
-            </w:tcBorders>
-            <w:tcMar>
-              <w:top w:type="dxa" w:w="60"/>
-              <w:left w:type="dxa" w:w="90"/>
-              <w:bottom w:type="dxa" w:w="60"/>
-              <w:right w:type="dxa" w:w="90"/>
-            </w:tcMar>
-          </w:tcPr>
-          <w:p>
-            <w:pPr>
-              <w:spacing w:after="40" w:before="0"/>
-            </w:pPr>
-            <w:r>
-              <w:rPr>
-                <w:rFonts w:ascii="Arial" w:cs="Arial" w:eastAsia="Arial" w:hAnsi="Arial"/>
-                <w:b w:val="false"/>
-                <w:bCs w:val="false"/>
-                <w:color w:val="161619"/>
-                <w:sz w:val="16"/>
-                <w:szCs w:val="16"/>
-              </w:rPr>
-              <w:t xml:space="preserve">Open</w:t>
+            <w:tcW w:type="dxa" w:w="850"/>
+            <w:tcBorders>
+              <w:top w:val="single" w:color="DEDEE1" w:sz="4"/>
+              <w:left w:val="single" w:color="DEDEE1" w:sz="4"/>
+              <w:bottom w:val="single" w:color="DEDEE1" w:sz="4"/>
+              <w:right w:val="single" w:color="DEDEE1" w:sz="4"/>
+            </w:tcBorders>
+            <w:tcMar>
+              <w:top w:type="dxa" w:w="60"/>
+              <w:left w:type="dxa" w:w="90"/>
+              <w:bottom w:type="dxa" w:w="60"/>
+              <w:right w:type="dxa" w:w="90"/>
+            </w:tcMar>
+          </w:tcPr>
+          <w:p>
+            <w:pPr>
+              <w:spacing w:after="40" w:before="0"/>
+            </w:pPr>
+            <w:r>
+              <w:rPr>
+                <w:rFonts w:ascii="Arial" w:cs="Arial" w:eastAsia="Arial" w:hAnsi="Arial"/>
+                <w:b w:val="false"/>
+                <w:bCs w:val="false"/>
+                <w:color w:val="161619"/>
+                <w:sz w:val="16"/>
+                <w:szCs w:val="16"/>
+              </w:rPr>
+              <w:t xml:space="preserve">none (verified; marker removed)</w:t>
+            </w:r>
+          </w:p>
+        </w:tc>
+        <w:tc>
+          <w:tcPr>
+            <w:tcW w:type="dxa" w:w="1100"/>
+            <w:tcBorders>
+              <w:top w:val="single" w:color="DEDEE1" w:sz="4"/>
+              <w:left w:val="single" w:color="DEDEE1" w:sz="4"/>
+              <w:bottom w:val="single" w:color="DEDEE1" w:sz="4"/>
+              <w:right w:val="single" w:color="DEDEE1" w:sz="4"/>
+            </w:tcBorders>
+            <w:tcMar>
+              <w:top w:type="dxa" w:w="60"/>
+              <w:left w:type="dxa" w:w="90"/>
+              <w:bottom w:type="dxa" w:w="60"/>
+              <w:right w:type="dxa" w:w="90"/>
+            </w:tcMar>
+          </w:tcPr>
+          <w:p>
+            <w:pPr>
+              <w:spacing w:after="40" w:before="0"/>
+            </w:pPr>
+            <w:r>
+              <w:rPr>
+                <w:rFonts w:ascii="Arial" w:cs="Arial" w:eastAsia="Arial" w:hAnsi="Arial"/>
+                <w:b w:val="false"/>
+                <w:bCs w:val="false"/>
+                <w:color w:val="161619"/>
+                <w:sz w:val="16"/>
+                <w:szCs w:val="16"/>
+              </w:rPr>
+              <w:t xml:space="preserve">Verified by screenshots (19 Oct 2026)</w:t>
             </w:r>
           </w:p>
         </w:tc>
@@ -5235,7 +5235,7 @@
         </w:tc>
         <w:tc>
           <w:tcPr>
-            <w:tcW w:type="dxa" w:w="3000"/>
+            <w:tcW w:type="dxa" w:w="2800"/>
             <w:tcBorders>
               <w:top w:val="single" w:color="DEDEE1" w:sz="4"/>
               <w:left w:val="single" w:color="DEDEE1" w:sz="4"/>
@@ -5268,7 +5268,7 @@
         </w:tc>
         <w:tc>
           <w:tcPr>
-            <w:tcW w:type="dxa" w:w="4000"/>
+            <w:tcW w:type="dxa" w:w="3900"/>
             <w:tcBorders>
               <w:top w:val="single" w:color="DEDEE1" w:sz="4"/>
               <w:left w:val="single" w:color="DEDEE1" w:sz="4"/>
@@ -5334,40 +5334,40 @@
         </w:tc>
         <w:tc>
           <w:tcPr>
-            <w:tcW w:type="dxa" w:w="900"/>
-            <w:tcBorders>
-              <w:top w:val="single" w:color="DEDEE1" w:sz="4"/>
-              <w:left w:val="single" w:color="DEDEE1" w:sz="4"/>
-              <w:bottom w:val="single" w:color="DEDEE1" w:sz="4"/>
-              <w:right w:val="single" w:color="DEDEE1" w:sz="4"/>
-            </w:tcBorders>
-            <w:tcMar>
-              <w:top w:type="dxa" w:w="60"/>
-              <w:left w:type="dxa" w:w="90"/>
-              <w:bottom w:type="dxa" w:w="60"/>
-              <w:right w:type="dxa" w:w="90"/>
-            </w:tcMar>
-          </w:tcPr>
-          <w:p>
-            <w:pPr>
-              <w:spacing w:after="40" w:before="0"/>
-            </w:pPr>
-            <w:r>
-              <w:rPr>
-                <w:rFonts w:ascii="Arial" w:cs="Arial" w:eastAsia="Arial" w:hAnsi="Arial"/>
-                <w:b w:val="false"/>
-                <w:bCs w:val="false"/>
-                <w:color w:val="161619"/>
-                <w:sz w:val="16"/>
-                <w:szCs w:val="16"/>
-              </w:rPr>
-              <w:t xml:space="preserve">none (scope or omission)</w:t>
-            </w:r>
-          </w:p>
-        </w:tc>
-        <w:tc>
-          <w:tcPr>
-            <w:tcW w:type="dxa" w:w="620"/>
+            <w:tcW w:type="dxa" w:w="850"/>
+            <w:tcBorders>
+              <w:top w:val="single" w:color="DEDEE1" w:sz="4"/>
+              <w:left w:val="single" w:color="DEDEE1" w:sz="4"/>
+              <w:bottom w:val="single" w:color="DEDEE1" w:sz="4"/>
+              <w:right w:val="single" w:color="DEDEE1" w:sz="4"/>
+            </w:tcBorders>
+            <w:tcMar>
+              <w:top w:type="dxa" w:w="60"/>
+              <w:left w:type="dxa" w:w="90"/>
+              <w:bottom w:type="dxa" w:w="60"/>
+              <w:right w:type="dxa" w:w="90"/>
+            </w:tcMar>
+          </w:tcPr>
+          <w:p>
+            <w:pPr>
+              <w:spacing w:after="40" w:before="0"/>
+            </w:pPr>
+            <w:r>
+              <w:rPr>
+                <w:rFonts w:ascii="Arial" w:cs="Arial" w:eastAsia="Arial" w:hAnsi="Arial"/>
+                <w:b w:val="false"/>
+                <w:bCs w:val="false"/>
+                <w:color w:val="161619"/>
+                <w:sz w:val="16"/>
+                <w:szCs w:val="16"/>
+              </w:rPr>
+              <w:t xml:space="preserve">8</w:t>
+            </w:r>
+          </w:p>
+        </w:tc>
+        <w:tc>
+          <w:tcPr>
+            <w:tcW w:type="dxa" w:w="1100"/>
             <w:tcBorders>
               <w:top w:val="single" w:color="DEDEE1" w:sz="4"/>
               <w:left w:val="single" w:color="DEDEE1" w:sz="4"/>
@@ -5433,7 +5433,7 @@
                 <w:sz w:val="16"/>
                 <w:szCs w:val="16"/>
               </w:rPr>
-              <w:t xml:space="preserve">VN11</w:t>
+              <w:t xml:space="preserve">VN23</w:t>
             </w:r>
           </w:p>
         </w:tc>
@@ -5466,7 +5466,7 @@
                 <w:sz w:val="16"/>
                 <w:szCs w:val="16"/>
               </w:rPr>
-              <w:t xml:space="preserve">Low</w:t>
+              <w:t xml:space="preserve">Medium</w:t>
             </w:r>
           </w:p>
         </w:tc>
@@ -5499,7 +5499,7 @@
                 <w:sz w:val="16"/>
                 <w:szCs w:val="16"/>
               </w:rPr>
-              <w:t xml:space="preserve">Find transactions — p. 9</w:t>
+              <w:t xml:space="preserve">Make a PayTo payment / all new screenshots — p. 7-8</w:t>
             </w:r>
           </w:p>
         </w:tc>
@@ -5532,73 +5532,73 @@
                 <w:sz w:val="16"/>
                 <w:szCs w:val="16"/>
               </w:rPr>
-              <w:t xml:space="preserve">QuickPortal docs only</w:t>
-            </w:r>
-          </w:p>
-        </w:tc>
-        <w:tc>
-          <w:tcPr>
-            <w:tcW w:type="dxa" w:w="3000"/>
-            <w:tcBorders>
-              <w:top w:val="single" w:color="DEDEE1" w:sz="4"/>
-              <w:left w:val="single" w:color="DEDEE1" w:sz="4"/>
-              <w:bottom w:val="single" w:color="DEDEE1" w:sz="4"/>
-              <w:right w:val="single" w:color="DEDEE1" w:sz="4"/>
-            </w:tcBorders>
-            <w:tcMar>
-              <w:top w:type="dxa" w:w="60"/>
-              <w:left w:type="dxa" w:w="90"/>
-              <w:bottom w:type="dxa" w:w="60"/>
-              <w:right w:type="dxa" w:w="90"/>
-            </w:tcMar>
-          </w:tcPr>
-          <w:p>
-            <w:pPr>
-              <w:spacing w:after="40" w:before="0"/>
-            </w:pPr>
-            <w:r>
-              <w:rPr>
-                <w:rFonts w:ascii="Arial" w:cs="Arial" w:eastAsia="Arial" w:hAnsi="Arial"/>
-                <w:b w:val="false"/>
-                <w:bCs w:val="false"/>
-                <w:color w:val="161619"/>
-                <w:sz w:val="16"/>
-                <w:szCs w:val="16"/>
-              </w:rPr>
-              <w:t xml:space="preserve">Search types are Settlement Date, Reference Number and Account Details; Show Advanced Search narrows by business, status, transaction source, order type, payment method or amount.</w:t>
-            </w:r>
-          </w:p>
-        </w:tc>
-        <w:tc>
-          <w:tcPr>
-            <w:tcW w:type="dxa" w:w="4000"/>
-            <w:tcBorders>
-              <w:top w:val="single" w:color="DEDEE1" w:sz="4"/>
-              <w:left w:val="single" w:color="DEDEE1" w:sz="4"/>
-              <w:bottom w:val="single" w:color="DEDEE1" w:sz="4"/>
-              <w:right w:val="single" w:color="DEDEE1" w:sz="4"/>
-            </w:tcBorders>
-            <w:tcMar>
-              <w:top w:type="dxa" w:w="60"/>
-              <w:left w:type="dxa" w:w="90"/>
-              <w:bottom w:type="dxa" w:w="60"/>
-              <w:right w:type="dxa" w:w="90"/>
-            </w:tcMar>
-          </w:tcPr>
-          <w:p>
-            <w:pPr>
-              <w:spacing w:after="40" w:before="0"/>
-            </w:pPr>
-            <w:r>
-              <w:rPr>
-                <w:rFonts w:ascii="Arial" w:cs="Arial" w:eastAsia="Arial" w:hAnsi="Arial"/>
-                <w:b w:val="false"/>
-                <w:bCs w:val="false"/>
-                <w:color w:val="161619"/>
-                <w:sz w:val="16"/>
-                <w:szCs w:val="16"/>
-              </w:rPr>
-              <w:t xml:space="preserve">The supplied screenshot shows the tabs Settlement Date, Reference Number, Account Details, IP Address and Chargeback, and the advanced fields. What each search accepts (customer reference, payment reference, receipt number, full or partial card number, BSB and account number) comes from the QuickPortal docs only. The guide does not describe IP Address or Chargeback search.</w:t>
+              <w:t xml:space="preserve">Screenshot</w:t>
+            </w:r>
+          </w:p>
+        </w:tc>
+        <w:tc>
+          <w:tcPr>
+            <w:tcW w:type="dxa" w:w="2800"/>
+            <w:tcBorders>
+              <w:top w:val="single" w:color="DEDEE1" w:sz="4"/>
+              <w:left w:val="single" w:color="DEDEE1" w:sz="4"/>
+              <w:bottom w:val="single" w:color="DEDEE1" w:sz="4"/>
+              <w:right w:val="single" w:color="DEDEE1" w:sz="4"/>
+            </w:tcBorders>
+            <w:tcMar>
+              <w:top w:type="dxa" w:w="60"/>
+              <w:left w:type="dxa" w:w="90"/>
+              <w:bottom w:type="dxa" w:w="60"/>
+              <w:right w:type="dxa" w:w="90"/>
+            </w:tcMar>
+          </w:tcPr>
+          <w:p>
+            <w:pPr>
+              <w:spacing w:after="40" w:before="0"/>
+            </w:pPr>
+            <w:r>
+              <w:rPr>
+                <w:rFonts w:ascii="Arial" w:cs="Arial" w:eastAsia="Arial" w:hAnsi="Arial"/>
+                <w:b w:val="false"/>
+                <w:bCs w:val="false"/>
+                <w:color w:val="161619"/>
+                <w:sz w:val="16"/>
+                <w:szCs w:val="16"/>
+              </w:rPr>
+              <w:t xml:space="preserve">(Marked at the top right of the four PayTo screenshots.) The new screenshots show the configuration the guide's audience will have.</w:t>
+            </w:r>
+          </w:p>
+        </w:tc>
+        <w:tc>
+          <w:tcPr>
+            <w:tcW w:type="dxa" w:w="3900"/>
+            <w:tcBorders>
+              <w:top w:val="single" w:color="DEDEE1" w:sz="4"/>
+              <w:left w:val="single" w:color="DEDEE1" w:sz="4"/>
+              <w:bottom w:val="single" w:color="DEDEE1" w:sz="4"/>
+              <w:right w:val="single" w:color="DEDEE1" w:sz="4"/>
+            </w:tcBorders>
+            <w:tcMar>
+              <w:top w:type="dxa" w:w="60"/>
+              <w:left w:type="dxa" w:w="90"/>
+              <w:bottom w:type="dxa" w:w="60"/>
+              <w:right w:type="dxa" w:w="90"/>
+            </w:tcMar>
+          </w:tcPr>
+          <w:p>
+            <w:pPr>
+              <w:spacing w:after="40" w:before="0"/>
+            </w:pPr>
+            <w:r>
+              <w:rPr>
+                <w:rFonts w:ascii="Arial" w:cs="Arial" w:eastAsia="Arial" w:hAnsi="Arial"/>
+                <w:b w:val="false"/>
+                <w:bCs w:val="false"/>
+                <w:color w:val="161619"/>
+                <w:sz w:val="16"/>
+                <w:szCs w:val="16"/>
+              </w:rPr>
+              <w:t xml:space="preserve">The screenshots come from two different users. The PayTo screens (user label PAYTOTEST) show Customers and Administration menus, and that user's Make a Payment menu has no Credit Card or Bank Account option. The card, bank account and refund screens come from a different user whose header shows only Transactions and Reports. The guide crops the right-hand part of each header, but Customers and Administration remain visible on the PayTo screenshots, and those menus are outside the scope of this guide.</w:t>
             </w:r>
           </w:p>
         </w:tc>
@@ -5631,46 +5631,46 @@
                 <w:sz w:val="16"/>
                 <w:szCs w:val="16"/>
               </w:rPr>
-              <w:t xml:space="preserve">Confirm what each search accepts in QuickTerminal, what IP Address and Chargeback search do, and whether to add them.</w:t>
-            </w:r>
-          </w:p>
-        </w:tc>
-        <w:tc>
-          <w:tcPr>
-            <w:tcW w:type="dxa" w:w="900"/>
-            <w:tcBorders>
-              <w:top w:val="single" w:color="DEDEE1" w:sz="4"/>
-              <w:left w:val="single" w:color="DEDEE1" w:sz="4"/>
-              <w:bottom w:val="single" w:color="DEDEE1" w:sz="4"/>
-              <w:right w:val="single" w:color="DEDEE1" w:sz="4"/>
-            </w:tcBorders>
-            <w:tcMar>
-              <w:top w:type="dxa" w:w="60"/>
-              <w:left w:type="dxa" w:w="90"/>
-              <w:bottom w:type="dxa" w:w="60"/>
-              <w:right w:type="dxa" w:w="90"/>
-            </w:tcMar>
-          </w:tcPr>
-          <w:p>
-            <w:pPr>
-              <w:spacing w:after="40" w:before="0"/>
-            </w:pPr>
-            <w:r>
-              <w:rPr>
-                <w:rFonts w:ascii="Arial" w:cs="Arial" w:eastAsia="Arial" w:hAnsi="Arial"/>
-                <w:b w:val="false"/>
-                <w:bCs w:val="false"/>
-                <w:color w:val="161619"/>
-                <w:sz w:val="16"/>
-                <w:szCs w:val="16"/>
-              </w:rPr>
-              <w:t xml:space="preserve">none (scope or omission)</w:t>
-            </w:r>
-          </w:p>
-        </w:tc>
-        <w:tc>
-          <w:tcPr>
-            <w:tcW w:type="dxa" w:w="620"/>
+              <w:t xml:space="preserve">Confirm which configuration represents the guide's audience. Re-capture the PayTo screens as that user, or agree to crop the header so out-of-scope menus are not shown.</w:t>
+            </w:r>
+          </w:p>
+        </w:tc>
+        <w:tc>
+          <w:tcPr>
+            <w:tcW w:type="dxa" w:w="850"/>
+            <w:tcBorders>
+              <w:top w:val="single" w:color="DEDEE1" w:sz="4"/>
+              <w:left w:val="single" w:color="DEDEE1" w:sz="4"/>
+              <w:bottom w:val="single" w:color="DEDEE1" w:sz="4"/>
+              <w:right w:val="single" w:color="DEDEE1" w:sz="4"/>
+            </w:tcBorders>
+            <w:tcMar>
+              <w:top w:type="dxa" w:w="60"/>
+              <w:left w:type="dxa" w:w="90"/>
+              <w:bottom w:type="dxa" w:w="60"/>
+              <w:right w:type="dxa" w:w="90"/>
+            </w:tcMar>
+          </w:tcPr>
+          <w:p>
+            <w:pPr>
+              <w:spacing w:after="40" w:before="0"/>
+            </w:pPr>
+            <w:r>
+              <w:rPr>
+                <w:rFonts w:ascii="Arial" w:cs="Arial" w:eastAsia="Arial" w:hAnsi="Arial"/>
+                <w:b w:val="false"/>
+                <w:bCs w:val="false"/>
+                <w:color w:val="161619"/>
+                <w:sz w:val="16"/>
+                <w:szCs w:val="16"/>
+              </w:rPr>
+              <w:t xml:space="preserve">7, 8</w:t>
+            </w:r>
+          </w:p>
+        </w:tc>
+        <w:tc>
+          <w:tcPr>
+            <w:tcW w:type="dxa" w:w="1100"/>
             <w:tcBorders>
               <w:top w:val="single" w:color="DEDEE1" w:sz="4"/>
               <w:left w:val="single" w:color="DEDEE1" w:sz="4"/>
@@ -5736,7 +5736,7 @@
                 <w:sz w:val="16"/>
                 <w:szCs w:val="16"/>
               </w:rPr>
-              <w:t xml:space="preserve">VN13</w:t>
+              <w:t xml:space="preserve">VN11</w:t>
             </w:r>
           </w:p>
         </w:tc>
@@ -5802,7 +5802,7 @@
                 <w:sz w:val="16"/>
                 <w:szCs w:val="16"/>
               </w:rPr>
-              <w:t xml:space="preserve">Find transactions — p. 10</w:t>
+              <w:t xml:space="preserve">Find transactions — p. 9</w:t>
             </w:r>
           </w:p>
         </w:tc>
@@ -5841,67 +5841,67 @@
         </w:tc>
         <w:tc>
           <w:tcPr>
-            <w:tcW w:type="dxa" w:w="3000"/>
-            <w:tcBorders>
-              <w:top w:val="single" w:color="DEDEE1" w:sz="4"/>
-              <w:left w:val="single" w:color="DEDEE1" w:sz="4"/>
-              <w:bottom w:val="single" w:color="DEDEE1" w:sz="4"/>
-              <w:right w:val="single" w:color="DEDEE1" w:sz="4"/>
-            </w:tcBorders>
-            <w:tcMar>
-              <w:top w:type="dxa" w:w="60"/>
-              <w:left w:type="dxa" w:w="90"/>
-              <w:bottom w:type="dxa" w:w="60"/>
-              <w:right w:type="dxa" w:w="90"/>
-            </w:tcMar>
-          </w:tcPr>
-          <w:p>
-            <w:pPr>
-              <w:spacing w:after="40" w:before="0"/>
-            </w:pPr>
-            <w:r>
-              <w:rPr>
-                <w:rFonts w:ascii="Arial" w:cs="Arial" w:eastAsia="Arial" w:hAnsi="Arial"/>
-                <w:b w:val="false"/>
-                <w:bCs w:val="false"/>
-                <w:color w:val="161619"/>
-                <w:sz w:val="16"/>
-                <w:szCs w:val="16"/>
-              </w:rPr>
-              <w:t xml:space="preserve">Results columns and the hover text on Status.</w:t>
-            </w:r>
-          </w:p>
-        </w:tc>
-        <w:tc>
-          <w:tcPr>
-            <w:tcW w:type="dxa" w:w="4000"/>
-            <w:tcBorders>
-              <w:top w:val="single" w:color="DEDEE1" w:sz="4"/>
-              <w:left w:val="single" w:color="DEDEE1" w:sz="4"/>
-              <w:bottom w:val="single" w:color="DEDEE1" w:sz="4"/>
-              <w:right w:val="single" w:color="DEDEE1" w:sz="4"/>
-            </w:tcBorders>
-            <w:tcMar>
-              <w:top w:type="dxa" w:w="60"/>
-              <w:left w:type="dxa" w:w="90"/>
-              <w:bottom w:type="dxa" w:w="60"/>
-              <w:right w:type="dxa" w:w="90"/>
-            </w:tcMar>
-          </w:tcPr>
-          <w:p>
-            <w:pPr>
-              <w:spacing w:after="40" w:before="0"/>
-            </w:pPr>
-            <w:r>
-              <w:rPr>
-                <w:rFonts w:ascii="Arial" w:cs="Arial" w:eastAsia="Arial" w:hAnsi="Arial"/>
-                <w:b w:val="false"/>
-                <w:bCs w:val="false"/>
-                <w:color w:val="161619"/>
-                <w:sz w:val="16"/>
-                <w:szCs w:val="16"/>
-              </w:rPr>
-              <w:t xml:space="preserve">Docs 'Find or refund a transaction'. No search results screenshot is available to confirm the column names or layout.</w:t>
+            <w:tcW w:type="dxa" w:w="2800"/>
+            <w:tcBorders>
+              <w:top w:val="single" w:color="DEDEE1" w:sz="4"/>
+              <w:left w:val="single" w:color="DEDEE1" w:sz="4"/>
+              <w:bottom w:val="single" w:color="DEDEE1" w:sz="4"/>
+              <w:right w:val="single" w:color="DEDEE1" w:sz="4"/>
+            </w:tcBorders>
+            <w:tcMar>
+              <w:top w:type="dxa" w:w="60"/>
+              <w:left w:type="dxa" w:w="90"/>
+              <w:bottom w:type="dxa" w:w="60"/>
+              <w:right w:type="dxa" w:w="90"/>
+            </w:tcMar>
+          </w:tcPr>
+          <w:p>
+            <w:pPr>
+              <w:spacing w:after="40" w:before="0"/>
+            </w:pPr>
+            <w:r>
+              <w:rPr>
+                <w:rFonts w:ascii="Arial" w:cs="Arial" w:eastAsia="Arial" w:hAnsi="Arial"/>
+                <w:b w:val="false"/>
+                <w:bCs w:val="false"/>
+                <w:color w:val="161619"/>
+                <w:sz w:val="16"/>
+                <w:szCs w:val="16"/>
+              </w:rPr>
+              <w:t xml:space="preserve">Search types are Settlement Date, Reference Number and Account Details; Advanced Search narrows by business, status, transaction source, order type or amount; Reference Number accepts a customer reference, payment reference or receipt number; Account Details accepts a full or partial card number, or a BSB and account number.</w:t>
+            </w:r>
+          </w:p>
+        </w:tc>
+        <w:tc>
+          <w:tcPr>
+            <w:tcW w:type="dxa" w:w="3900"/>
+            <w:tcBorders>
+              <w:top w:val="single" w:color="DEDEE1" w:sz="4"/>
+              <w:left w:val="single" w:color="DEDEE1" w:sz="4"/>
+              <w:bottom w:val="single" w:color="DEDEE1" w:sz="4"/>
+              <w:right w:val="single" w:color="DEDEE1" w:sz="4"/>
+            </w:tcBorders>
+            <w:tcMar>
+              <w:top w:type="dxa" w:w="60"/>
+              <w:left w:type="dxa" w:w="90"/>
+              <w:bottom w:type="dxa" w:w="60"/>
+              <w:right w:type="dxa" w:w="90"/>
+            </w:tcMar>
+          </w:tcPr>
+          <w:p>
+            <w:pPr>
+              <w:spacing w:after="40" w:before="0"/>
+            </w:pPr>
+            <w:r>
+              <w:rPr>
+                <w:rFonts w:ascii="Arial" w:cs="Arial" w:eastAsia="Arial" w:hAnsi="Arial"/>
+                <w:b w:val="false"/>
+                <w:bCs w:val="false"/>
+                <w:color w:val="161619"/>
+                <w:sz w:val="16"/>
+                <w:szCs w:val="16"/>
+              </w:rPr>
+              <w:t xml:space="preserve">The supplied 16 Oct 2026 search screenshot shows the three search tabs and the advanced fields Business, Status, Transaction Source, Order Type and Amount, and the guide now follows it. The earlier capture (a different user) also showed IP Address and Chargeback tabs and a Payment Method filter, so the screen depends on configuration. What each search accepts comes from the QuickPortal docs only.</w:t>
             </w:r>
           </w:p>
         </w:tc>
@@ -5934,73 +5934,73 @@
                 <w:sz w:val="16"/>
                 <w:szCs w:val="16"/>
               </w:rPr>
-              <w:t xml:space="preserve">Check against screenshot S06.</w:t>
-            </w:r>
-          </w:p>
-        </w:tc>
-        <w:tc>
-          <w:tcPr>
-            <w:tcW w:type="dxa" w:w="900"/>
-            <w:tcBorders>
-              <w:top w:val="single" w:color="DEDEE1" w:sz="4"/>
-              <w:left w:val="single" w:color="DEDEE1" w:sz="4"/>
-              <w:bottom w:val="single" w:color="DEDEE1" w:sz="4"/>
-              <w:right w:val="single" w:color="DEDEE1" w:sz="4"/>
-            </w:tcBorders>
-            <w:tcMar>
-              <w:top w:type="dxa" w:w="60"/>
-              <w:left w:type="dxa" w:w="90"/>
-              <w:bottom w:type="dxa" w:w="60"/>
-              <w:right w:type="dxa" w:w="90"/>
-            </w:tcMar>
-          </w:tcPr>
-          <w:p>
-            <w:pPr>
-              <w:spacing w:after="40" w:before="0"/>
-            </w:pPr>
-            <w:r>
-              <w:rPr>
-                <w:rFonts w:ascii="Arial" w:cs="Arial" w:eastAsia="Arial" w:hAnsi="Arial"/>
-                <w:b w:val="false"/>
-                <w:bCs w:val="false"/>
-                <w:color w:val="161619"/>
-                <w:sz w:val="16"/>
-                <w:szCs w:val="16"/>
-              </w:rPr>
-              <w:t xml:space="preserve">none (scope or omission)</w:t>
-            </w:r>
-          </w:p>
-        </w:tc>
-        <w:tc>
-          <w:tcPr>
-            <w:tcW w:type="dxa" w:w="620"/>
-            <w:tcBorders>
-              <w:top w:val="single" w:color="DEDEE1" w:sz="4"/>
-              <w:left w:val="single" w:color="DEDEE1" w:sz="4"/>
-              <w:bottom w:val="single" w:color="DEDEE1" w:sz="4"/>
-              <w:right w:val="single" w:color="DEDEE1" w:sz="4"/>
-            </w:tcBorders>
-            <w:tcMar>
-              <w:top w:type="dxa" w:w="60"/>
-              <w:left w:type="dxa" w:w="90"/>
-              <w:bottom w:type="dxa" w:w="60"/>
-              <w:right w:type="dxa" w:w="90"/>
-            </w:tcMar>
-          </w:tcPr>
-          <w:p>
-            <w:pPr>
-              <w:spacing w:after="40" w:before="0"/>
-            </w:pPr>
-            <w:r>
-              <w:rPr>
-                <w:rFonts w:ascii="Arial" w:cs="Arial" w:eastAsia="Arial" w:hAnsi="Arial"/>
-                <w:b w:val="false"/>
-                <w:bCs w:val="false"/>
-                <w:color w:val="161619"/>
-                <w:sz w:val="16"/>
-                <w:szCs w:val="16"/>
-              </w:rPr>
-              <w:t xml:space="preserve">Open</w:t>
+              <w:t xml:space="preserve">Confirm what each search accepts in QuickTerminal, what IP Address and Chargeback search do, and whether to add them.</w:t>
+            </w:r>
+          </w:p>
+        </w:tc>
+        <w:tc>
+          <w:tcPr>
+            <w:tcW w:type="dxa" w:w="850"/>
+            <w:tcBorders>
+              <w:top w:val="single" w:color="DEDEE1" w:sz="4"/>
+              <w:left w:val="single" w:color="DEDEE1" w:sz="4"/>
+              <w:bottom w:val="single" w:color="DEDEE1" w:sz="4"/>
+              <w:right w:val="single" w:color="DEDEE1" w:sz="4"/>
+            </w:tcBorders>
+            <w:tcMar>
+              <w:top w:type="dxa" w:w="60"/>
+              <w:left w:type="dxa" w:w="90"/>
+              <w:bottom w:type="dxa" w:w="60"/>
+              <w:right w:type="dxa" w:w="90"/>
+            </w:tcMar>
+          </w:tcPr>
+          <w:p>
+            <w:pPr>
+              <w:spacing w:after="40" w:before="0"/>
+            </w:pPr>
+            <w:r>
+              <w:rPr>
+                <w:rFonts w:ascii="Arial" w:cs="Arial" w:eastAsia="Arial" w:hAnsi="Arial"/>
+                <w:b w:val="false"/>
+                <w:bCs w:val="false"/>
+                <w:color w:val="161619"/>
+                <w:sz w:val="16"/>
+                <w:szCs w:val="16"/>
+              </w:rPr>
+              <w:t xml:space="preserve">9</w:t>
+            </w:r>
+          </w:p>
+        </w:tc>
+        <w:tc>
+          <w:tcPr>
+            <w:tcW w:type="dxa" w:w="1100"/>
+            <w:tcBorders>
+              <w:top w:val="single" w:color="DEDEE1" w:sz="4"/>
+              <w:left w:val="single" w:color="DEDEE1" w:sz="4"/>
+              <w:bottom w:val="single" w:color="DEDEE1" w:sz="4"/>
+              <w:right w:val="single" w:color="DEDEE1" w:sz="4"/>
+            </w:tcBorders>
+            <w:tcMar>
+              <w:top w:type="dxa" w:w="60"/>
+              <w:left w:type="dxa" w:w="90"/>
+              <w:bottom w:type="dxa" w:w="60"/>
+              <w:right w:type="dxa" w:w="90"/>
+            </w:tcMar>
+          </w:tcPr>
+          <w:p>
+            <w:pPr>
+              <w:spacing w:after="40" w:before="0"/>
+            </w:pPr>
+            <w:r>
+              <w:rPr>
+                <w:rFonts w:ascii="Arial" w:cs="Arial" w:eastAsia="Arial" w:hAnsi="Arial"/>
+                <w:b w:val="false"/>
+                <w:bCs w:val="false"/>
+                <w:color w:val="161619"/>
+                <w:sz w:val="16"/>
+                <w:szCs w:val="16"/>
+              </w:rPr>
+              <w:t xml:space="preserve">Partly verified</w:t>
             </w:r>
           </w:p>
         </w:tc>
@@ -6039,7 +6039,7 @@
                 <w:sz w:val="16"/>
                 <w:szCs w:val="16"/>
               </w:rPr>
-              <w:t xml:space="preserve">VN16</w:t>
+              <w:t xml:space="preserve">VN13</w:t>
             </w:r>
           </w:p>
         </w:tc>
@@ -6105,7 +6105,7 @@
                 <w:sz w:val="16"/>
                 <w:szCs w:val="16"/>
               </w:rPr>
-              <w:t xml:space="preserve">Existing screenshots — p. 4, 6, 10, 15</w:t>
+              <w:t xml:space="preserve">Find transactions — p. 10</w:t>
             </w:r>
           </w:p>
         </w:tc>
@@ -6138,73 +6138,73 @@
                 <w:sz w:val="16"/>
                 <w:szCs w:val="16"/>
               </w:rPr>
-              <w:t xml:space="preserve">Screenshot</w:t>
-            </w:r>
-          </w:p>
-        </w:tc>
-        <w:tc>
-          <w:tcPr>
-            <w:tcW w:type="dxa" w:w="3000"/>
-            <w:tcBorders>
-              <w:top w:val="single" w:color="DEDEE1" w:sz="4"/>
-              <w:left w:val="single" w:color="DEDEE1" w:sz="4"/>
-              <w:bottom w:val="single" w:color="DEDEE1" w:sz="4"/>
-              <w:right w:val="single" w:color="DEDEE1" w:sz="4"/>
-            </w:tcBorders>
-            <w:tcMar>
-              <w:top w:type="dxa" w:w="60"/>
-              <w:left w:type="dxa" w:w="90"/>
-              <w:bottom w:type="dxa" w:w="60"/>
-              <w:right w:type="dxa" w:w="90"/>
-            </w:tcMar>
-          </w:tcPr>
-          <w:p>
-            <w:pPr>
-              <w:spacing w:after="40" w:before="0"/>
-            </w:pPr>
-            <w:r>
-              <w:rPr>
-                <w:rFonts w:ascii="Arial" w:cs="Arial" w:eastAsia="Arial" w:hAnsi="Arial"/>
-                <w:b w:val="false"/>
-                <w:bCs w:val="false"/>
-                <w:color w:val="161619"/>
-                <w:sz w:val="16"/>
-                <w:szCs w:val="16"/>
-              </w:rPr>
-              <w:t xml:space="preserve">(Marked at the top right of the affected screenshots.) Existing screenshots are accurate for QuickTerminal.</w:t>
-            </w:r>
-          </w:p>
-        </w:tc>
-        <w:tc>
-          <w:tcPr>
-            <w:tcW w:type="dxa" w:w="4000"/>
-            <w:tcBorders>
-              <w:top w:val="single" w:color="DEDEE1" w:sz="4"/>
-              <w:left w:val="single" w:color="DEDEE1" w:sz="4"/>
-              <w:bottom w:val="single" w:color="DEDEE1" w:sz="4"/>
-              <w:right w:val="single" w:color="DEDEE1" w:sz="4"/>
-            </w:tcBorders>
-            <w:tcMar>
-              <w:top w:type="dxa" w:w="60"/>
-              <w:left w:type="dxa" w:w="90"/>
-              <w:bottom w:type="dxa" w:w="60"/>
-              <w:right w:type="dxa" w:w="90"/>
-            </w:tcMar>
-          </w:tcPr>
-          <w:p>
-            <w:pPr>
-              <w:spacing w:after="40" w:before="0"/>
-            </w:pPr>
-            <w:r>
-              <w:rPr>
-                <w:rFonts w:ascii="Arial" w:cs="Arial" w:eastAsia="Arial" w:hAnsi="Arial"/>
-                <w:b w:val="false"/>
-                <w:bCs w:val="false"/>
-                <w:color w:val="161619"/>
-                <w:sz w:val="16"/>
-                <w:szCs w:val="16"/>
-              </w:rPr>
-              <w:t xml:space="preserve">The Transaction Details screenshots (credit card, bank account) and the Weekly Settlement screenshot were captured scrolled, so the page title sits partly under the navigation bar. All screenshots show the QuickStream portal header. Customer-specific values were replaced with test data; transaction times and settlement dates on screen are original.</w:t>
+              <w:t xml:space="preserve">QuickPortal docs only</w:t>
+            </w:r>
+          </w:p>
+        </w:tc>
+        <w:tc>
+          <w:tcPr>
+            <w:tcW w:type="dxa" w:w="2800"/>
+            <w:tcBorders>
+              <w:top w:val="single" w:color="DEDEE1" w:sz="4"/>
+              <w:left w:val="single" w:color="DEDEE1" w:sz="4"/>
+              <w:bottom w:val="single" w:color="DEDEE1" w:sz="4"/>
+              <w:right w:val="single" w:color="DEDEE1" w:sz="4"/>
+            </w:tcBorders>
+            <w:tcMar>
+              <w:top w:type="dxa" w:w="60"/>
+              <w:left w:type="dxa" w:w="90"/>
+              <w:bottom w:type="dxa" w:w="60"/>
+              <w:right w:type="dxa" w:w="90"/>
+            </w:tcMar>
+          </w:tcPr>
+          <w:p>
+            <w:pPr>
+              <w:spacing w:after="40" w:before="0"/>
+            </w:pPr>
+            <w:r>
+              <w:rPr>
+                <w:rFonts w:ascii="Arial" w:cs="Arial" w:eastAsia="Arial" w:hAnsi="Arial"/>
+                <w:b w:val="false"/>
+                <w:bCs w:val="false"/>
+                <w:color w:val="161619"/>
+                <w:sz w:val="16"/>
+                <w:szCs w:val="16"/>
+              </w:rPr>
+              <w:t xml:space="preserve">Hover over a Status to see the response from the customer's bank.</w:t>
+            </w:r>
+          </w:p>
+        </w:tc>
+        <w:tc>
+          <w:tcPr>
+            <w:tcW w:type="dxa" w:w="3900"/>
+            <w:tcBorders>
+              <w:top w:val="single" w:color="DEDEE1" w:sz="4"/>
+              <w:left w:val="single" w:color="DEDEE1" w:sz="4"/>
+              <w:bottom w:val="single" w:color="DEDEE1" w:sz="4"/>
+              <w:right w:val="single" w:color="DEDEE1" w:sz="4"/>
+            </w:tcBorders>
+            <w:tcMar>
+              <w:top w:type="dxa" w:w="60"/>
+              <w:left w:type="dxa" w:w="90"/>
+              <w:bottom w:type="dxa" w:w="60"/>
+              <w:right w:type="dxa" w:w="90"/>
+            </w:tcMar>
+          </w:tcPr>
+          <w:p>
+            <w:pPr>
+              <w:spacing w:after="40" w:before="0"/>
+            </w:pPr>
+            <w:r>
+              <w:rPr>
+                <w:rFonts w:ascii="Arial" w:cs="Arial" w:eastAsia="Arial" w:hAnsi="Arial"/>
+                <w:b w:val="false"/>
+                <w:bCs w:val="false"/>
+                <w:color w:val="161619"/>
+                <w:sz w:val="16"/>
+                <w:szCs w:val="16"/>
+              </w:rPr>
+              <w:t xml:space="preserve">The supplied search results confirm the columns (Receipt Number, Customer Reference Number, Payment Reference, Transaction Source, Transaction Time, Status, Amount), that the receipt number is a link, and that refunds show a negative amount (from the refund result). The hover text comes from the docs only. The docs describe a '...' button on each row, which the supplied results do not show.</w:t>
             </w:r>
           </w:p>
         </w:tc>
@@ -6237,73 +6237,73 @@
                 <w:sz w:val="16"/>
                 <w:szCs w:val="16"/>
               </w:rPr>
-              <w:t xml:space="preserve">Optionally replace these three screenshots (checklist R1-R3) and confirm the QuickStream header is acceptable for QuickTerminal users.</w:t>
-            </w:r>
-          </w:p>
-        </w:tc>
-        <w:tc>
-          <w:tcPr>
-            <w:tcW w:type="dxa" w:w="900"/>
-            <w:tcBorders>
-              <w:top w:val="single" w:color="DEDEE1" w:sz="4"/>
-              <w:left w:val="single" w:color="DEDEE1" w:sz="4"/>
-              <w:bottom w:val="single" w:color="DEDEE1" w:sz="4"/>
-              <w:right w:val="single" w:color="DEDEE1" w:sz="4"/>
-            </w:tcBorders>
-            <w:tcMar>
-              <w:top w:type="dxa" w:w="60"/>
-              <w:left w:type="dxa" w:w="90"/>
-              <w:bottom w:type="dxa" w:w="60"/>
-              <w:right w:type="dxa" w:w="90"/>
-            </w:tcMar>
-          </w:tcPr>
-          <w:p>
-            <w:pPr>
-              <w:spacing w:after="40" w:before="0"/>
-            </w:pPr>
-            <w:r>
-              <w:rPr>
-                <w:rFonts w:ascii="Arial" w:cs="Arial" w:eastAsia="Arial" w:hAnsi="Arial"/>
-                <w:b w:val="false"/>
-                <w:bCs w:val="false"/>
-                <w:color w:val="161619"/>
-                <w:sz w:val="16"/>
-                <w:szCs w:val="16"/>
-              </w:rPr>
-              <w:t xml:space="preserve">4, 6, 10, 15</w:t>
-            </w:r>
-          </w:p>
-        </w:tc>
-        <w:tc>
-          <w:tcPr>
-            <w:tcW w:type="dxa" w:w="620"/>
-            <w:tcBorders>
-              <w:top w:val="single" w:color="DEDEE1" w:sz="4"/>
-              <w:left w:val="single" w:color="DEDEE1" w:sz="4"/>
-              <w:bottom w:val="single" w:color="DEDEE1" w:sz="4"/>
-              <w:right w:val="single" w:color="DEDEE1" w:sz="4"/>
-            </w:tcBorders>
-            <w:tcMar>
-              <w:top w:type="dxa" w:w="60"/>
-              <w:left w:type="dxa" w:w="90"/>
-              <w:bottom w:type="dxa" w:w="60"/>
-              <w:right w:type="dxa" w:w="90"/>
-            </w:tcMar>
-          </w:tcPr>
-          <w:p>
-            <w:pPr>
-              <w:spacing w:after="40" w:before="0"/>
-            </w:pPr>
-            <w:r>
-              <w:rPr>
-                <w:rFonts w:ascii="Arial" w:cs="Arial" w:eastAsia="Arial" w:hAnsi="Arial"/>
-                <w:b w:val="false"/>
-                <w:bCs w:val="false"/>
-                <w:color w:val="161619"/>
-                <w:sz w:val="16"/>
-                <w:szCs w:val="16"/>
-              </w:rPr>
-              <w:t xml:space="preserve">Open</w:t>
+              <w:t xml:space="preserve">Check against screenshot S06.</w:t>
+            </w:r>
+          </w:p>
+        </w:tc>
+        <w:tc>
+          <w:tcPr>
+            <w:tcW w:type="dxa" w:w="850"/>
+            <w:tcBorders>
+              <w:top w:val="single" w:color="DEDEE1" w:sz="4"/>
+              <w:left w:val="single" w:color="DEDEE1" w:sz="4"/>
+              <w:bottom w:val="single" w:color="DEDEE1" w:sz="4"/>
+              <w:right w:val="single" w:color="DEDEE1" w:sz="4"/>
+            </w:tcBorders>
+            <w:tcMar>
+              <w:top w:type="dxa" w:w="60"/>
+              <w:left w:type="dxa" w:w="90"/>
+              <w:bottom w:type="dxa" w:w="60"/>
+              <w:right w:type="dxa" w:w="90"/>
+            </w:tcMar>
+          </w:tcPr>
+          <w:p>
+            <w:pPr>
+              <w:spacing w:after="40" w:before="0"/>
+            </w:pPr>
+            <w:r>
+              <w:rPr>
+                <w:rFonts w:ascii="Arial" w:cs="Arial" w:eastAsia="Arial" w:hAnsi="Arial"/>
+                <w:b w:val="false"/>
+                <w:bCs w:val="false"/>
+                <w:color w:val="161619"/>
+                <w:sz w:val="16"/>
+                <w:szCs w:val="16"/>
+              </w:rPr>
+              <w:t xml:space="preserve">10</w:t>
+            </w:r>
+          </w:p>
+        </w:tc>
+        <w:tc>
+          <w:tcPr>
+            <w:tcW w:type="dxa" w:w="1100"/>
+            <w:tcBorders>
+              <w:top w:val="single" w:color="DEDEE1" w:sz="4"/>
+              <w:left w:val="single" w:color="DEDEE1" w:sz="4"/>
+              <w:bottom w:val="single" w:color="DEDEE1" w:sz="4"/>
+              <w:right w:val="single" w:color="DEDEE1" w:sz="4"/>
+            </w:tcBorders>
+            <w:tcMar>
+              <w:top w:type="dxa" w:w="60"/>
+              <w:left w:type="dxa" w:w="90"/>
+              <w:bottom w:type="dxa" w:w="60"/>
+              <w:right w:type="dxa" w:w="90"/>
+            </w:tcMar>
+          </w:tcPr>
+          <w:p>
+            <w:pPr>
+              <w:spacing w:after="40" w:before="0"/>
+            </w:pPr>
+            <w:r>
+              <w:rPr>
+                <w:rFonts w:ascii="Arial" w:cs="Arial" w:eastAsia="Arial" w:hAnsi="Arial"/>
+                <w:b w:val="false"/>
+                <w:bCs w:val="false"/>
+                <w:color w:val="161619"/>
+                <w:sz w:val="16"/>
+                <w:szCs w:val="16"/>
+              </w:rPr>
+              <w:t xml:space="preserve">Partly verified</w:t>
             </w:r>
           </w:p>
         </w:tc>
@@ -6342,7 +6342,7 @@
                 <w:sz w:val="16"/>
                 <w:szCs w:val="16"/>
               </w:rPr>
-              <w:t xml:space="preserve">VN17</w:t>
+              <w:t xml:space="preserve">VN16</w:t>
             </w:r>
           </w:p>
         </w:tc>
@@ -6408,7 +6408,7 @@
                 <w:sz w:val="16"/>
                 <w:szCs w:val="16"/>
               </w:rPr>
-              <w:t xml:space="preserve">Scope — p. -</w:t>
+              <w:t xml:space="preserve">Existing screenshots — p. 4, 6, 16</w:t>
             </w:r>
           </w:p>
         </w:tc>
@@ -6441,73 +6441,73 @@
                 <w:sz w:val="16"/>
                 <w:szCs w:val="16"/>
               </w:rPr>
-              <w:t xml:space="preserve">Assumption</w:t>
-            </w:r>
-          </w:p>
-        </w:tc>
-        <w:tc>
-          <w:tcPr>
-            <w:tcW w:type="dxa" w:w="3000"/>
-            <w:tcBorders>
-              <w:top w:val="single" w:color="DEDEE1" w:sz="4"/>
-              <w:left w:val="single" w:color="DEDEE1" w:sz="4"/>
-              <w:bottom w:val="single" w:color="DEDEE1" w:sz="4"/>
-              <w:right w:val="single" w:color="DEDEE1" w:sz="4"/>
-            </w:tcBorders>
-            <w:tcMar>
-              <w:top w:type="dxa" w:w="60"/>
-              <w:left w:type="dxa" w:w="90"/>
-              <w:bottom w:type="dxa" w:w="60"/>
-              <w:right w:type="dxa" w:w="90"/>
-            </w:tcMar>
-          </w:tcPr>
-          <w:p>
-            <w:pPr>
-              <w:spacing w:after="40" w:before="0"/>
-            </w:pPr>
-            <w:r>
-              <w:rPr>
-                <w:rFonts w:ascii="Arial" w:cs="Arial" w:eastAsia="Arial" w:hAnsi="Arial"/>
-                <w:b w:val="false"/>
-                <w:bCs w:val="false"/>
-                <w:color w:val="161619"/>
-                <w:sz w:val="16"/>
-                <w:szCs w:val="16"/>
-              </w:rPr>
-              <w:t xml:space="preserve">Out of scope items were excluded as instructed.</w:t>
-            </w:r>
-          </w:p>
-        </w:tc>
-        <w:tc>
-          <w:tcPr>
-            <w:tcW w:type="dxa" w:w="4000"/>
-            <w:tcBorders>
-              <w:top w:val="single" w:color="DEDEE1" w:sz="4"/>
-              <w:left w:val="single" w:color="DEDEE1" w:sz="4"/>
-              <w:bottom w:val="single" w:color="DEDEE1" w:sz="4"/>
-              <w:right w:val="single" w:color="DEDEE1" w:sz="4"/>
-            </w:tcBorders>
-            <w:tcMar>
-              <w:top w:type="dxa" w:w="60"/>
-              <w:left w:type="dxa" w:w="90"/>
-              <w:bottom w:type="dxa" w:w="60"/>
-              <w:right w:type="dxa" w:w="90"/>
-            </w:tcMar>
-          </w:tcPr>
-          <w:p>
-            <w:pPr>
-              <w:spacing w:after="40" w:before="0"/>
-            </w:pPr>
-            <w:r>
-              <w:rPr>
-                <w:rFonts w:ascii="Arial" w:cs="Arial" w:eastAsia="Arial" w:hAnsi="Arial"/>
-                <w:b w:val="false"/>
-                <w:bCs w:val="false"/>
-                <w:color w:val="161619"/>
-                <w:sz w:val="16"/>
-                <w:szCs w:val="16"/>
-              </w:rPr>
-              <w:t xml:space="preserve">No recurring payments, payment schedules, QuickBills, QuickBatch, user administration, customer or account management, PayTo agreement administration or recurring PayTo payments are included. Page 2 now describes PayTo as one-off payments only. Other QuickPortal functions found in the docs (Review suspended transactions, Retry failed transactions, Open pre-auths, Make a payment for an existing customer, Bank statements) were not added because QuickTerminal availability could not be established.</w:t>
+              <w:t xml:space="preserve">Screenshot</w:t>
+            </w:r>
+          </w:p>
+        </w:tc>
+        <w:tc>
+          <w:tcPr>
+            <w:tcW w:type="dxa" w:w="2800"/>
+            <w:tcBorders>
+              <w:top w:val="single" w:color="DEDEE1" w:sz="4"/>
+              <w:left w:val="single" w:color="DEDEE1" w:sz="4"/>
+              <w:bottom w:val="single" w:color="DEDEE1" w:sz="4"/>
+              <w:right w:val="single" w:color="DEDEE1" w:sz="4"/>
+            </w:tcBorders>
+            <w:tcMar>
+              <w:top w:type="dxa" w:w="60"/>
+              <w:left w:type="dxa" w:w="90"/>
+              <w:bottom w:type="dxa" w:w="60"/>
+              <w:right w:type="dxa" w:w="90"/>
+            </w:tcMar>
+          </w:tcPr>
+          <w:p>
+            <w:pPr>
+              <w:spacing w:after="40" w:before="0"/>
+            </w:pPr>
+            <w:r>
+              <w:rPr>
+                <w:rFonts w:ascii="Arial" w:cs="Arial" w:eastAsia="Arial" w:hAnsi="Arial"/>
+                <w:b w:val="false"/>
+                <w:bCs w:val="false"/>
+                <w:color w:val="161619"/>
+                <w:sz w:val="16"/>
+                <w:szCs w:val="16"/>
+              </w:rPr>
+              <w:t xml:space="preserve">(Marked at the top right of the affected screenshots.) Existing screenshots are accurate for QuickTerminal.</w:t>
+            </w:r>
+          </w:p>
+        </w:tc>
+        <w:tc>
+          <w:tcPr>
+            <w:tcW w:type="dxa" w:w="3900"/>
+            <w:tcBorders>
+              <w:top w:val="single" w:color="DEDEE1" w:sz="4"/>
+              <w:left w:val="single" w:color="DEDEE1" w:sz="4"/>
+              <w:bottom w:val="single" w:color="DEDEE1" w:sz="4"/>
+              <w:right w:val="single" w:color="DEDEE1" w:sz="4"/>
+            </w:tcBorders>
+            <w:tcMar>
+              <w:top w:type="dxa" w:w="60"/>
+              <w:left w:type="dxa" w:w="90"/>
+              <w:bottom w:type="dxa" w:w="60"/>
+              <w:right w:type="dxa" w:w="90"/>
+            </w:tcMar>
+          </w:tcPr>
+          <w:p>
+            <w:pPr>
+              <w:spacing w:after="40" w:before="0"/>
+            </w:pPr>
+            <w:r>
+              <w:rPr>
+                <w:rFonts w:ascii="Arial" w:cs="Arial" w:eastAsia="Arial" w:hAnsi="Arial"/>
+                <w:b w:val="false"/>
+                <w:bCs w:val="false"/>
+                <w:color w:val="161619"/>
+                <w:sz w:val="16"/>
+                <w:szCs w:val="16"/>
+              </w:rPr>
+              <w:t xml:space="preserve">The Transaction Details screenshots (credit card, bank account) and the Weekly Settlement screenshot were captured scrolled, so the page title sits partly under the navigation bar. All screenshots show the QuickStream portal header. Customer-specific values were replaced with test data; transaction times and settlement dates on screen are original.</w:t>
             </w:r>
           </w:p>
         </w:tc>
@@ -6540,46 +6540,46 @@
                 <w:sz w:val="16"/>
                 <w:szCs w:val="16"/>
               </w:rPr>
-              <w:t xml:space="preserve">Decide whether any of these belong in a future edition.</w:t>
-            </w:r>
-          </w:p>
-        </w:tc>
-        <w:tc>
-          <w:tcPr>
-            <w:tcW w:type="dxa" w:w="900"/>
-            <w:tcBorders>
-              <w:top w:val="single" w:color="DEDEE1" w:sz="4"/>
-              <w:left w:val="single" w:color="DEDEE1" w:sz="4"/>
-              <w:bottom w:val="single" w:color="DEDEE1" w:sz="4"/>
-              <w:right w:val="single" w:color="DEDEE1" w:sz="4"/>
-            </w:tcBorders>
-            <w:tcMar>
-              <w:top w:type="dxa" w:w="60"/>
-              <w:left w:type="dxa" w:w="90"/>
-              <w:bottom w:type="dxa" w:w="60"/>
-              <w:right w:type="dxa" w:w="90"/>
-            </w:tcMar>
-          </w:tcPr>
-          <w:p>
-            <w:pPr>
-              <w:spacing w:after="40" w:before="0"/>
-            </w:pPr>
-            <w:r>
-              <w:rPr>
-                <w:rFonts w:ascii="Arial" w:cs="Arial" w:eastAsia="Arial" w:hAnsi="Arial"/>
-                <w:b w:val="false"/>
-                <w:bCs w:val="false"/>
-                <w:color w:val="161619"/>
-                <w:sz w:val="16"/>
-                <w:szCs w:val="16"/>
-              </w:rPr>
-              <w:t xml:space="preserve">none (scope or omission)</w:t>
-            </w:r>
-          </w:p>
-        </w:tc>
-        <w:tc>
-          <w:tcPr>
-            <w:tcW w:type="dxa" w:w="620"/>
+              <w:t xml:space="preserve">Optionally replace these three screenshots (checklist R1-R3) and confirm the QuickStream header is acceptable for QuickTerminal users.</w:t>
+            </w:r>
+          </w:p>
+        </w:tc>
+        <w:tc>
+          <w:tcPr>
+            <w:tcW w:type="dxa" w:w="850"/>
+            <w:tcBorders>
+              <w:top w:val="single" w:color="DEDEE1" w:sz="4"/>
+              <w:left w:val="single" w:color="DEDEE1" w:sz="4"/>
+              <w:bottom w:val="single" w:color="DEDEE1" w:sz="4"/>
+              <w:right w:val="single" w:color="DEDEE1" w:sz="4"/>
+            </w:tcBorders>
+            <w:tcMar>
+              <w:top w:type="dxa" w:w="60"/>
+              <w:left w:type="dxa" w:w="90"/>
+              <w:bottom w:type="dxa" w:w="60"/>
+              <w:right w:type="dxa" w:w="90"/>
+            </w:tcMar>
+          </w:tcPr>
+          <w:p>
+            <w:pPr>
+              <w:spacing w:after="40" w:before="0"/>
+            </w:pPr>
+            <w:r>
+              <w:rPr>
+                <w:rFonts w:ascii="Arial" w:cs="Arial" w:eastAsia="Arial" w:hAnsi="Arial"/>
+                <w:b w:val="false"/>
+                <w:bCs w:val="false"/>
+                <w:color w:val="161619"/>
+                <w:sz w:val="16"/>
+                <w:szCs w:val="16"/>
+              </w:rPr>
+              <w:t xml:space="preserve">4, 6, 16</w:t>
+            </w:r>
+          </w:p>
+        </w:tc>
+        <w:tc>
+          <w:tcPr>
+            <w:tcW w:type="dxa" w:w="1100"/>
             <w:tcBorders>
               <w:top w:val="single" w:color="DEDEE1" w:sz="4"/>
               <w:left w:val="single" w:color="DEDEE1" w:sz="4"/>
@@ -6645,7 +6645,7 @@
                 <w:sz w:val="16"/>
                 <w:szCs w:val="16"/>
               </w:rPr>
-              <w:t xml:space="preserve">VN20</w:t>
+              <w:t xml:space="preserve">VN17</w:t>
             </w:r>
           </w:p>
         </w:tc>
@@ -6711,7 +6711,7 @@
                 <w:sz w:val="16"/>
                 <w:szCs w:val="16"/>
               </w:rPr>
-              <w:t xml:space="preserve">Monthly settlement — p. -</w:t>
+              <w:t xml:space="preserve">Scope — p. -</w:t>
             </w:r>
           </w:p>
         </w:tc>
@@ -6744,73 +6744,73 @@
                 <w:sz w:val="16"/>
                 <w:szCs w:val="16"/>
               </w:rPr>
-              <w:t xml:space="preserve">QuickPortal docs only</w:t>
-            </w:r>
-          </w:p>
-        </w:tc>
-        <w:tc>
-          <w:tcPr>
-            <w:tcW w:type="dxa" w:w="3000"/>
-            <w:tcBorders>
-              <w:top w:val="single" w:color="DEDEE1" w:sz="4"/>
-              <w:left w:val="single" w:color="DEDEE1" w:sz="4"/>
-              <w:bottom w:val="single" w:color="DEDEE1" w:sz="4"/>
-              <w:right w:val="single" w:color="DEDEE1" w:sz="4"/>
-            </w:tcBorders>
-            <w:tcMar>
-              <w:top w:type="dxa" w:w="60"/>
-              <w:left w:type="dxa" w:w="90"/>
-              <w:bottom w:type="dxa" w:w="60"/>
-              <w:right w:type="dxa" w:w="90"/>
-            </w:tcMar>
-          </w:tcPr>
-          <w:p>
-            <w:pPr>
-              <w:spacing w:after="40" w:before="0"/>
-            </w:pPr>
-            <w:r>
-              <w:rPr>
-                <w:rFonts w:ascii="Arial" w:cs="Arial" w:eastAsia="Arial" w:hAnsi="Arial"/>
-                <w:b w:val="false"/>
-                <w:bCs w:val="false"/>
-                <w:color w:val="161619"/>
-                <w:sz w:val="16"/>
-                <w:szCs w:val="16"/>
-              </w:rPr>
-              <w:t xml:space="preserve">A Monthly settlement section is NOT included.</w:t>
-            </w:r>
-          </w:p>
-        </w:tc>
-        <w:tc>
-          <w:tcPr>
-            <w:tcW w:type="dxa" w:w="4000"/>
-            <w:tcBorders>
-              <w:top w:val="single" w:color="DEDEE1" w:sz="4"/>
-              <w:left w:val="single" w:color="DEDEE1" w:sz="4"/>
-              <w:bottom w:val="single" w:color="DEDEE1" w:sz="4"/>
-              <w:right w:val="single" w:color="DEDEE1" w:sz="4"/>
-            </w:tcBorders>
-            <w:tcMar>
-              <w:top w:type="dxa" w:w="60"/>
-              <w:left w:type="dxa" w:w="90"/>
-              <w:bottom w:type="dxa" w:w="60"/>
-              <w:right w:type="dxa" w:w="90"/>
-            </w:tcMar>
-          </w:tcPr>
-          <w:p>
-            <w:pPr>
-              <w:spacing w:after="40" w:before="0"/>
-            </w:pPr>
-            <w:r>
-              <w:rPr>
-                <w:rFonts w:ascii="Arial" w:cs="Arial" w:eastAsia="Arial" w:hAnsi="Arial"/>
-                <w:b w:val="false"/>
-                <w:bCs w:val="false"/>
-                <w:color w:val="161619"/>
-                <w:sz w:val="16"/>
-                <w:szCs w:val="16"/>
-              </w:rPr>
-              <w:t xml:space="preserve">The QuickPortal docs list Monthly settlement alongside Daily and Weekly settlement. There is no QuickTerminal evidence, screenshot or v3 guide content for it. A section is probably warranted for consistency with Daily and Weekly if it exists, and would be one page using the same template.</w:t>
+              <w:t xml:space="preserve">Assumption</w:t>
+            </w:r>
+          </w:p>
+        </w:tc>
+        <w:tc>
+          <w:tcPr>
+            <w:tcW w:type="dxa" w:w="2800"/>
+            <w:tcBorders>
+              <w:top w:val="single" w:color="DEDEE1" w:sz="4"/>
+              <w:left w:val="single" w:color="DEDEE1" w:sz="4"/>
+              <w:bottom w:val="single" w:color="DEDEE1" w:sz="4"/>
+              <w:right w:val="single" w:color="DEDEE1" w:sz="4"/>
+            </w:tcBorders>
+            <w:tcMar>
+              <w:top w:type="dxa" w:w="60"/>
+              <w:left w:type="dxa" w:w="90"/>
+              <w:bottom w:type="dxa" w:w="60"/>
+              <w:right w:type="dxa" w:w="90"/>
+            </w:tcMar>
+          </w:tcPr>
+          <w:p>
+            <w:pPr>
+              <w:spacing w:after="40" w:before="0"/>
+            </w:pPr>
+            <w:r>
+              <w:rPr>
+                <w:rFonts w:ascii="Arial" w:cs="Arial" w:eastAsia="Arial" w:hAnsi="Arial"/>
+                <w:b w:val="false"/>
+                <w:bCs w:val="false"/>
+                <w:color w:val="161619"/>
+                <w:sz w:val="16"/>
+                <w:szCs w:val="16"/>
+              </w:rPr>
+              <w:t xml:space="preserve">Out of scope items were excluded as instructed.</w:t>
+            </w:r>
+          </w:p>
+        </w:tc>
+        <w:tc>
+          <w:tcPr>
+            <w:tcW w:type="dxa" w:w="3900"/>
+            <w:tcBorders>
+              <w:top w:val="single" w:color="DEDEE1" w:sz="4"/>
+              <w:left w:val="single" w:color="DEDEE1" w:sz="4"/>
+              <w:bottom w:val="single" w:color="DEDEE1" w:sz="4"/>
+              <w:right w:val="single" w:color="DEDEE1" w:sz="4"/>
+            </w:tcBorders>
+            <w:tcMar>
+              <w:top w:type="dxa" w:w="60"/>
+              <w:left w:type="dxa" w:w="90"/>
+              <w:bottom w:type="dxa" w:w="60"/>
+              <w:right w:type="dxa" w:w="90"/>
+            </w:tcMar>
+          </w:tcPr>
+          <w:p>
+            <w:pPr>
+              <w:spacing w:after="40" w:before="0"/>
+            </w:pPr>
+            <w:r>
+              <w:rPr>
+                <w:rFonts w:ascii="Arial" w:cs="Arial" w:eastAsia="Arial" w:hAnsi="Arial"/>
+                <w:b w:val="false"/>
+                <w:bCs w:val="false"/>
+                <w:color w:val="161619"/>
+                <w:sz w:val="16"/>
+                <w:szCs w:val="16"/>
+              </w:rPr>
+              <w:t xml:space="preserve">No recurring payments, payment schedules, QuickBills, QuickBatch, user administration, customer or account management, PayTo agreement administration or recurring PayTo payments are included. Page 2 now describes PayTo as one-off payments only. Other QuickPortal functions found in the docs (Review suspended transactions, Retry failed transactions, Open pre-auths, Make a payment for an existing customer, Bank statements) were not added because QuickTerminal availability could not be established.</w:t>
             </w:r>
           </w:p>
         </w:tc>
@@ -6843,13 +6843,13 @@
                 <w:sz w:val="16"/>
                 <w:szCs w:val="16"/>
               </w:rPr>
-              <w:t xml:space="preserve">Confirm whether Monthly Settlement is available to QuickTerminal users. If yes: supply a screenshot (checklist C1) and the menu path, and a page will be added after Weekly settlements. If no: no change.</w:t>
-            </w:r>
-          </w:p>
-        </w:tc>
-        <w:tc>
-          <w:tcPr>
-            <w:tcW w:type="dxa" w:w="900"/>
+              <w:t xml:space="preserve">Decide whether any of these belong in a future edition.</w:t>
+            </w:r>
+          </w:p>
+        </w:tc>
+        <w:tc>
+          <w:tcPr>
+            <w:tcW w:type="dxa" w:w="850"/>
             <w:tcBorders>
               <w:top w:val="single" w:color="DEDEE1" w:sz="4"/>
               <w:left w:val="single" w:color="DEDEE1" w:sz="4"/>
@@ -6882,7 +6882,7 @@
         </w:tc>
         <w:tc>
           <w:tcPr>
-            <w:tcW w:type="dxa" w:w="620"/>
+            <w:tcW w:type="dxa" w:w="1100"/>
             <w:tcBorders>
               <w:top w:val="single" w:color="DEDEE1" w:sz="4"/>
               <w:left w:val="single" w:color="DEDEE1" w:sz="4"/>
@@ -6948,6 +6948,309 @@
                 <w:sz w:val="16"/>
                 <w:szCs w:val="16"/>
               </w:rPr>
+              <w:t xml:space="preserve">VN20</w:t>
+            </w:r>
+          </w:p>
+        </w:tc>
+        <w:tc>
+          <w:tcPr>
+            <w:tcW w:type="dxa" w:w="800"/>
+            <w:tcBorders>
+              <w:top w:val="single" w:color="DEDEE1" w:sz="4"/>
+              <w:left w:val="single" w:color="DEDEE1" w:sz="4"/>
+              <w:bottom w:val="single" w:color="DEDEE1" w:sz="4"/>
+              <w:right w:val="single" w:color="DEDEE1" w:sz="4"/>
+            </w:tcBorders>
+            <w:tcMar>
+              <w:top w:type="dxa" w:w="60"/>
+              <w:left w:type="dxa" w:w="90"/>
+              <w:bottom w:type="dxa" w:w="60"/>
+              <w:right w:type="dxa" w:w="90"/>
+            </w:tcMar>
+          </w:tcPr>
+          <w:p>
+            <w:pPr>
+              <w:spacing w:after="40" w:before="0"/>
+            </w:pPr>
+            <w:r>
+              <w:rPr>
+                <w:rFonts w:ascii="Arial" w:cs="Arial" w:eastAsia="Arial" w:hAnsi="Arial"/>
+                <w:b w:val="false"/>
+                <w:bCs w:val="false"/>
+                <w:color w:val="161619"/>
+                <w:sz w:val="16"/>
+                <w:szCs w:val="16"/>
+              </w:rPr>
+              <w:t xml:space="preserve">Low</w:t>
+            </w:r>
+          </w:p>
+        </w:tc>
+        <w:tc>
+          <w:tcPr>
+            <w:tcW w:type="dxa" w:w="1750"/>
+            <w:tcBorders>
+              <w:top w:val="single" w:color="DEDEE1" w:sz="4"/>
+              <w:left w:val="single" w:color="DEDEE1" w:sz="4"/>
+              <w:bottom w:val="single" w:color="DEDEE1" w:sz="4"/>
+              <w:right w:val="single" w:color="DEDEE1" w:sz="4"/>
+            </w:tcBorders>
+            <w:tcMar>
+              <w:top w:type="dxa" w:w="60"/>
+              <w:left w:type="dxa" w:w="90"/>
+              <w:bottom w:type="dxa" w:w="60"/>
+              <w:right w:type="dxa" w:w="90"/>
+            </w:tcMar>
+          </w:tcPr>
+          <w:p>
+            <w:pPr>
+              <w:spacing w:after="40" w:before="0"/>
+            </w:pPr>
+            <w:r>
+              <w:rPr>
+                <w:rFonts w:ascii="Arial" w:cs="Arial" w:eastAsia="Arial" w:hAnsi="Arial"/>
+                <w:b w:val="false"/>
+                <w:bCs w:val="false"/>
+                <w:color w:val="161619"/>
+                <w:sz w:val="16"/>
+                <w:szCs w:val="16"/>
+              </w:rPr>
+              <w:t xml:space="preserve">Monthly settlement — p. -</w:t>
+            </w:r>
+          </w:p>
+        </w:tc>
+        <w:tc>
+          <w:tcPr>
+            <w:tcW w:type="dxa" w:w="1350"/>
+            <w:tcBorders>
+              <w:top w:val="single" w:color="DEDEE1" w:sz="4"/>
+              <w:left w:val="single" w:color="DEDEE1" w:sz="4"/>
+              <w:bottom w:val="single" w:color="DEDEE1" w:sz="4"/>
+              <w:right w:val="single" w:color="DEDEE1" w:sz="4"/>
+            </w:tcBorders>
+            <w:tcMar>
+              <w:top w:type="dxa" w:w="60"/>
+              <w:left w:type="dxa" w:w="90"/>
+              <w:bottom w:type="dxa" w:w="60"/>
+              <w:right w:type="dxa" w:w="90"/>
+            </w:tcMar>
+          </w:tcPr>
+          <w:p>
+            <w:pPr>
+              <w:spacing w:after="40" w:before="0"/>
+            </w:pPr>
+            <w:r>
+              <w:rPr>
+                <w:rFonts w:ascii="Arial" w:cs="Arial" w:eastAsia="Arial" w:hAnsi="Arial"/>
+                <w:b w:val="false"/>
+                <w:bCs w:val="false"/>
+                <w:color w:val="161619"/>
+                <w:sz w:val="16"/>
+                <w:szCs w:val="16"/>
+              </w:rPr>
+              <w:t xml:space="preserve">QuickPortal docs only</w:t>
+            </w:r>
+          </w:p>
+        </w:tc>
+        <w:tc>
+          <w:tcPr>
+            <w:tcW w:type="dxa" w:w="2800"/>
+            <w:tcBorders>
+              <w:top w:val="single" w:color="DEDEE1" w:sz="4"/>
+              <w:left w:val="single" w:color="DEDEE1" w:sz="4"/>
+              <w:bottom w:val="single" w:color="DEDEE1" w:sz="4"/>
+              <w:right w:val="single" w:color="DEDEE1" w:sz="4"/>
+            </w:tcBorders>
+            <w:tcMar>
+              <w:top w:type="dxa" w:w="60"/>
+              <w:left w:type="dxa" w:w="90"/>
+              <w:bottom w:type="dxa" w:w="60"/>
+              <w:right w:type="dxa" w:w="90"/>
+            </w:tcMar>
+          </w:tcPr>
+          <w:p>
+            <w:pPr>
+              <w:spacing w:after="40" w:before="0"/>
+            </w:pPr>
+            <w:r>
+              <w:rPr>
+                <w:rFonts w:ascii="Arial" w:cs="Arial" w:eastAsia="Arial" w:hAnsi="Arial"/>
+                <w:b w:val="false"/>
+                <w:bCs w:val="false"/>
+                <w:color w:val="161619"/>
+                <w:sz w:val="16"/>
+                <w:szCs w:val="16"/>
+              </w:rPr>
+              <w:t xml:space="preserve">A Monthly settlement section is NOT included.</w:t>
+            </w:r>
+          </w:p>
+        </w:tc>
+        <w:tc>
+          <w:tcPr>
+            <w:tcW w:type="dxa" w:w="3900"/>
+            <w:tcBorders>
+              <w:top w:val="single" w:color="DEDEE1" w:sz="4"/>
+              <w:left w:val="single" w:color="DEDEE1" w:sz="4"/>
+              <w:bottom w:val="single" w:color="DEDEE1" w:sz="4"/>
+              <w:right w:val="single" w:color="DEDEE1" w:sz="4"/>
+            </w:tcBorders>
+            <w:tcMar>
+              <w:top w:type="dxa" w:w="60"/>
+              <w:left w:type="dxa" w:w="90"/>
+              <w:bottom w:type="dxa" w:w="60"/>
+              <w:right w:type="dxa" w:w="90"/>
+            </w:tcMar>
+          </w:tcPr>
+          <w:p>
+            <w:pPr>
+              <w:spacing w:after="40" w:before="0"/>
+            </w:pPr>
+            <w:r>
+              <w:rPr>
+                <w:rFonts w:ascii="Arial" w:cs="Arial" w:eastAsia="Arial" w:hAnsi="Arial"/>
+                <w:b w:val="false"/>
+                <w:bCs w:val="false"/>
+                <w:color w:val="161619"/>
+                <w:sz w:val="16"/>
+                <w:szCs w:val="16"/>
+              </w:rPr>
+              <w:t xml:space="preserve">The QuickPortal docs list Monthly settlement alongside Daily and Weekly settlement. There is no QuickTerminal evidence, screenshot or v3 guide content for it. A section is probably warranted for consistency with Daily and Weekly if it exists, and would be one page using the same template. Update 19 Oct 2026: the supplied menu lists only Daily Settlement, Weekly Settlement and Facility Reports under Reports (no Monthly Settlement or Bank Statements) for that user, so Monthly Settlement stays out of the guide.</w:t>
+            </w:r>
+          </w:p>
+        </w:tc>
+        <w:tc>
+          <w:tcPr>
+            <w:tcW w:type="dxa" w:w="2300"/>
+            <w:tcBorders>
+              <w:top w:val="single" w:color="DEDEE1" w:sz="4"/>
+              <w:left w:val="single" w:color="DEDEE1" w:sz="4"/>
+              <w:bottom w:val="single" w:color="DEDEE1" w:sz="4"/>
+              <w:right w:val="single" w:color="DEDEE1" w:sz="4"/>
+            </w:tcBorders>
+            <w:tcMar>
+              <w:top w:type="dxa" w:w="60"/>
+              <w:left w:type="dxa" w:w="90"/>
+              <w:bottom w:type="dxa" w:w="60"/>
+              <w:right w:type="dxa" w:w="90"/>
+            </w:tcMar>
+          </w:tcPr>
+          <w:p>
+            <w:pPr>
+              <w:spacing w:after="40" w:before="0"/>
+            </w:pPr>
+            <w:r>
+              <w:rPr>
+                <w:rFonts w:ascii="Arial" w:cs="Arial" w:eastAsia="Arial" w:hAnsi="Arial"/>
+                <w:b w:val="false"/>
+                <w:bCs w:val="false"/>
+                <w:color w:val="161619"/>
+                <w:sz w:val="16"/>
+                <w:szCs w:val="16"/>
+              </w:rPr>
+              <w:t xml:space="preserve">Confirm whether Monthly Settlement is available to QuickTerminal users. If yes: supply a screenshot (checklist C1) and the menu path, and a page will be added after Weekly settlements. If no: no change.</w:t>
+            </w:r>
+          </w:p>
+        </w:tc>
+        <w:tc>
+          <w:tcPr>
+            <w:tcW w:type="dxa" w:w="850"/>
+            <w:tcBorders>
+              <w:top w:val="single" w:color="DEDEE1" w:sz="4"/>
+              <w:left w:val="single" w:color="DEDEE1" w:sz="4"/>
+              <w:bottom w:val="single" w:color="DEDEE1" w:sz="4"/>
+              <w:right w:val="single" w:color="DEDEE1" w:sz="4"/>
+            </w:tcBorders>
+            <w:tcMar>
+              <w:top w:type="dxa" w:w="60"/>
+              <w:left w:type="dxa" w:w="90"/>
+              <w:bottom w:type="dxa" w:w="60"/>
+              <w:right w:type="dxa" w:w="90"/>
+            </w:tcMar>
+          </w:tcPr>
+          <w:p>
+            <w:pPr>
+              <w:spacing w:after="40" w:before="0"/>
+            </w:pPr>
+            <w:r>
+              <w:rPr>
+                <w:rFonts w:ascii="Arial" w:cs="Arial" w:eastAsia="Arial" w:hAnsi="Arial"/>
+                <w:b w:val="false"/>
+                <w:bCs w:val="false"/>
+                <w:color w:val="161619"/>
+                <w:sz w:val="16"/>
+                <w:szCs w:val="16"/>
+              </w:rPr>
+              <w:t xml:space="preserve">none (scope or omission)</w:t>
+            </w:r>
+          </w:p>
+        </w:tc>
+        <w:tc>
+          <w:tcPr>
+            <w:tcW w:type="dxa" w:w="1100"/>
+            <w:tcBorders>
+              <w:top w:val="single" w:color="DEDEE1" w:sz="4"/>
+              <w:left w:val="single" w:color="DEDEE1" w:sz="4"/>
+              <w:bottom w:val="single" w:color="DEDEE1" w:sz="4"/>
+              <w:right w:val="single" w:color="DEDEE1" w:sz="4"/>
+            </w:tcBorders>
+            <w:tcMar>
+              <w:top w:type="dxa" w:w="60"/>
+              <w:left w:type="dxa" w:w="90"/>
+              <w:bottom w:type="dxa" w:w="60"/>
+              <w:right w:type="dxa" w:w="90"/>
+            </w:tcMar>
+          </w:tcPr>
+          <w:p>
+            <w:pPr>
+              <w:spacing w:after="40" w:before="0"/>
+            </w:pPr>
+            <w:r>
+              <w:rPr>
+                <w:rFonts w:ascii="Arial" w:cs="Arial" w:eastAsia="Arial" w:hAnsi="Arial"/>
+                <w:b w:val="false"/>
+                <w:bCs w:val="false"/>
+                <w:color w:val="161619"/>
+                <w:sz w:val="16"/>
+                <w:szCs w:val="16"/>
+              </w:rPr>
+              <w:t xml:space="preserve">Open</w:t>
+            </w:r>
+          </w:p>
+        </w:tc>
+      </w:tr>
+      <w:tr>
+        <w:trPr>
+          <w:cantSplit/>
+        </w:trPr>
+        <w:tc>
+          <w:tcPr>
+            <w:tcW w:type="dxa" w:w="680"/>
+            <w:tcBorders>
+              <w:top w:val="single" w:color="DEDEE1" w:sz="4"/>
+              <w:left w:val="single" w:color="DEDEE1" w:sz="4"/>
+              <w:bottom w:val="single" w:color="DEDEE1" w:sz="4"/>
+              <w:right w:val="single" w:color="DEDEE1" w:sz="4"/>
+            </w:tcBorders>
+            <w:shd w:fill="F5F5F6" w:color="auto" w:val="clear"/>
+            <w:tcMar>
+              <w:top w:type="dxa" w:w="60"/>
+              <w:left w:type="dxa" w:w="90"/>
+              <w:bottom w:type="dxa" w:w="60"/>
+              <w:right w:type="dxa" w:w="90"/>
+            </w:tcMar>
+          </w:tcPr>
+          <w:p>
+            <w:pPr>
+              <w:spacing w:after="40" w:before="0"/>
+            </w:pPr>
+            <w:r>
+              <w:rPr>
+                <w:rFonts w:ascii="Arial" w:cs="Arial" w:eastAsia="Arial" w:hAnsi="Arial"/>
+                <w:b/>
+                <w:bCs/>
+                <w:color w:val="161619"/>
+                <w:sz w:val="16"/>
+                <w:szCs w:val="16"/>
+              </w:rPr>
               <w:t xml:space="preserve">VN21</w:t>
             </w:r>
           </w:p>
@@ -7014,7 +7317,7 @@
                 <w:sz w:val="16"/>
                 <w:szCs w:val="16"/>
               </w:rPr>
-              <w:t xml:space="preserve">Existing screenshots — p. 3, 4, 6, 9, 10, 13-16</w:t>
+              <w:t xml:space="preserve">Existing screenshots — p. all pages with screenshots</w:t>
             </w:r>
           </w:p>
         </w:tc>
@@ -7053,7 +7356,7 @@
         </w:tc>
         <w:tc>
           <w:tcPr>
-            <w:tcW w:type="dxa" w:w="3000"/>
+            <w:tcW w:type="dxa" w:w="2800"/>
             <w:tcBorders>
               <w:top w:val="single" w:color="DEDEE1" w:sz="4"/>
               <w:left w:val="single" w:color="DEDEE1" w:sz="4"/>
@@ -7086,34 +7389,34 @@
         </w:tc>
         <w:tc>
           <w:tcPr>
-            <w:tcW w:type="dxa" w:w="4000"/>
-            <w:tcBorders>
-              <w:top w:val="single" w:color="DEDEE1" w:sz="4"/>
-              <w:left w:val="single" w:color="DEDEE1" w:sz="4"/>
-              <w:bottom w:val="single" w:color="DEDEE1" w:sz="4"/>
-              <w:right w:val="single" w:color="DEDEE1" w:sz="4"/>
-            </w:tcBorders>
-            <w:tcMar>
-              <w:top w:type="dxa" w:w="60"/>
-              <w:left w:type="dxa" w:w="90"/>
-              <w:bottom w:type="dxa" w:w="60"/>
-              <w:right w:type="dxa" w:w="90"/>
-            </w:tcMar>
-          </w:tcPr>
-          <w:p>
-            <w:pPr>
-              <w:spacing w:after="40" w:before="0"/>
-            </w:pPr>
-            <w:r>
-              <w:rPr>
-                <w:rFonts w:ascii="Arial" w:cs="Arial" w:eastAsia="Arial" w:hAnsi="Arial"/>
-                <w:b w:val="false"/>
-                <w:bCs w:val="false"/>
-                <w:color w:val="161619"/>
-                <w:sz w:val="16"/>
-                <w:szCs w:val="16"/>
-              </w:rPr>
-              <w:t xml:space="preserve">Each screenshot keeps its header exactly as captured. Below the header, the empty left margin (285 pixels) is removed, so page content sits closer to the left edge than on the live screen. No pixels are redrawn. The original sanitised images are kept in source/images_src.</w:t>
+            <w:tcW w:type="dxa" w:w="3900"/>
+            <w:tcBorders>
+              <w:top w:val="single" w:color="DEDEE1" w:sz="4"/>
+              <w:left w:val="single" w:color="DEDEE1" w:sz="4"/>
+              <w:bottom w:val="single" w:color="DEDEE1" w:sz="4"/>
+              <w:right w:val="single" w:color="DEDEE1" w:sz="4"/>
+            </w:tcBorders>
+            <w:tcMar>
+              <w:top w:type="dxa" w:w="60"/>
+              <w:left w:type="dxa" w:w="90"/>
+              <w:bottom w:type="dxa" w:w="60"/>
+              <w:right w:type="dxa" w:w="90"/>
+            </w:tcMar>
+          </w:tcPr>
+          <w:p>
+            <w:pPr>
+              <w:spacing w:after="40" w:before="0"/>
+            </w:pPr>
+            <w:r>
+              <w:rPr>
+                <w:rFonts w:ascii="Arial" w:cs="Arial" w:eastAsia="Arial" w:hAnsi="Arial"/>
+                <w:b w:val="false"/>
+                <w:bCs w:val="false"/>
+                <w:color w:val="161619"/>
+                <w:sz w:val="16"/>
+                <w:szCs w:val="16"/>
+              </w:rPr>
+              <w:t xml:space="preserve">Each screenshot keeps its header exactly as captured. Below the header, the empty left margin (285 pixels) is removed, so page content sits closer to the left edge than on the live screen. No pixels are redrawn. The original sanitised images are kept in source/images_src. Update 19 Oct 2026: the identifying business labels at the top right of the supplied PayTo and refund screens ('PAYTOTEST' and a merchant ID) are outside the cropped area and do not appear in the guide.</w:t>
             </w:r>
           </w:p>
         </w:tc>
@@ -7152,40 +7455,343 @@
         </w:tc>
         <w:tc>
           <w:tcPr>
-            <w:tcW w:type="dxa" w:w="900"/>
-            <w:tcBorders>
-              <w:top w:val="single" w:color="DEDEE1" w:sz="4"/>
-              <w:left w:val="single" w:color="DEDEE1" w:sz="4"/>
-              <w:bottom w:val="single" w:color="DEDEE1" w:sz="4"/>
-              <w:right w:val="single" w:color="DEDEE1" w:sz="4"/>
-            </w:tcBorders>
-            <w:tcMar>
-              <w:top w:type="dxa" w:w="60"/>
-              <w:left w:type="dxa" w:w="90"/>
-              <w:bottom w:type="dxa" w:w="60"/>
-              <w:right w:type="dxa" w:w="90"/>
-            </w:tcMar>
-          </w:tcPr>
-          <w:p>
-            <w:pPr>
-              <w:spacing w:after="40" w:before="0"/>
-            </w:pPr>
-            <w:r>
-              <w:rPr>
-                <w:rFonts w:ascii="Arial" w:cs="Arial" w:eastAsia="Arial" w:hAnsi="Arial"/>
-                <w:b w:val="false"/>
-                <w:bCs w:val="false"/>
-                <w:color w:val="161619"/>
-                <w:sz w:val="16"/>
-                <w:szCs w:val="16"/>
-              </w:rPr>
-              <w:t xml:space="preserve">3, 4, 6, 9, 10, 13, 14, 15, 16</w:t>
-            </w:r>
-          </w:p>
-        </w:tc>
-        <w:tc>
-          <w:tcPr>
-            <w:tcW w:type="dxa" w:w="620"/>
+            <w:tcW w:type="dxa" w:w="850"/>
+            <w:tcBorders>
+              <w:top w:val="single" w:color="DEDEE1" w:sz="4"/>
+              <w:left w:val="single" w:color="DEDEE1" w:sz="4"/>
+              <w:bottom w:val="single" w:color="DEDEE1" w:sz="4"/>
+              <w:right w:val="single" w:color="DEDEE1" w:sz="4"/>
+            </w:tcBorders>
+            <w:tcMar>
+              <w:top w:type="dxa" w:w="60"/>
+              <w:left w:type="dxa" w:w="90"/>
+              <w:bottom w:type="dxa" w:w="60"/>
+              <w:right w:type="dxa" w:w="90"/>
+            </w:tcMar>
+          </w:tcPr>
+          <w:p>
+            <w:pPr>
+              <w:spacing w:after="40" w:before="0"/>
+            </w:pPr>
+            <w:r>
+              <w:rPr>
+                <w:rFonts w:ascii="Arial" w:cs="Arial" w:eastAsia="Arial" w:hAnsi="Arial"/>
+                <w:b w:val="false"/>
+                <w:bCs w:val="false"/>
+                <w:color w:val="161619"/>
+                <w:sz w:val="16"/>
+                <w:szCs w:val="16"/>
+              </w:rPr>
+              <w:t xml:space="preserve">3, 4, 5, 6, 7, 8, 9, 10, 11, 12, 13, 14, 15, 16, 17</w:t>
+            </w:r>
+          </w:p>
+        </w:tc>
+        <w:tc>
+          <w:tcPr>
+            <w:tcW w:type="dxa" w:w="1100"/>
+            <w:tcBorders>
+              <w:top w:val="single" w:color="DEDEE1" w:sz="4"/>
+              <w:left w:val="single" w:color="DEDEE1" w:sz="4"/>
+              <w:bottom w:val="single" w:color="DEDEE1" w:sz="4"/>
+              <w:right w:val="single" w:color="DEDEE1" w:sz="4"/>
+            </w:tcBorders>
+            <w:tcMar>
+              <w:top w:type="dxa" w:w="60"/>
+              <w:left w:type="dxa" w:w="90"/>
+              <w:bottom w:type="dxa" w:w="60"/>
+              <w:right w:type="dxa" w:w="90"/>
+            </w:tcMar>
+          </w:tcPr>
+          <w:p>
+            <w:pPr>
+              <w:spacing w:after="40" w:before="0"/>
+            </w:pPr>
+            <w:r>
+              <w:rPr>
+                <w:rFonts w:ascii="Arial" w:cs="Arial" w:eastAsia="Arial" w:hAnsi="Arial"/>
+                <w:b w:val="false"/>
+                <w:bCs w:val="false"/>
+                <w:color w:val="161619"/>
+                <w:sz w:val="16"/>
+                <w:szCs w:val="16"/>
+              </w:rPr>
+              <w:t xml:space="preserve">Open</w:t>
+            </w:r>
+          </w:p>
+        </w:tc>
+      </w:tr>
+      <w:tr>
+        <w:trPr>
+          <w:cantSplit/>
+        </w:trPr>
+        <w:tc>
+          <w:tcPr>
+            <w:tcW w:type="dxa" w:w="680"/>
+            <w:tcBorders>
+              <w:top w:val="single" w:color="DEDEE1" w:sz="4"/>
+              <w:left w:val="single" w:color="DEDEE1" w:sz="4"/>
+              <w:bottom w:val="single" w:color="DEDEE1" w:sz="4"/>
+              <w:right w:val="single" w:color="DEDEE1" w:sz="4"/>
+            </w:tcBorders>
+            <w:shd w:fill="F5F5F6" w:color="auto" w:val="clear"/>
+            <w:tcMar>
+              <w:top w:type="dxa" w:w="60"/>
+              <w:left w:type="dxa" w:w="90"/>
+              <w:bottom w:type="dxa" w:w="60"/>
+              <w:right w:type="dxa" w:w="90"/>
+            </w:tcMar>
+          </w:tcPr>
+          <w:p>
+            <w:pPr>
+              <w:spacing w:after="40" w:before="0"/>
+            </w:pPr>
+            <w:r>
+              <w:rPr>
+                <w:rFonts w:ascii="Arial" w:cs="Arial" w:eastAsia="Arial" w:hAnsi="Arial"/>
+                <w:b/>
+                <w:bCs/>
+                <w:color w:val="161619"/>
+                <w:sz w:val="16"/>
+                <w:szCs w:val="16"/>
+              </w:rPr>
+              <w:t xml:space="preserve">VN24</w:t>
+            </w:r>
+          </w:p>
+        </w:tc>
+        <w:tc>
+          <w:tcPr>
+            <w:tcW w:type="dxa" w:w="800"/>
+            <w:tcBorders>
+              <w:top w:val="single" w:color="DEDEE1" w:sz="4"/>
+              <w:left w:val="single" w:color="DEDEE1" w:sz="4"/>
+              <w:bottom w:val="single" w:color="DEDEE1" w:sz="4"/>
+              <w:right w:val="single" w:color="DEDEE1" w:sz="4"/>
+            </w:tcBorders>
+            <w:tcMar>
+              <w:top w:type="dxa" w:w="60"/>
+              <w:left w:type="dxa" w:w="90"/>
+              <w:bottom w:type="dxa" w:w="60"/>
+              <w:right w:type="dxa" w:w="90"/>
+            </w:tcMar>
+          </w:tcPr>
+          <w:p>
+            <w:pPr>
+              <w:spacing w:after="40" w:before="0"/>
+            </w:pPr>
+            <w:r>
+              <w:rPr>
+                <w:rFonts w:ascii="Arial" w:cs="Arial" w:eastAsia="Arial" w:hAnsi="Arial"/>
+                <w:b w:val="false"/>
+                <w:bCs w:val="false"/>
+                <w:color w:val="161619"/>
+                <w:sz w:val="16"/>
+                <w:szCs w:val="16"/>
+              </w:rPr>
+              <w:t xml:space="preserve">Low</w:t>
+            </w:r>
+          </w:p>
+        </w:tc>
+        <w:tc>
+          <w:tcPr>
+            <w:tcW w:type="dxa" w:w="1750"/>
+            <w:tcBorders>
+              <w:top w:val="single" w:color="DEDEE1" w:sz="4"/>
+              <w:left w:val="single" w:color="DEDEE1" w:sz="4"/>
+              <w:bottom w:val="single" w:color="DEDEE1" w:sz="4"/>
+              <w:right w:val="single" w:color="DEDEE1" w:sz="4"/>
+            </w:tcBorders>
+            <w:tcMar>
+              <w:top w:type="dxa" w:w="60"/>
+              <w:left w:type="dxa" w:w="90"/>
+              <w:bottom w:type="dxa" w:w="60"/>
+              <w:right w:type="dxa" w:w="90"/>
+            </w:tcMar>
+          </w:tcPr>
+          <w:p>
+            <w:pPr>
+              <w:spacing w:after="40" w:before="0"/>
+            </w:pPr>
+            <w:r>
+              <w:rPr>
+                <w:rFonts w:ascii="Arial" w:cs="Arial" w:eastAsia="Arial" w:hAnsi="Arial"/>
+                <w:b w:val="false"/>
+                <w:bCs w:val="false"/>
+                <w:color w:val="161619"/>
+                <w:sz w:val="16"/>
+                <w:szCs w:val="16"/>
+              </w:rPr>
+              <w:t xml:space="preserve">Make a bank account payment — p. 6</w:t>
+            </w:r>
+          </w:p>
+        </w:tc>
+        <w:tc>
+          <w:tcPr>
+            <w:tcW w:type="dxa" w:w="1350"/>
+            <w:tcBorders>
+              <w:top w:val="single" w:color="DEDEE1" w:sz="4"/>
+              <w:left w:val="single" w:color="DEDEE1" w:sz="4"/>
+              <w:bottom w:val="single" w:color="DEDEE1" w:sz="4"/>
+              <w:right w:val="single" w:color="DEDEE1" w:sz="4"/>
+            </w:tcBorders>
+            <w:tcMar>
+              <w:top w:type="dxa" w:w="60"/>
+              <w:left w:type="dxa" w:w="90"/>
+              <w:bottom w:type="dxa" w:w="60"/>
+              <w:right w:type="dxa" w:w="90"/>
+            </w:tcMar>
+          </w:tcPr>
+          <w:p>
+            <w:pPr>
+              <w:spacing w:after="40" w:before="0"/>
+            </w:pPr>
+            <w:r>
+              <w:rPr>
+                <w:rFonts w:ascii="Arial" w:cs="Arial" w:eastAsia="Arial" w:hAnsi="Arial"/>
+                <w:b w:val="false"/>
+                <w:bCs w:val="false"/>
+                <w:color w:val="161619"/>
+                <w:sz w:val="16"/>
+                <w:szCs w:val="16"/>
+              </w:rPr>
+              <w:t xml:space="preserve">Screenshot</w:t>
+            </w:r>
+          </w:p>
+        </w:tc>
+        <w:tc>
+          <w:tcPr>
+            <w:tcW w:type="dxa" w:w="2800"/>
+            <w:tcBorders>
+              <w:top w:val="single" w:color="DEDEE1" w:sz="4"/>
+              <w:left w:val="single" w:color="DEDEE1" w:sz="4"/>
+              <w:bottom w:val="single" w:color="DEDEE1" w:sz="4"/>
+              <w:right w:val="single" w:color="DEDEE1" w:sz="4"/>
+            </w:tcBorders>
+            <w:tcMar>
+              <w:top w:type="dxa" w:w="60"/>
+              <w:left w:type="dxa" w:w="90"/>
+              <w:bottom w:type="dxa" w:w="60"/>
+              <w:right w:type="dxa" w:w="90"/>
+            </w:tcMar>
+          </w:tcPr>
+          <w:p>
+            <w:pPr>
+              <w:spacing w:after="40" w:before="0"/>
+            </w:pPr>
+            <w:r>
+              <w:rPr>
+                <w:rFonts w:ascii="Arial" w:cs="Arial" w:eastAsia="Arial" w:hAnsi="Arial"/>
+                <w:b w:val="false"/>
+                <w:bCs w:val="false"/>
+                <w:color w:val="161619"/>
+                <w:sz w:val="16"/>
+                <w:szCs w:val="16"/>
+              </w:rPr>
+              <w:t xml:space="preserve">(Marked at the top right of the bank account confirm screenshot.) The workflow screenshots show one example transaction.</w:t>
+            </w:r>
+          </w:p>
+        </w:tc>
+        <w:tc>
+          <w:tcPr>
+            <w:tcW w:type="dxa" w:w="3900"/>
+            <w:tcBorders>
+              <w:top w:val="single" w:color="DEDEE1" w:sz="4"/>
+              <w:left w:val="single" w:color="DEDEE1" w:sz="4"/>
+              <w:bottom w:val="single" w:color="DEDEE1" w:sz="4"/>
+              <w:right w:val="single" w:color="DEDEE1" w:sz="4"/>
+            </w:tcBorders>
+            <w:tcMar>
+              <w:top w:type="dxa" w:w="60"/>
+              <w:left w:type="dxa" w:w="90"/>
+              <w:bottom w:type="dxa" w:w="60"/>
+              <w:right w:type="dxa" w:w="90"/>
+            </w:tcMar>
+          </w:tcPr>
+          <w:p>
+            <w:pPr>
+              <w:spacing w:after="40" w:before="0"/>
+            </w:pPr>
+            <w:r>
+              <w:rPr>
+                <w:rFonts w:ascii="Arial" w:cs="Arial" w:eastAsia="Arial" w:hAnsi="Arial"/>
+                <w:b w:val="false"/>
+                <w:bCs w:val="false"/>
+                <w:color w:val="161619"/>
+                <w:sz w:val="16"/>
+                <w:szCs w:val="16"/>
+              </w:rPr>
+              <w:t xml:space="preserve">The new Confirm Payment Details screenshot has no Comment row, while the older Transaction Details screenshot on the same page shows a Comment ('Test payment'). The amount, customer reference, BSB, account number and account name on the confirm screen were replaced with the same test values used elsewhere (AUD 44.00, TEST12345, XXX-XXX, XXXXXX, Test Customer).</w:t>
+            </w:r>
+          </w:p>
+        </w:tc>
+        <w:tc>
+          <w:tcPr>
+            <w:tcW w:type="dxa" w:w="2300"/>
+            <w:tcBorders>
+              <w:top w:val="single" w:color="DEDEE1" w:sz="4"/>
+              <w:left w:val="single" w:color="DEDEE1" w:sz="4"/>
+              <w:bottom w:val="single" w:color="DEDEE1" w:sz="4"/>
+              <w:right w:val="single" w:color="DEDEE1" w:sz="4"/>
+            </w:tcBorders>
+            <w:tcMar>
+              <w:top w:type="dxa" w:w="60"/>
+              <w:left w:type="dxa" w:w="90"/>
+              <w:bottom w:type="dxa" w:w="60"/>
+              <w:right w:type="dxa" w:w="90"/>
+            </w:tcMar>
+          </w:tcPr>
+          <w:p>
+            <w:pPr>
+              <w:spacing w:after="40" w:before="0"/>
+            </w:pPr>
+            <w:r>
+              <w:rPr>
+                <w:rFonts w:ascii="Arial" w:cs="Arial" w:eastAsia="Arial" w:hAnsi="Arial"/>
+                <w:b w:val="false"/>
+                <w:bCs w:val="false"/>
+                <w:color w:val="161619"/>
+                <w:sz w:val="16"/>
+                <w:szCs w:val="16"/>
+              </w:rPr>
+              <w:t xml:space="preserve">Accept the difference, or re-capture the Transaction Details screen (R2) so the workflow matches.</w:t>
+            </w:r>
+          </w:p>
+        </w:tc>
+        <w:tc>
+          <w:tcPr>
+            <w:tcW w:type="dxa" w:w="850"/>
+            <w:tcBorders>
+              <w:top w:val="single" w:color="DEDEE1" w:sz="4"/>
+              <w:left w:val="single" w:color="DEDEE1" w:sz="4"/>
+              <w:bottom w:val="single" w:color="DEDEE1" w:sz="4"/>
+              <w:right w:val="single" w:color="DEDEE1" w:sz="4"/>
+            </w:tcBorders>
+            <w:tcMar>
+              <w:top w:type="dxa" w:w="60"/>
+              <w:left w:type="dxa" w:w="90"/>
+              <w:bottom w:type="dxa" w:w="60"/>
+              <w:right w:type="dxa" w:w="90"/>
+            </w:tcMar>
+          </w:tcPr>
+          <w:p>
+            <w:pPr>
+              <w:spacing w:after="40" w:before="0"/>
+            </w:pPr>
+            <w:r>
+              <w:rPr>
+                <w:rFonts w:ascii="Arial" w:cs="Arial" w:eastAsia="Arial" w:hAnsi="Arial"/>
+                <w:b w:val="false"/>
+                <w:bCs w:val="false"/>
+                <w:color w:val="161619"/>
+                <w:sz w:val="16"/>
+                <w:szCs w:val="16"/>
+              </w:rPr>
+              <w:t xml:space="preserve">6</w:t>
+            </w:r>
+          </w:p>
+        </w:tc>
+        <w:tc>
+          <w:tcPr>
+            <w:tcW w:type="dxa" w:w="1100"/>
             <w:tcBorders>
               <w:top w:val="single" w:color="DEDEE1" w:sz="4"/>
               <w:left w:val="single" w:color="DEDEE1" w:sz="4"/>
@@ -7268,7 +7874,176 @@
           <w:sz w:val="18"/>
           <w:szCs w:val="18"/>
         </w:rPr>
-        <w:t xml:space="preserve">CHANGES IN THIS VERSION (1.2 TO 1.3)</w:t>
+        <w:t xml:space="preserve">CHANGES IN THIS VERSION (1.3 TO 1.4)</w:t>
+      </w:r>
+    </w:p>
+    <w:p>
+      <w:pPr>
+        <w:pStyle w:val="ListParagraph"/>
+        <w:numPr>
+          <w:ilvl w:val="0"/>
+          <w:numId w:val="1"/>
+        </w:numPr>
+        <w:spacing w:after="100" w:before="0"/>
+      </w:pPr>
+      <w:r>
+        <w:rPr>
+          <w:rFonts w:ascii="Arial" w:cs="Arial" w:eastAsia="Arial" w:hAnsi="Arial"/>
+          <w:color w:val="161619"/>
+          <w:sz w:val="18"/>
+          <w:szCs w:val="18"/>
+        </w:rPr>
+        <w:t xml:space="preserve">Added the 12 screenshots supplied on 16 October 2026 (bank account entry and confirm, four PayTo screens, search, transaction details, refund form, refund confirm and refund result). All were sanitised with fictional test data, and the business labels at the top right were cropped out. The menu screenshot is kept as evidence only.</w:t>
+      </w:r>
+    </w:p>
+    <w:p>
+      <w:pPr>
+        <w:pStyle w:val="ListParagraph"/>
+        <w:numPr>
+          <w:ilvl w:val="0"/>
+          <w:numId w:val="1"/>
+        </w:numPr>
+        <w:spacing w:after="100" w:before="0"/>
+      </w:pPr>
+      <w:r>
+        <w:rPr>
+          <w:rFonts w:ascii="Arial" w:cs="Arial" w:eastAsia="Arial" w:hAnsi="Arial"/>
+          <w:color w:val="161619"/>
+          <w:sz w:val="18"/>
+          <w:szCs w:val="18"/>
+        </w:rPr>
+        <w:t xml:space="preserve">Page 5: the bank account entry placeholder is replaced by the real screen. Page 6: the confirm screen is replaced by the new one (VN24).</w:t>
+      </w:r>
+    </w:p>
+    <w:p>
+      <w:pPr>
+        <w:pStyle w:val="ListParagraph"/>
+        <w:numPr>
+          <w:ilvl w:val="0"/>
+          <w:numId w:val="1"/>
+        </w:numPr>
+        <w:spacing w:after="100" w:before="0"/>
+      </w:pPr>
+      <w:r>
+        <w:rPr>
+          <w:rFonts w:ascii="Arial" w:cs="Arial" w:eastAsia="Arial" w:hAnsi="Arial"/>
+          <w:color w:val="161619"/>
+          <w:sz w:val="18"/>
+          <w:szCs w:val="18"/>
+        </w:rPr>
+        <w:t xml:space="preserve">Pages 7-8: PayTo steps now use the exact screen labels (Party Details, Payment Details, Review and Submit, required fields, PayID types). The PayTo transaction screenshot is a declined payment and is described as an example, not as the pending state (VN5). The workflow pills were removed from the PayTo page because the screens carry their own stepper.</w:t>
+      </w:r>
+    </w:p>
+    <w:p>
+      <w:pPr>
+        <w:pStyle w:val="ListParagraph"/>
+        <w:numPr>
+          <w:ilvl w:val="0"/>
+          <w:numId w:val="1"/>
+        </w:numPr>
+        <w:spacing w:after="100" w:before="0"/>
+      </w:pPr>
+      <w:r>
+        <w:rPr>
+          <w:rFonts w:ascii="Arial" w:cs="Arial" w:eastAsia="Arial" w:hAnsi="Arial"/>
+          <w:color w:val="161619"/>
+          <w:sz w:val="18"/>
+          <w:szCs w:val="18"/>
+        </w:rPr>
+        <w:t xml:space="preserve">Pages 9-10: the search screen is replaced with the new capture (three search tabs, no Payment Method filter); results are shown as a crop of it; transaction details now come from a screen that shows Back to Search and Refund this transaction. The '...' row button was removed from the instructions because the supplied results do not show it (VN13).</w:t>
+      </w:r>
+    </w:p>
+    <w:p>
+      <w:pPr>
+        <w:pStyle w:val="ListParagraph"/>
+        <w:numPr>
+          <w:ilvl w:val="0"/>
+          <w:numId w:val="1"/>
+        </w:numPr>
+        <w:spacing w:after="100" w:before="0"/>
+      </w:pPr>
+      <w:r>
+        <w:rPr>
+          <w:rFonts w:ascii="Arial" w:cs="Arial" w:eastAsia="Arial" w:hAnsi="Arial"/>
+          <w:color w:val="161619"/>
+          <w:sz w:val="18"/>
+          <w:szCs w:val="18"/>
+        </w:rPr>
+        <w:t xml:space="preserve">Pages 11-13: Refund or void now follows the real card refund flow (Transaction Details, Refund Payment, Confirm Refund, result), so the refund section is three pages and the guide is 17 pages. The void flow is still described generically and marked (VN7).</w:t>
+      </w:r>
+    </w:p>
+    <w:p>
+      <w:pPr>
+        <w:pStyle w:val="ListParagraph"/>
+        <w:numPr>
+          <w:ilvl w:val="0"/>
+          <w:numId w:val="1"/>
+        </w:numPr>
+        <w:spacing w:after="100" w:before="0"/>
+      </w:pPr>
+      <w:r>
+        <w:rPr>
+          <w:rFonts w:ascii="Arial" w:cs="Arial" w:eastAsia="Arial" w:hAnsi="Arial"/>
+          <w:color w:val="161619"/>
+          <w:sz w:val="18"/>
+          <w:szCs w:val="18"/>
+        </w:rPr>
+        <w:t xml:space="preserve">Menu paths confirmed by the supplied menu and the markers removed: PayTo (VN3), Export Transaction Reports (VN15), Daily and Weekly Settlement and Facility Reports (VN14), and the Find Transactions paths. Credit Card and Bank Account paths stay marked (VN2). PayTo labels and terminology (VN18) are verified.</w:t>
+      </w:r>
+    </w:p>
+    <w:p>
+      <w:pPr>
+        <w:pStyle w:val="ListParagraph"/>
+        <w:numPr>
+          <w:ilvl w:val="0"/>
+          <w:numId w:val="1"/>
+        </w:numPr>
+        <w:spacing w:after="100" w:before="0"/>
+      </w:pPr>
+      <w:r>
+        <w:rPr>
+          <w:rFonts w:ascii="Arial" w:cs="Arial" w:eastAsia="Arial" w:hAnsi="Arial"/>
+          <w:color w:val="161619"/>
+          <w:sz w:val="18"/>
+          <w:szCs w:val="18"/>
+        </w:rPr>
+        <w:t xml:space="preserve">New items: VN23 (two different users and visible Customers and Administration menus) and VN24 (bank confirm and transaction screens differ slightly). Screenshots are shown at 610 pixels wide so the larger screens fit.</w:t>
+      </w:r>
+    </w:p>
+    <w:p>
+      <w:pPr>
+        <w:pStyle w:val="ListParagraph"/>
+        <w:numPr>
+          <w:ilvl w:val="0"/>
+          <w:numId w:val="1"/>
+        </w:numPr>
+        <w:spacing w:after="100" w:before="0"/>
+      </w:pPr>
+      <w:r>
+        <w:rPr>
+          <w:rFonts w:ascii="Arial" w:cs="Arial" w:eastAsia="Arial" w:hAnsi="Arial"/>
+          <w:color w:val="161619"/>
+          <w:sz w:val="18"/>
+          <w:szCs w:val="18"/>
+        </w:rPr>
+        <w:t xml:space="preserve">Fixed the 'Marked on page' column, which did not detect markers in instruction text in version 1.3. The Status column now shows verified, partly verified or open.</w:t>
+      </w:r>
+    </w:p>
+    <w:p>
+      <w:pPr>
+        <w:keepNext/>
+        <w:spacing w:after="80" w:before="200"/>
+      </w:pPr>
+      <w:r>
+        <w:rPr>
+          <w:rFonts w:ascii="Arial" w:cs="Arial" w:eastAsia="Arial" w:hAnsi="Arial"/>
+          <w:b/>
+          <w:bCs/>
+          <w:color w:val="1F1C4F"/>
+          <w:sz w:val="18"/>
+          <w:szCs w:val="18"/>
+        </w:rPr>
+        <w:t xml:space="preserve">EARLIER CHANGES (1.2 TO 1.3)</w:t>
       </w:r>
     </w:p>
     <w:p>
@@ -7655,7 +8430,7 @@
         <w:sz w:val="14"/>
         <w:szCs w:val="14"/>
       </w:rPr>
-      <w:t xml:space="preserve">Validation Notes  |  QuickTerminal Quick Start Guide Version 1.3 (Draft)  |  9 October 2026</w:t>
+      <w:t xml:space="preserve">Validation Notes  |  QuickTerminal Quick Start Guide Version 1.4 (Draft)  |  19 October 2026</w:t>
     </w:r>
     <w:r>
       <w:rPr>
@@ -7670,8 +8445,29 @@
         <w:szCs w:val="14"/>
       </w:rPr>
       <w:fldChar w:fldCharType="begin"/>
+    </w:r>
+    <w:r>
+      <w:rPr>
+        <w:rFonts w:ascii="Arial" w:cs="Arial" w:eastAsia="Arial" w:hAnsi="Arial"/>
+        <w:sz w:val="14"/>
+        <w:szCs w:val="14"/>
+      </w:rPr>
       <w:instrText xml:space="preserve">PAGE</w:instrText>
+    </w:r>
+    <w:r>
+      <w:rPr>
+        <w:rFonts w:ascii="Arial" w:cs="Arial" w:eastAsia="Arial" w:hAnsi="Arial"/>
+        <w:sz w:val="14"/>
+        <w:szCs w:val="14"/>
+      </w:rPr>
       <w:fldChar w:fldCharType="separate"/>
+    </w:r>
+    <w:r>
+      <w:rPr>
+        <w:rFonts w:ascii="Arial" w:cs="Arial" w:eastAsia="Arial" w:hAnsi="Arial"/>
+        <w:sz w:val="14"/>
+        <w:szCs w:val="14"/>
+      </w:rPr>
       <w:fldChar w:fldCharType="end"/>
     </w:r>
   </w:p>
